--- a/spa/docx/06.content.docx
+++ b/spa/docx/06.content.docx
@@ -424,7 +424,7 @@
         <w:rPr>
           <w:lang w:val="es_ES" w:bidi="es_ES"/>
         </w:rPr>
-        <w:t xml:space="preserve"> —Recorran el campamento y díganle a la gente que prepare provisiones. Dentro de 3 días cruzaremos el río Jordán para tomar la tierra que el Señor nuestro Dios nos da.I'm sorry, it looks like there is no source text provided for translation in the current task. Could you please provide the text that needs to be translated?</w:t>
+        <w:t xml:space="preserve"> —Recorran el campamento y díganle a la gente que prepare provisiones. Dentro de 3 días cruzaremos el río Jordán para tomar la tierra que el Señor nuestro Dios nos da.</w:t>
       </w:r>
     </w:p>
     <w:p>
@@ -466,7 +466,7 @@
         <w:rPr>
           <w:lang w:val="es_ES" w:bidi="es_ES"/>
         </w:rPr>
-        <w:t xml:space="preserve"> —Recuerden lo que Moisés, el siervo del Señor, les ordenó: "El Señor su Dios les ha dado descanso y les ha entregado esta tierra".</w:t>
+        <w:t xml:space="preserve"> —Recuerden lo que Moisés, el siervo del Señor, les ordenó: “El Señor su Dios les ha dado descanso y les ha entregado esta tierra”.</w:t>
       </w:r>
     </w:p>
     <w:p>
@@ -544,7 +544,7 @@
           <w:vertAlign w:val="superscript"/>
           <w:lang w:val="es_ES" w:bidi="es_ES"/>
         </w:rPr>
-        <w:t>18</w:t>
+        <w:t>17-18</w:t>
       </w:r>
       <w:r>
         <w:rPr>
@@ -671,7 +671,7 @@
         <w:rPr>
           <w:lang w:val="es_ES" w:bidi="es_ES"/>
         </w:rPr>
-        <w:t xml:space="preserve"> Se fueron al atardecer, justo antes de que cerraran las puertas de la ciudad. No sé hacia dónde fueron. Si los persiguen rápido, quizás los encuentren.</w:t>
+        <w:t xml:space="preserve"> Se fueron al atardecer, justo antes de que cerraran las puertas de la ciudad. No sé hacia dónde fueron. Si los persiguen rápido, quizá los encuentren.</w:t>
       </w:r>
     </w:p>
     <w:p>
@@ -812,7 +812,7 @@
           <w:vertAlign w:val="superscript"/>
           <w:lang w:val="es_ES" w:bidi="es_ES"/>
         </w:rPr>
-        <w:t>13</w:t>
+        <w:t>12-13</w:t>
       </w:r>
       <w:r>
         <w:rPr>
@@ -1212,7 +1212,7 @@
         <w:rPr>
           <w:lang w:val="es_ES" w:bidi="es_ES"/>
         </w:rPr>
-        <w:t xml:space="preserve"> El Señor le dijo a Josué:—Hoy voy a hacer que todo Israel te respete, para que sepan que yo estoy contigo como estuve con Moisés.</w:t>
+        <w:t xml:space="preserve"> El Señor le dijo a Josué: —Hoy voy a hacer que todo Israel te respete, para que sepan que yo estoy contigo como estuve con Moisés.</w:t>
       </w:r>
     </w:p>
     <w:p>
@@ -1353,7 +1353,7 @@
           <w:vertAlign w:val="superscript"/>
           <w:lang w:val="es_ES" w:bidi="es_ES"/>
         </w:rPr>
-        <w:t>15</w:t>
+        <w:t>14-15</w:t>
       </w:r>
       <w:r>
         <w:rPr>
@@ -1453,7 +1453,7 @@
           <w:vertAlign w:val="superscript"/>
           <w:lang w:val="es_ES" w:bidi="es_ES"/>
         </w:rPr>
-        <w:t>3</w:t>
+        <w:t>2-3</w:t>
       </w:r>
       <w:r>
         <w:rPr>
@@ -1543,7 +1543,7 @@
         <w:rPr>
           <w:lang w:val="es_ES" w:bidi="es_ES"/>
         </w:rPr>
-        <w:t xml:space="preserve"> podrán decirles: "Es para recordar que el río Jordán dejó de correr cuando el arca de Dios lo cruzó". El monumento será un recordatorio permanente para los israelitas de este gran milagro.</w:t>
+        <w:t xml:space="preserve"> podrán decirles: “Es para recordar que el río Jordán dejó de correr cuando el arca de Dios lo cruzó”. El monumento será un recordatorio permanente para los israelitas de este gran milagro.</w:t>
       </w:r>
     </w:p>
     <w:p>
@@ -1642,7 +1642,7 @@
           <w:vertAlign w:val="superscript"/>
           <w:lang w:val="es_ES" w:bidi="es_ES"/>
         </w:rPr>
-        <w:t>13</w:t>
+        <w:t>12-13</w:t>
       </w:r>
       <w:r>
         <w:rPr>
@@ -1931,28 +1931,28 @@
           <w:vertAlign w:val="superscript"/>
           <w:lang w:val="es_ES" w:bidi="es_ES"/>
         </w:rPr>
-        <w:t>3</w:t>
-      </w:r>
-      <w:r>
-        <w:rPr>
-          <w:lang w:val="es_ES" w:bidi="es_ES"/>
-        </w:rPr>
-        <w:t xml:space="preserve"> En aquel tiempo, el Señor le ordenó a Josué:—Fabrica cuchillos de piedra afilada y circuncida nuevamente a los israelitas.Josué obedeció. Hizo los cuchillos y circuncidó a todos los varones israelitas en la colina de Aralot.1</w:t>
-      </w:r>
-    </w:p>
-    <w:p>
-      <w:pPr/>
-      <w:r>
-        <w:rPr>
-          <w:lang w:val="es_ES" w:bidi="es_ES"/>
-        </w:rPr>
-      </w:r>
-      <w:r>
-        <w:rPr>
-          <w:vertAlign w:val="superscript"/>
-          <w:lang w:val="es_ES" w:bidi="es_ES"/>
-        </w:rPr>
-        <w:t>5</w:t>
+        <w:t>2-3</w:t>
+      </w:r>
+      <w:r>
+        <w:rPr>
+          <w:lang w:val="es_ES" w:bidi="es_ES"/>
+        </w:rPr>
+        <w:t xml:space="preserve"> En aquel tiempo, el Señor le ordenó a Josué: —Fabrica cuchillos de piedra afilada y circuncida nuevamente a los israelitas. Josué obedeció. Hizo los cuchillos y circuncidó a todos los varones israelitas en la colina de Aralot.</w:t>
+      </w:r>
+    </w:p>
+    <w:p>
+      <w:pPr/>
+      <w:r>
+        <w:rPr>
+          <w:lang w:val="es_ES" w:bidi="es_ES"/>
+        </w:rPr>
+      </w:r>
+      <w:r>
+        <w:rPr>
+          <w:vertAlign w:val="superscript"/>
+          <w:lang w:val="es_ES" w:bidi="es_ES"/>
+        </w:rPr>
+        <w:t>4-5</w:t>
       </w:r>
       <w:r>
         <w:rPr>
@@ -2015,13 +2015,13 @@
           <w:vertAlign w:val="superscript"/>
           <w:lang w:val="es_ES" w:bidi="es_ES"/>
         </w:rPr>
-        <w:t>9</w:t>
-      </w:r>
-      <w:r>
-        <w:rPr>
-          <w:lang w:val="es_ES" w:bidi="es_ES"/>
-        </w:rPr>
-        <w:t xml:space="preserve"> El Señor le dijo a Josué:—Hoy les he quitado la vergüenza de haber sido esclavos. Por esa razón, ese lugar se llamó Guilgal,2 y así se llama todavía hoy. Después de eso, todos descansaron en el campamento hasta que sanaron.</w:t>
+        <w:t>8-9</w:t>
+      </w:r>
+      <w:r>
+        <w:rPr>
+          <w:lang w:val="es_ES" w:bidi="es_ES"/>
+        </w:rPr>
+        <w:t xml:space="preserve"> El Señor le dijo a Josué: —Hoy les he quitado la vergüenza de haber sido esclavos. Por esa razón, ese lugar se llamó Guilgal, y así se llama todavía hoy. Después de eso, todos descansaron en el campamento hasta que sanaron.</w:t>
       </w:r>
     </w:p>
     <w:p>
@@ -2105,7 +2105,7 @@
         <w:rPr>
           <w:lang w:val="es_ES" w:bidi="es_ES"/>
         </w:rPr>
-        <w:t xml:space="preserve"> Un día, cuando Josué andaba cerca de Jericó, vio a un hombre parado junto a él con una espada desenvainada. Josué se acercó y le preguntó:—¿Estás de nuestro lado o del lado del enemigo?</w:t>
+        <w:t xml:space="preserve"> Un día, cuando Josué andaba cerca de Jericó, vio a un hombre parado junto a él con una espada desenvainada. Josué se acercó y le preguntó: —¿Estás de nuestro lado o del lado del enemigo?</w:t>
       </w:r>
     </w:p>
     <w:p>
@@ -2126,7 +2126,7 @@
         <w:rPr>
           <w:lang w:val="es_ES" w:bidi="es_ES"/>
         </w:rPr>
-        <w:t xml:space="preserve"> —¡De ninguno! Soy el comandante del ejército del Señor —respondió.Entonces Josué se postró ante él, lo adoró y dijo: —Da a tu siervo las órdenes del Señor.</w:t>
+        <w:t xml:space="preserve"> —¡De ninguno! Soy el comandante del ejército del Señor —respondió. Entonces Josué se postró ante él, lo adoró y dijo: —Da a tu siervo las órdenes del Señor.</w:t>
       </w:r>
     </w:p>
     <w:p>
@@ -2147,7 +2147,7 @@
         <w:rPr>
           <w:lang w:val="es_ES" w:bidi="es_ES"/>
         </w:rPr>
-        <w:t xml:space="preserve"> El comandante del ejército del Señor le ordenó: —Quítate las sandalias, porque este es un lugar sagrado.Y Josué obedeció.</w:t>
+        <w:t xml:space="preserve"> El comandante del ejército del Señor le ordenó: —Quítate las sandalias, porque este es un lugar sagrado. Y Josué obedeció.</w:t>
       </w:r>
     </w:p>
     <w:p>
@@ -2283,13 +2283,13 @@
           <w:vertAlign w:val="superscript"/>
           <w:lang w:val="es_ES" w:bidi="es_ES"/>
         </w:rPr>
-        <w:t>9</w:t>
-      </w:r>
-      <w:r>
-        <w:rPr>
-          <w:lang w:val="es_ES" w:bidi="es_ES"/>
-        </w:rPr>
-        <w:t xml:space="preserve"> Josué reunió a los sacerdotes y al pueblo y les dijo: —Los soldados armados irán al frente, seguidos por los 7 sacerdotes que tocarán sus trompetas. Detrás de ellos irán los sacerdotes que cargan el arca, y al final irá el resto del ejército.Todos cumplieron las instrucciones. Sonaban las tompetas en cada momento.</w:t>
+        <w:t>6-9</w:t>
+      </w:r>
+      <w:r>
+        <w:rPr>
+          <w:lang w:val="es_ES" w:bidi="es_ES"/>
+        </w:rPr>
+        <w:t xml:space="preserve"> Josué reunió a los sacerdotes y al pueblo y les dijo: —Los soldados armados irán al frente, seguidos por los 7 sacerdotes que tocarán sus trompetas. Detrás de ellos irán los sacerdotes que cargan el arca, y al final irá el resto del ejército. Todos cumplieron las instrucciones. Sonaban las trompetas en cada momento.</w:t>
       </w:r>
     </w:p>
     <w:p>
@@ -2346,7 +2346,7 @@
           <w:vertAlign w:val="superscript"/>
           <w:lang w:val="es_ES" w:bidi="es_ES"/>
         </w:rPr>
-        <w:t>14</w:t>
+        <w:t>12-14</w:t>
       </w:r>
       <w:r>
         <w:rPr>
@@ -2604,7 +2604,7 @@
         <w:rPr>
           <w:lang w:val="es_ES" w:bidi="es_ES"/>
         </w:rPr>
-        <w:t xml:space="preserve"> Entonces Josué pronunció este juramento:—Maldito sea delante del Señor el que intente reconstruir esta ciudad de Jericó. Cuando ponga sus cimientos, morirá su hijo mayor. Cuando coloque sus puertas, morirá su hijo menor.</w:t>
+        <w:t xml:space="preserve"> Entonces Josué pronunció este juramento: —Maldito sea delante del Señor el que intente reconstruir esta ciudad de Jericó. Cuando ponga sus cimientos, morirá su hijo mayor. Cuando coloque sus puertas, morirá su hijo menor.</w:t>
       </w:r>
     </w:p>
     <w:p>
@@ -2956,7 +2956,7 @@
         <w:rPr>
           <w:lang w:val="es_ES" w:bidi="es_ES"/>
         </w:rPr>
-        <w:t xml:space="preserve"> El que haya robado lo que pertenece al Señor será quemado junto con todo lo que posee. Ha quebrantado el pacto del Señor y ha traído desgracia sobre Israel".</w:t>
+        <w:t xml:space="preserve"> El que haya robado lo que pertenece al Señor será quemado junto con todo lo que posee. Ha quebrantado el pacto del Señor y ha traído desgracia sobre Israel”.</w:t>
       </w:r>
     </w:p>
     <w:p>
@@ -3040,7 +3040,7 @@
         <w:rPr>
           <w:lang w:val="es_ES" w:bidi="es_ES"/>
         </w:rPr>
-        <w:t xml:space="preserve"> Josué entonces le dijo a Acán:—Hijo mío, honra al Dios de Israel y confiesa. Cuéntame lo que has hecho.</w:t>
+        <w:t xml:space="preserve"> Josué entonces le dijo a Acán: —Hijo mío, honra al Dios de Israel y confiesa. Cuéntame lo que has hecho.</w:t>
       </w:r>
     </w:p>
     <w:p>
@@ -3082,7 +3082,7 @@
         <w:rPr>
           <w:lang w:val="es_ES" w:bidi="es_ES"/>
         </w:rPr>
-        <w:t xml:space="preserve"> Vi un hermoso manto traído de Babilonia, casi 2 kilos y medio de plata y una barra de oro de más de medio kilo. Tuve un gran deseo de poseer todo eso, así que lo tomé y lo escondí en la tierra bajo mi tienda. Allí están, con la plata debajo de todo.</w:t>
+        <w:t xml:space="preserve"> Vi un hermoso manto traído de Babilonia, casi 2,5 kilos de plata y una barra de oro de más de medio kilo. Tuve un gran deseo de poseer todo eso, así que lo tomé y lo escondí en la tierra bajo mi tienda. Allí están, con la plata debajo de todo.</w:t>
       </w:r>
     </w:p>
     <w:p>
@@ -3187,7 +3187,7 @@
         <w:rPr>
           <w:lang w:val="es_ES" w:bidi="es_ES"/>
         </w:rPr>
-        <w:t xml:space="preserve"> Levantaron un gran montón de piedras sobre ellos, que sigue allí hasta el día de hoy. Ese lugar aún se conoce como el valle de Acor.1 Así el Señor apaciguó su ira.</w:t>
+        <w:t xml:space="preserve"> Levantaron un gran montón de piedras sobre ellos, que sigue allí hasta el día de hoy. Ese lugar aún se conoce como el valle de Acor. Así el Señor apaciguó su ira.</w:t>
       </w:r>
     </w:p>
     <w:p>
@@ -3224,7 +3224,7 @@
         <w:rPr>
           <w:lang w:val="es_ES" w:bidi="es_ES"/>
         </w:rPr>
-        <w:t xml:space="preserve"> El Señor le dijo a Josué:—No tengas miedo ni te desanimes. Toma a todos tus soldados y ve a atacar Hai. Yo te entrego la ciudad. El rey de Hai, su gente, su ciudad y su tierra serán de ustedes.</w:t>
+        <w:t xml:space="preserve"> El Señor le dijo a Josué: —No tengas miedo ni te desanimes. Toma a todos tus soldados y ve a atacar Hai. Yo te entrego la ciudad. El rey de Hai, su gente, su ciudad y su tierra serán de ustedes.</w:t>
       </w:r>
     </w:p>
     <w:p>
@@ -3260,7 +3260,7 @@
           <w:vertAlign w:val="superscript"/>
           <w:lang w:val="es_ES" w:bidi="es_ES"/>
         </w:rPr>
-        <w:t>4</w:t>
+        <w:t>3-4</w:t>
       </w:r>
       <w:r>
         <w:rPr>
@@ -3308,7 +3308,7 @@
         <w:rPr>
           <w:lang w:val="es_ES" w:bidi="es_ES"/>
         </w:rPr>
-        <w:t xml:space="preserve"> Ellos nos perseguirán hasta que todos salgan de la ciudad. Pensarán: "Los israelitas están huyendo otra vez".</w:t>
+        <w:t xml:space="preserve"> Ellos nos perseguirán hasta que todos salgan de la ciudad. Pensarán: “Los israelitas están huyendo otra vez”.</w:t>
       </w:r>
     </w:p>
     <w:p>
@@ -3407,7 +3407,7 @@
           <w:vertAlign w:val="superscript"/>
           <w:lang w:val="es_ES" w:bidi="es_ES"/>
         </w:rPr>
-        <w:t>13</w:t>
+        <w:t>11-13</w:t>
       </w:r>
       <w:r>
         <w:rPr>
@@ -3518,7 +3518,7 @@
         <w:rPr>
           <w:lang w:val="es_ES" w:bidi="es_ES"/>
         </w:rPr>
-        <w:t xml:space="preserve"> El Señor le dijo a Josué:—Levanta tu lanza hacia Hai, porque voy a entregarte la ciudad.</w:t>
+        <w:t xml:space="preserve"> El Señor le dijo a Josué: —Levanta tu lanza hacia Hai, porque voy a entregarte la ciudad.</w:t>
       </w:r>
     </w:p>
     <w:p>
@@ -3554,7 +3554,7 @@
           <w:vertAlign w:val="superscript"/>
           <w:lang w:val="es_ES" w:bidi="es_ES"/>
         </w:rPr>
-        <w:t>21</w:t>
+        <w:t>20-21</w:t>
       </w:r>
       <w:r>
         <w:rPr>
@@ -3854,7 +3854,7 @@
         <w:rPr>
           <w:lang w:val="es_ES" w:bidi="es_ES"/>
         </w:rPr>
-        <w:t xml:space="preserve"> Josué leyó cada una una de las palabras de lo que Moisés había ordenado. Todo el pueblo escuchó: las mujeres, los niños y los extranjeros que vivían entre los israelitas.</w:t>
+        <w:t xml:space="preserve"> Josué leyó cada una de las palabras de lo que Moisés había ordenado. Todo el pueblo escuchó: las mujeres, los niños y los extranjeros que vivían entre los israelitas.</w:t>
       </w:r>
     </w:p>
     <w:p>
@@ -3927,7 +3927,7 @@
           <w:vertAlign w:val="superscript"/>
           <w:lang w:val="es_ES" w:bidi="es_ES"/>
         </w:rPr>
-        <w:t>5</w:t>
+        <w:t>3-5</w:t>
       </w:r>
       <w:r>
         <w:rPr>
@@ -3996,7 +3996,7 @@
         <w:rPr>
           <w:lang w:val="es_ES" w:bidi="es_ES"/>
         </w:rPr>
-        <w:t xml:space="preserve"> Ellos dijeron: —Seremos sus siervos.Josué preguntó: —¿Quiénes son ustedes? ¿De dónde vienen?</w:t>
+        <w:t xml:space="preserve"> Ellos dijeron: —Seremos sus siervos. Josué preguntó: —¿Quiénes son ustedes? ¿De dónde vienen?</w:t>
       </w:r>
     </w:p>
     <w:p>
@@ -4059,7 +4059,7 @@
         <w:rPr>
           <w:lang w:val="es_ES" w:bidi="es_ES"/>
         </w:rPr>
-        <w:t xml:space="preserve"> Nuestros líderes y toda nuestra gente nos dijeron: "Preparen comida para el camino. Vayan a donde están los israelitas. Díganles que queremos servirles y hacer la paz con ellos".</w:t>
+        <w:t xml:space="preserve"> Nuestros líderes y toda nuestra gente nos dijeron: “Preparen comida para el camino. Vayan a donde están los israelitas. Díganles que queremos servirles y hacer la paz con ellos”.</w:t>
       </w:r>
     </w:p>
     <w:p>
@@ -4116,7 +4116,7 @@
           <w:vertAlign w:val="superscript"/>
           <w:lang w:val="es_ES" w:bidi="es_ES"/>
         </w:rPr>
-        <w:t>15</w:t>
+        <w:t>14-15</w:t>
       </w:r>
       <w:r>
         <w:rPr>
@@ -4269,7 +4269,7 @@
         <w:rPr>
           <w:lang w:val="es_ES" w:bidi="es_ES"/>
         </w:rPr>
-        <w:t xml:space="preserve"> Josué llamó a los jefes de esas ciudades y les preguntó:—¿Por qué nos engañaron diciendo que vivían muy lejos, cuando en realidad viven cerca de nosotros?</w:t>
+        <w:t xml:space="preserve"> Josué llamó a los jefes de esas ciudades y les preguntó: —¿Por qué nos engañaron diciendo que vivían muy lejos, cuando en realidad viven cerca de nosotros?</w:t>
       </w:r>
     </w:p>
     <w:p>
@@ -4558,7 +4558,7 @@
         <w:rPr>
           <w:lang w:val="es_ES" w:bidi="es_ES"/>
         </w:rPr>
-        <w:t xml:space="preserve"> El Señor le dijo a Josué:—No temas, porque ya están vencidos. Los he entregado en tus manos para que los destruyas. Ninguno de ellos podrá resistirte.</w:t>
+        <w:t xml:space="preserve"> El Señor le dijo a Josué: —No temas, porque ya están vencidos. Los he entregado en tus manos para que los destruyas. Ninguno de ellos podrá resistirte.</w:t>
       </w:r>
     </w:p>
     <w:p>
@@ -4846,7 +4846,7 @@
           <w:vertAlign w:val="superscript"/>
           <w:lang w:val="es_ES" w:bidi="es_ES"/>
         </w:rPr>
-        <w:t>23</w:t>
+        <w:t>22-23</w:t>
       </w:r>
       <w:r>
         <w:rPr>
@@ -5077,7 +5077,7 @@
           <w:vertAlign w:val="superscript"/>
           <w:lang w:val="es_ES" w:bidi="es_ES"/>
         </w:rPr>
-        <w:t>35</w:t>
+        <w:t>34-35</w:t>
       </w:r>
       <w:r>
         <w:rPr>
@@ -5393,7 +5393,7 @@
         <w:rPr>
           <w:lang w:val="es_ES" w:bidi="es_ES"/>
         </w:rPr>
-        <w:t xml:space="preserve"> El Señor le dijo a Josué:—No les temas, porque mañana a esta hora estarán todos muertos. Dejarás inutilizados sus caballos y quemarás sus carros de guerra.</w:t>
+        <w:t xml:space="preserve"> El Señor le dijo a Josué: —No les temas, porque mañana a esta hora estarán todos muertos. Dejarás inutilizados sus caballos y quemarás sus carros de guerra.</w:t>
       </w:r>
     </w:p>
     <w:p>
@@ -5928,13 +5928,13 @@
           <w:vertAlign w:val="superscript"/>
           <w:lang w:val="es_ES" w:bidi="es_ES"/>
         </w:rPr>
-        <w:t>24</w:t>
-      </w:r>
-      <w:r>
-        <w:rPr>
-          <w:lang w:val="es_ES" w:bidi="es_ES"/>
-        </w:rPr>
-        <w:t xml:space="preserve"> Estos territorios incluían las regiones montañosas, las llanuras occidentales, el Arabá, las laderas, la zona desértica y el Néguev. Allí habitaban hititas, amorreos, cananeos, ferezeos, heveos y jebuseos.Derrotaron los reyes de los siguientes lugares: Jericó; Hai, vecina de Betel; Jerusalén; Hebrón; Jarmut; Laquis; Eglón; Guézer; Debir; Guéder; Jormá; Arad; Libná; Adulán; Maquedá; Betel; Tapúaj; Héfer; Afec; Sarón; Madón; Jazor; Simrón Merón; Acsaf; Tanac; Meguido; Cedes; Jocneán de la región del Carmelo; Dor de Nafot Dor; Goyim en Guilgal; y Tirsá. En total fueron 31 reyes.</w:t>
+        <w:t>8-24</w:t>
+      </w:r>
+      <w:r>
+        <w:rPr>
+          <w:lang w:val="es_ES" w:bidi="es_ES"/>
+        </w:rPr>
+        <w:t xml:space="preserve"> Estos territorios incluían las regiones montañosas, las llanuras occidentales, el Arabá, las laderas, la zona desértica y el Néguev. Allí habitaban hititas, amorreos, cananeos, ferezeos, heveos y jebuseos. Derrotaron los reyes de los siguientes lugares: Jericó; Hai, vecina de Betel; Jerusalén; Hebrón; Jarmut; Laquis; Eglón; Guézer; Debir; Guéder; Jormá; Arad; Libná; Adulán; Maquedá; Betel; Tapúaj; Héfer; Afec; Sarón; Madón; Jazor; Simrón Merón; Acsaf; Tanac; Meguido; Cedes; Jocneán de la región del Carmelo; Dor de Nafot Dor; Goyim en Guilgal; y Tirsá. En total fueron 31 reyes.</w:t>
       </w:r>
     </w:p>
     <w:p>
@@ -5986,13 +5986,13 @@
           <w:vertAlign w:val="superscript"/>
           <w:lang w:val="es_ES" w:bidi="es_ES"/>
         </w:rPr>
-        <w:t>7</w:t>
-      </w:r>
-      <w:r>
-        <w:rPr>
-          <w:lang w:val="es_ES" w:bidi="es_ES"/>
-        </w:rPr>
-        <w:t xml:space="preserve"> »Esta es la tierra que aún falta tomar: todos los territorios filisteos y guesureos, desde el río Sijor al oriente de Egipto hasta el límite de Ecrón al norte, región que se considera cananea. Allí gobiernan los 5 príncipes filisteos: el de Gaza, el de Asdod, el de Ascalón, el de Gat y el de Ecrón. También permanece sin tomar la tierra de los aveos al sur, toda la región cananea y Meará de los sidonios, desde Araj hasta Afec en el límite amorrea. Además queda la tierra de los guiblitas y la totalidad del Líbano hacia el oriente, desde Baal Gad al pie del monte Hermón hasta Lebó Jamat. Falta también el territorio de todos los habitantes de las montañas desde el Líbano hasta Misrefot Mayin y de todos los sidonios.»Yo expulsaré a todos estos pueblos de delante de los israelitas. Tú solamente debes repartir esta tierra como heredad entre las 9 tribus y la media tribu de Manasés, conforme te he mandado.</w:t>
+        <w:t>2-7</w:t>
+      </w:r>
+      <w:r>
+        <w:rPr>
+          <w:lang w:val="es_ES" w:bidi="es_ES"/>
+        </w:rPr>
+        <w:t xml:space="preserve"> »Esta es la tierra que aún falta tomar: todos los territorios filisteos y guesureos, desde el río Sijor al oriente de Egipto hasta el límite de Ecrón al norte, región que se considera cananea. Allí gobiernan los 5 príncipes filisteos: el de Gaza, el de Asdod, el de Ascalón, el de Gat y el de Ecrón. También permanece sin tomar la tierra de los aveos al sur, toda la región cananea y Meará de los sidonios, desde Araj hasta Afec en el límite amorrea. Además queda la tierra de los guiblitas y la totalidad del Líbano hacia el oriente, desde Baal Gad al pie del monte Hermón hasta Lebó Jamat. Falta también el territorio de todos los habitantes de las montañas desde el Líbano hasta Misrefot Mayin y de todos los sidonios. »Yo expulsaré a todos estos pueblos de delante de los israelitas. Tú solamente debes repartir esta tierra como heredad entre las 9 tribus y la media tribu de Manasés, conforme te he mandado.</w:t>
       </w:r>
     </w:p>
     <w:p>
@@ -6343,7 +6343,7 @@
           <w:vertAlign w:val="superscript"/>
           <w:lang w:val="es_ES" w:bidi="es_ES"/>
         </w:rPr>
-        <w:t>28</w:t>
+        <w:t>24-28</w:t>
       </w:r>
       <w:r>
         <w:rPr>
@@ -6455,258 +6455,6 @@
           <w:lang w:val="es_ES" w:bidi="es_ES"/>
         </w:rPr>
         <w:t xml:space="preserve"> Pero Moisés no le asignó tierras a la tribu de Leví, porque el Señor, el Dios de Israel, es su heredad, tal como él les había prometido.</w:t>
-      </w:r>
-    </w:p>
-    <w:p>
-      <w:pPr/>
-      <w:r>
-        <w:rPr>
-          <w:lang w:val="es_ES" w:bidi="es_ES"/>
-        </w:rPr>
-      </w:r>
-      <w:r>
-        <w:rPr>
-          <w:vertAlign w:val="superscript"/>
-          <w:lang w:val="es_ES" w:bidi="es_ES"/>
-        </w:rPr>
-        <w:t>2</w:t>
-      </w:r>
-      <w:r>
-        <w:rPr>
-          <w:lang w:val="es_ES" w:bidi="es_ES"/>
-        </w:rPr>
-        <w:t xml:space="preserve"> Josué repartió las tierras en Canaán entre las 9 tribus y media de Israel que aún no tenían territorio. La distribución se hizo por sorteo en presencia del Señor. Fue él quien determinó el resultado. El sacerdote Eleazar, Josué y los jefes de las tribus realizaron el sorteo.</w:t>
-      </w:r>
-    </w:p>
-    <w:p>
-      <w:pPr/>
-      <w:r>
-        <w:rPr>
-          <w:lang w:val="es_ES" w:bidi="es_ES"/>
-        </w:rPr>
-      </w:r>
-      <w:r>
-        <w:rPr>
-          <w:vertAlign w:val="superscript"/>
-          <w:lang w:val="es_ES" w:bidi="es_ES"/>
-        </w:rPr>
-        <w:t>4</w:t>
-      </w:r>
-      <w:r>
-        <w:rPr>
-          <w:lang w:val="es_ES" w:bidi="es_ES"/>
-        </w:rPr>
-        <w:t xml:space="preserve"> Moisés ya había entregado tierras a 2 tribus y media al este del río Jordán. La tribu de José se dividió en 2: Manasés y Efraín. Los levitas no recibieron territorio propio, solo ciudades para vivir y terrenos alrededor de ellas para sus animales.</w:t>
-      </w:r>
-    </w:p>
-    <w:p>
-      <w:pPr/>
-      <w:r>
-        <w:rPr>
-          <w:lang w:val="es_ES" w:bidi="es_ES"/>
-        </w:rPr>
-      </w:r>
-      <w:r>
-        <w:rPr>
-          <w:vertAlign w:val="superscript"/>
-          <w:lang w:val="es_ES" w:bidi="es_ES"/>
-        </w:rPr>
-        <w:t>5</w:t>
-      </w:r>
-      <w:r>
-        <w:rPr>
-          <w:lang w:val="es_ES" w:bidi="es_ES"/>
-        </w:rPr>
-        <w:t xml:space="preserve"> La distribución de la tierra se realizó tal como el Señor se lo había ordenado a Moisés.</w:t>
-      </w:r>
-    </w:p>
-    <w:p>
-      <w:pPr/>
-      <w:r>
-        <w:rPr>
-          <w:lang w:val="es_ES" w:bidi="es_ES"/>
-        </w:rPr>
-      </w:r>
-      <w:r>
-        <w:rPr>
-          <w:vertAlign w:val="superscript"/>
-          <w:lang w:val="es_ES" w:bidi="es_ES"/>
-        </w:rPr>
-        <w:t>6</w:t>
-      </w:r>
-      <w:r>
-        <w:rPr>
-          <w:lang w:val="es_ES" w:bidi="es_ES"/>
-        </w:rPr>
-        <w:t xml:space="preserve"> Un grupo de la tribu de Judá, liderado por Caleb, hijo de Jefone, el quenezeo, fue a ver a Josué en Guilgal. Caleb le dijo a Josué:—Tú recuerdas lo que el Señor le dijo a Moisés, el hombre de Dios, acerca de ti y de mí en Cades Barnea.</w:t>
-      </w:r>
-    </w:p>
-    <w:p>
-      <w:pPr/>
-      <w:r>
-        <w:rPr>
-          <w:lang w:val="es_ES" w:bidi="es_ES"/>
-        </w:rPr>
-      </w:r>
-      <w:r>
-        <w:rPr>
-          <w:vertAlign w:val="superscript"/>
-          <w:lang w:val="es_ES" w:bidi="es_ES"/>
-        </w:rPr>
-        <w:t>7</w:t>
-      </w:r>
-      <w:r>
-        <w:rPr>
-          <w:lang w:val="es_ES" w:bidi="es_ES"/>
-        </w:rPr>
-        <w:t xml:space="preserve"> Yo tenía 40 años cuando Moisés, siervo del Señor, me envió desde Cades Barnea para explorar la tierra. Le traje un informe verdadero.</w:t>
-      </w:r>
-    </w:p>
-    <w:p>
-      <w:pPr/>
-      <w:r>
-        <w:rPr>
-          <w:lang w:val="es_ES" w:bidi="es_ES"/>
-        </w:rPr>
-      </w:r>
-      <w:r>
-        <w:rPr>
-          <w:vertAlign w:val="superscript"/>
-          <w:lang w:val="es_ES" w:bidi="es_ES"/>
-        </w:rPr>
-        <w:t>8</w:t>
-      </w:r>
-      <w:r>
-        <w:rPr>
-          <w:lang w:val="es_ES" w:bidi="es_ES"/>
-        </w:rPr>
-        <w:t xml:space="preserve"> Mis compañeros que fueron conmigo llenaron de miedo al pueblo, pero yo obedecí completamente al Señor mi Dios.</w:t>
-      </w:r>
-    </w:p>
-    <w:p>
-      <w:pPr/>
-      <w:r>
-        <w:rPr>
-          <w:lang w:val="es_ES" w:bidi="es_ES"/>
-        </w:rPr>
-      </w:r>
-      <w:r>
-        <w:rPr>
-          <w:vertAlign w:val="superscript"/>
-          <w:lang w:val="es_ES" w:bidi="es_ES"/>
-        </w:rPr>
-        <w:t>9</w:t>
-      </w:r>
-      <w:r>
-        <w:rPr>
-          <w:lang w:val="es_ES" w:bidi="es_ES"/>
-        </w:rPr>
-        <w:t xml:space="preserve"> Ese día Moisés me juró: "La tierra que pisaron tus pies será heredad tuya y de tus descendientes para siempre, porque obedeciste completamente al Señor mi Dios".</w:t>
-      </w:r>
-    </w:p>
-    <w:p>
-      <w:pPr/>
-      <w:r>
-        <w:rPr>
-          <w:lang w:val="es_ES" w:bidi="es_ES"/>
-        </w:rPr>
-      </w:r>
-      <w:r>
-        <w:rPr>
-          <w:vertAlign w:val="superscript"/>
-          <w:lang w:val="es_ES" w:bidi="es_ES"/>
-        </w:rPr>
-        <w:t>10</w:t>
-      </w:r>
-      <w:r>
-        <w:rPr>
-          <w:lang w:val="es_ES" w:bidi="es_ES"/>
-        </w:rPr>
-        <w:t xml:space="preserve"> »Ahora bien, el Señor me ha mantenido con vida, tal como lo prometió. Han pasado 45 años desde que el Señor le dijo esto a Moisés, mientras Israel caminaba por el desierto.</w:t>
-      </w:r>
-    </w:p>
-    <w:p>
-      <w:pPr/>
-      <w:r>
-        <w:rPr>
-          <w:lang w:val="es_ES" w:bidi="es_ES"/>
-        </w:rPr>
-      </w:r>
-      <w:r>
-        <w:rPr>
-          <w:vertAlign w:val="superscript"/>
-          <w:lang w:val="es_ES" w:bidi="es_ES"/>
-        </w:rPr>
-        <w:t>11</w:t>
-      </w:r>
-      <w:r>
-        <w:rPr>
-          <w:lang w:val="es_ES" w:bidi="es_ES"/>
-        </w:rPr>
-        <w:t xml:space="preserve"> Hoy tengo 85 años, y me siento tan fuerte como el día en que Moisés me envió. Tengo las mismas fuerzas para la batalla que tenía entonces.</w:t>
-      </w:r>
-    </w:p>
-    <w:p>
-      <w:pPr/>
-      <w:r>
-        <w:rPr>
-          <w:lang w:val="es_ES" w:bidi="es_ES"/>
-        </w:rPr>
-      </w:r>
-      <w:r>
-        <w:rPr>
-          <w:vertAlign w:val="superscript"/>
-          <w:lang w:val="es_ES" w:bidi="es_ES"/>
-        </w:rPr>
-        <w:t>12</w:t>
-      </w:r>
-      <w:r>
-        <w:rPr>
-          <w:lang w:val="es_ES" w:bidi="es_ES"/>
-        </w:rPr>
-        <w:t xml:space="preserve"> Ahora dame la región montañosa que el Señor me prometió aquel día. Tú mismo escuchaste entonces que los anaceos viven allí, y que sus ciudades son grandes y fortificadas. Pero si el Señor está conmigo, los expulsaré tal como él lo prometió.</w:t>
-      </w:r>
-    </w:p>
-    <w:p>
-      <w:pPr/>
-      <w:r>
-        <w:rPr>
-          <w:lang w:val="es_ES" w:bidi="es_ES"/>
-        </w:rPr>
-      </w:r>
-      <w:r>
-        <w:rPr>
-          <w:vertAlign w:val="superscript"/>
-          <w:lang w:val="es_ES" w:bidi="es_ES"/>
-        </w:rPr>
-        <w:t>14</w:t>
-      </w:r>
-      <w:r>
-        <w:rPr>
-          <w:lang w:val="es_ES" w:bidi="es_ES"/>
-        </w:rPr>
-        <w:t xml:space="preserve"> Entonces Josué bendijo a Caleb, hijo de Jefone, y le entregó el territorio de Hebrón como heredad. Desde entonces, Hebrón pertenece a Caleb, hijo de Jefone, el quenizita, porque fue completamente fiel al Señor, Dios de Israel.</w:t>
-      </w:r>
-    </w:p>
-    <w:p>
-      <w:pPr/>
-      <w:r>
-        <w:rPr>
-          <w:lang w:val="es_ES" w:bidi="es_ES"/>
-        </w:rPr>
-      </w:r>
-      <w:r>
-        <w:rPr>
-          <w:vertAlign w:val="superscript"/>
-          <w:lang w:val="es_ES" w:bidi="es_ES"/>
-        </w:rPr>
-        <w:t>15</w:t>
-      </w:r>
-      <w:r>
-        <w:rPr>
-          <w:lang w:val="es_ES" w:bidi="es_ES"/>
-        </w:rPr>
-        <w:t xml:space="preserve"> Antes, Hebrón se llamaba Quiriat Arbá, nombre de un gran héroe de los anaquitas. Después de esto, hubo paz en el territorio.</w:t>
       </w:r>
     </w:p>
     <w:p>
@@ -6717,54 +6465,54 @@
         <w:rPr>
           <w:lang w:val="es_ES" w:bidi="es_ES"/>
         </w:rPr>
-        <w:t>Josué 15:1</w:t>
-      </w:r>
-      <w:r>
-        <w:rPr>
-          <w:lang w:val="es_ES" w:bidi="es_ES"/>
-        </w:rPr>
-      </w:r>
-    </w:p>
-    <w:p>
-      <w:pPr/>
-      <w:r>
-        <w:rPr>
-          <w:lang w:val="es_ES" w:bidi="es_ES"/>
-        </w:rPr>
-      </w:r>
-      <w:r>
-        <w:rPr>
-          <w:vertAlign w:val="superscript"/>
-          <w:lang w:val="es_ES" w:bidi="es_ES"/>
-        </w:rPr>
-        <w:t>1</w:t>
-      </w:r>
-      <w:r>
-        <w:rPr>
-          <w:lang w:val="es_ES" w:bidi="es_ES"/>
-        </w:rPr>
-        <w:t xml:space="preserve"> El territorio asignado por sorteo a los clanes de la tribu de Judá se extendía hasta el límite de Edom e incluía el desierto de Zin en el extremo sur.</w:t>
-      </w:r>
-    </w:p>
-    <w:p>
-      <w:pPr/>
-      <w:r>
-        <w:rPr>
-          <w:lang w:val="es_ES" w:bidi="es_ES"/>
-        </w:rPr>
-      </w:r>
-      <w:r>
-        <w:rPr>
-          <w:vertAlign w:val="superscript"/>
-          <w:lang w:val="es_ES" w:bidi="es_ES"/>
-        </w:rPr>
-        <w:t>4</w:t>
-      </w:r>
-      <w:r>
-        <w:rPr>
-          <w:lang w:val="es_ES" w:bidi="es_ES"/>
-        </w:rPr>
-        <w:t xml:space="preserve"> El límite sur de Judá empezaba en la bahía ubicada en el extremo sur del mar Muerto. Salía hacia el sur de la cuesta de los Escorpiones, cruzaba el desierto de Zin y llegaba a Cades Barnea por el sur. Desde allí continuaba por Jezrón, subía hacia Adar, giraba hacia Carcá, seguía por Asmón y salía al torrente de Egipto. Terminaba en el mar Mediterráneo.</w:t>
+        <w:t>Josué 14:1-2</w:t>
+      </w:r>
+      <w:r>
+        <w:rPr>
+          <w:lang w:val="es_ES" w:bidi="es_ES"/>
+        </w:rPr>
+      </w:r>
+    </w:p>
+    <w:p>
+      <w:pPr/>
+      <w:r>
+        <w:rPr>
+          <w:lang w:val="es_ES" w:bidi="es_ES"/>
+        </w:rPr>
+      </w:r>
+      <w:r>
+        <w:rPr>
+          <w:vertAlign w:val="superscript"/>
+          <w:lang w:val="es_ES" w:bidi="es_ES"/>
+        </w:rPr>
+        <w:t>1-2</w:t>
+      </w:r>
+      <w:r>
+        <w:rPr>
+          <w:lang w:val="es_ES" w:bidi="es_ES"/>
+        </w:rPr>
+        <w:t xml:space="preserve"> Josué repartió las tierras en Canaán entre las 9 tribus y media de Israel que aún no tenían territorio. La distribución se hizo por sorteo en presencia del Señor. Fue él quien determinó el resultado. El sacerdote Eleazar, Josué y los jefes de las tribus realizaron el sorteo.</w:t>
+      </w:r>
+    </w:p>
+    <w:p>
+      <w:pPr/>
+      <w:r>
+        <w:rPr>
+          <w:lang w:val="es_ES" w:bidi="es_ES"/>
+        </w:rPr>
+      </w:r>
+      <w:r>
+        <w:rPr>
+          <w:vertAlign w:val="superscript"/>
+          <w:lang w:val="es_ES" w:bidi="es_ES"/>
+        </w:rPr>
+        <w:t>3-4</w:t>
+      </w:r>
+      <w:r>
+        <w:rPr>
+          <w:lang w:val="es_ES" w:bidi="es_ES"/>
+        </w:rPr>
+        <w:t xml:space="preserve"> Moisés ya había entregado tierras a 2 tribus y media al este del río Jordán. La tribu de José se dividió en 2: Manasés y Efraín. Los levitas no recibieron territorio propio, solo ciudades para vivir y terrenos alrededor de ellas para sus animales.</w:t>
       </w:r>
     </w:p>
     <w:p>
@@ -6785,7 +6533,7 @@
         <w:rPr>
           <w:lang w:val="es_ES" w:bidi="es_ES"/>
         </w:rPr>
-        <w:t xml:space="preserve"> El límite oriental era el mar Muerto hasta la desembocadura del río Jordán. El límite norte comenzaba en la bahía donde el Jordán desemboca en el mar Muerto.</w:t>
+        <w:t xml:space="preserve"> La distribución de la tierra se realizó tal como el Señor se lo había ordenado a Moisés.</w:t>
       </w:r>
     </w:p>
     <w:p>
@@ -6806,7 +6554,7 @@
         <w:rPr>
           <w:lang w:val="es_ES" w:bidi="es_ES"/>
         </w:rPr>
-        <w:t xml:space="preserve"> Subía por Bet Joglá, luego continuaba hacia el norte de Bet Arabá hasta llegar a la piedra de Bohán, hijo de Rubén.</w:t>
+        <w:t xml:space="preserve"> Un grupo de la tribu de Judá, liderado por Caleb, hijo de Jefone, el quenezeo, fue a ver a Josué en Guilgal. Caleb le dijo a Josué: —Tú recuerdas lo que el Señor le dijo a Moisés, el hombre de Dios, acerca de ti y de mí en Cades Barnea.</w:t>
       </w:r>
     </w:p>
     <w:p>
@@ -6827,7 +6575,7 @@
         <w:rPr>
           <w:lang w:val="es_ES" w:bidi="es_ES"/>
         </w:rPr>
-        <w:t xml:space="preserve"> Desde ese punto, continuaba por el valle de Acor hasta Debir. Luego giraba hacia el noroeste hacia Guilgal, frente a las lomas de Adumín, al sur del valle. Desde ahí, el límite se extendía hasta los manantiales de Ensemes y luego hasta la fuente de Enroguel.</w:t>
+        <w:t xml:space="preserve"> Yo tenía 40 años cuando Moisés, siervo del Señor, me envió desde Cades Barnea para explorar la tierra. Le traje un informe verdadero.</w:t>
       </w:r>
     </w:p>
     <w:p>
@@ -6848,7 +6596,7 @@
         <w:rPr>
           <w:lang w:val="es_ES" w:bidi="es_ES"/>
         </w:rPr>
-        <w:t xml:space="preserve"> Luego seguía hacia el valle de Ben Hinón, al sur de Jebús, que es donde está Jerusalén. Después continuaba hacia el oeste hasta la cima de la montaña que está sobre el valle de Hinón y luego hacia el norte por el valle de Refayin.</w:t>
+        <w:t xml:space="preserve"> Mis compañeros que fueron conmigo llenaron de miedo al pueblo, pero yo obedecí completamente al Señor mi Dios.</w:t>
       </w:r>
     </w:p>
     <w:p>
@@ -6869,7 +6617,28 @@
         <w:rPr>
           <w:lang w:val="es_ES" w:bidi="es_ES"/>
         </w:rPr>
-        <w:t xml:space="preserve"> Desde allí, desde la cima del monte, se extendía hasta el manantial de Neftóaj. De allí continuaba hacia las ciudades del monte Efrón antes de volver hacia el norte para rodear Balá, que también se conoce como Quiriat Yearín.</w:t>
+        <w:t xml:space="preserve"> Ese día Moisés me juró: “La tierra que pisaron tus pies será heredad tuya y de tus descendientes para siempre, porque obedeciste completamente al Señor mi Dios”.</w:t>
+      </w:r>
+    </w:p>
+    <w:p>
+      <w:pPr/>
+      <w:r>
+        <w:rPr>
+          <w:lang w:val="es_ES" w:bidi="es_ES"/>
+        </w:rPr>
+      </w:r>
+      <w:r>
+        <w:rPr>
+          <w:vertAlign w:val="superscript"/>
+          <w:lang w:val="es_ES" w:bidi="es_ES"/>
+        </w:rPr>
+        <w:t>10</w:t>
+      </w:r>
+      <w:r>
+        <w:rPr>
+          <w:lang w:val="es_ES" w:bidi="es_ES"/>
+        </w:rPr>
+        <w:t xml:space="preserve"> »Ahora bien, el Señor me ha mantenido con vida, tal como lo prometió. Han pasado 45 años desde que el Señor le dijo esto a Moisés, mientras Israel caminaba por el desierto.</w:t>
       </w:r>
     </w:p>
     <w:p>
@@ -6890,7 +6659,7 @@
         <w:rPr>
           <w:lang w:val="es_ES" w:bidi="es_ES"/>
         </w:rPr>
-        <w:t xml:space="preserve"> De allí giraba al oeste de Balá, se dirigía al monte Seír y bordeaba por el norte las laderas del monte Yearín, que es llamado también Quesalón. Descendía a Bet Semes y continuaba por Timná. Luego seguía por el lado norte de Ecrón, giraba hacia Sicrón, rodeaba el monte Balá y llegaba a Jabnel. El límite terminaba en el mar Mediterráneo.</w:t>
+        <w:t xml:space="preserve"> Hoy tengo 85 años, y me siento tan fuerte como el día en que Moisés me envió. Tengo las mismas fuerzas para la batalla que tenía entonces.</w:t>
       </w:r>
     </w:p>
     <w:p>
@@ -6911,49 +6680,28 @@
         <w:rPr>
           <w:lang w:val="es_ES" w:bidi="es_ES"/>
         </w:rPr>
-        <w:t xml:space="preserve"> El límite occidental era la línea costera del mar Mediterráneo. Estas son las fronteras del territorio que se asignó a los clanes de la tribu de Judá.</w:t>
-      </w:r>
-    </w:p>
-    <w:p>
-      <w:pPr/>
-      <w:r>
-        <w:rPr>
-          <w:lang w:val="es_ES" w:bidi="es_ES"/>
-        </w:rPr>
-      </w:r>
-      <w:r>
-        <w:rPr>
-          <w:vertAlign w:val="superscript"/>
-          <w:lang w:val="es_ES" w:bidi="es_ES"/>
-        </w:rPr>
-        <w:t>13</w:t>
-      </w:r>
-      <w:r>
-        <w:rPr>
-          <w:lang w:val="es_ES" w:bidi="es_ES"/>
-        </w:rPr>
-        <w:t xml:space="preserve"> El Señor le ordenó a Josué que le diera a Caleb, hijo de Jefone, una porción de tierra dentro del territorio de Judá. Por eso le entregó la ciudad de Quiriat Arbá, que también se llama Hebrón. Arbá fue el padre de Anac.</w:t>
-      </w:r>
-    </w:p>
-    <w:p>
-      <w:pPr/>
-      <w:r>
-        <w:rPr>
-          <w:lang w:val="es_ES" w:bidi="es_ES"/>
-        </w:rPr>
-      </w:r>
-      <w:r>
-        <w:rPr>
-          <w:vertAlign w:val="superscript"/>
-          <w:lang w:val="es_ES" w:bidi="es_ES"/>
-        </w:rPr>
-        <w:t>14</w:t>
-      </w:r>
-      <w:r>
-        <w:rPr>
-          <w:lang w:val="es_ES" w:bidi="es_ES"/>
-        </w:rPr>
-        <w:t xml:space="preserve"> Caleb derrotó allí a los descendientes de Anac: Sesay, Ajimán y Talmay.</w:t>
+        <w:t xml:space="preserve"> Ahora dame la región montañosa que el Señor me prometió aquel día. Tú mismo escuchaste entonces que los anaceos viven allí, y que sus ciudades son grandes y fortificadas. Pero si el Señor está conmigo, los expulsaré tal como él lo prometió.</w:t>
+      </w:r>
+    </w:p>
+    <w:p>
+      <w:pPr/>
+      <w:r>
+        <w:rPr>
+          <w:lang w:val="es_ES" w:bidi="es_ES"/>
+        </w:rPr>
+      </w:r>
+      <w:r>
+        <w:rPr>
+          <w:vertAlign w:val="superscript"/>
+          <w:lang w:val="es_ES" w:bidi="es_ES"/>
+        </w:rPr>
+        <w:t>13-14</w:t>
+      </w:r>
+      <w:r>
+        <w:rPr>
+          <w:lang w:val="es_ES" w:bidi="es_ES"/>
+        </w:rPr>
+        <w:t xml:space="preserve"> Entonces Josué bendijo a Caleb, hijo de Jefone, y le entregó el territorio de Hebrón como heredad. Desde entonces, Hebrón pertenece a Caleb, hijo de Jefone, el quenizita, porque fue completamente fiel al Señor, Dios de Israel.</w:t>
       </w:r>
     </w:p>
     <w:p>
@@ -6974,280 +6722,7 @@
         <w:rPr>
           <w:lang w:val="es_ES" w:bidi="es_ES"/>
         </w:rPr>
-        <w:t xml:space="preserve"> Entonces luchó contra los habitantes de la ciudad de Debir, que anteriormente se llamaba Quiriat Séfer.</w:t>
-      </w:r>
-    </w:p>
-    <w:p>
-      <w:pPr/>
-      <w:r>
-        <w:rPr>
-          <w:lang w:val="es_ES" w:bidi="es_ES"/>
-        </w:rPr>
-      </w:r>
-      <w:r>
-        <w:rPr>
-          <w:vertAlign w:val="superscript"/>
-          <w:lang w:val="es_ES" w:bidi="es_ES"/>
-        </w:rPr>
-        <w:t>16</w:t>
-      </w:r>
-      <w:r>
-        <w:rPr>
-          <w:lang w:val="es_ES" w:bidi="es_ES"/>
-        </w:rPr>
-        <w:t xml:space="preserve"> Caleb dijo que le daría a su hija Acsa como esposa al hombre que atacara y conquistara Quiriat Séfer.</w:t>
-      </w:r>
-    </w:p>
-    <w:p>
-      <w:pPr/>
-      <w:r>
-        <w:rPr>
-          <w:lang w:val="es_ES" w:bidi="es_ES"/>
-        </w:rPr>
-      </w:r>
-      <w:r>
-        <w:rPr>
-          <w:vertAlign w:val="superscript"/>
-          <w:lang w:val="es_ES" w:bidi="es_ES"/>
-        </w:rPr>
-        <w:t>17</w:t>
-      </w:r>
-      <w:r>
-        <w:rPr>
-          <w:lang w:val="es_ES" w:bidi="es_ES"/>
-        </w:rPr>
-        <w:t xml:space="preserve"> Otoniel, hijo de Quenaz y sobrino de Caleb, conquistó la ciudad. Por eso Caleb le dio a su hija Acsa como esposa.</w:t>
-      </w:r>
-    </w:p>
-    <w:p>
-      <w:pPr/>
-      <w:r>
-        <w:rPr>
-          <w:lang w:val="es_ES" w:bidi="es_ES"/>
-        </w:rPr>
-      </w:r>
-      <w:r>
-        <w:rPr>
-          <w:vertAlign w:val="superscript"/>
-          <w:lang w:val="es_ES" w:bidi="es_ES"/>
-        </w:rPr>
-        <w:t>18</w:t>
-      </w:r>
-      <w:r>
-        <w:rPr>
-          <w:lang w:val="es_ES" w:bidi="es_ES"/>
-        </w:rPr>
-        <w:t xml:space="preserve"> Cuando ella llegó, convenció a Otoniel de que le pidiera un campo a su padre. Ella se bajó del burro y Caleb le preguntó:—¿Qué quieres?</w:t>
-      </w:r>
-    </w:p>
-    <w:p>
-      <w:pPr/>
-      <w:r>
-        <w:rPr>
-          <w:lang w:val="es_ES" w:bidi="es_ES"/>
-        </w:rPr>
-      </w:r>
-      <w:r>
-        <w:rPr>
-          <w:vertAlign w:val="superscript"/>
-          <w:lang w:val="es_ES" w:bidi="es_ES"/>
-        </w:rPr>
-        <w:t>19</w:t>
-      </w:r>
-      <w:r>
-        <w:rPr>
-          <w:lang w:val="es_ES" w:bidi="es_ES"/>
-        </w:rPr>
-        <w:t xml:space="preserve"> Ella respondió: —Dame un regalo. Me diste tierra en el Néguev, que es seca. Dame también manantiales de agua.Entonces Caleb le dio los manantiales de arriba y los manantiales de abajo.</w:t>
-      </w:r>
-    </w:p>
-    <w:p>
-      <w:pPr/>
-      <w:r>
-        <w:rPr>
-          <w:lang w:val="es_ES" w:bidi="es_ES"/>
-        </w:rPr>
-      </w:r>
-      <w:r>
-        <w:rPr>
-          <w:vertAlign w:val="superscript"/>
-          <w:lang w:val="es_ES" w:bidi="es_ES"/>
-        </w:rPr>
-        <w:t>20</w:t>
-      </w:r>
-      <w:r>
-        <w:rPr>
-          <w:lang w:val="es_ES" w:bidi="es_ES"/>
-        </w:rPr>
-        <w:t xml:space="preserve"> Esta fue la heredad de la tribu de Judá, según sus clanes.</w:t>
-      </w:r>
-    </w:p>
-    <w:p>
-      <w:pPr/>
-      <w:r>
-        <w:rPr>
-          <w:lang w:val="es_ES" w:bidi="es_ES"/>
-        </w:rPr>
-      </w:r>
-      <w:r>
-        <w:rPr>
-          <w:vertAlign w:val="superscript"/>
-          <w:lang w:val="es_ES" w:bidi="es_ES"/>
-        </w:rPr>
-        <w:t>32</w:t>
-      </w:r>
-      <w:r>
-        <w:rPr>
-          <w:lang w:val="es_ES" w:bidi="es_ES"/>
-        </w:rPr>
-        <w:t xml:space="preserve"> Las ciudades de Judá situadas a lo largo de las fronteras de Edom en el Néguev eran Cabsel, Éder, Jagur, Quiná, Dimoná, Adadá, Cedes, Jazor, Itnán, Zif, Telén, Bealot, Jazor Jadatá, Queriot, Jezrón, que también es conocida como Jazor, Amán, Semá, Moladá, Jazar Gadá, Hesmón, Bet Pelet, Jazar Súal, Berseba con sus aldeas, Balá, Iyín, Esen, Eltolad, Quesil, Jormá, Siclag, Madmana, Sansaná, Lebaot, Siljín, Ayin y Rimón. En total, estas ciudades con sus aldeas sumaban 29.</w:t>
-      </w:r>
-    </w:p>
-    <w:p>
-      <w:pPr/>
-      <w:r>
-        <w:rPr>
-          <w:lang w:val="es_ES" w:bidi="es_ES"/>
-        </w:rPr>
-      </w:r>
-      <w:r>
-        <w:rPr>
-          <w:vertAlign w:val="superscript"/>
-          <w:lang w:val="es_ES" w:bidi="es_ES"/>
-        </w:rPr>
-        <w:t>36</w:t>
-      </w:r>
-      <w:r>
-        <w:rPr>
-          <w:lang w:val="es_ES" w:bidi="es_ES"/>
-        </w:rPr>
-        <w:t xml:space="preserve"> Las siguientes ciudades de la llanura también fueron asignadas a Judá: Estaol, Zora, Asena, Zanoa, Enganín, Tapúaj, Enam, Jarmut, Adulán, Soco, Azeca, Sajarayin, Aditayin, Guederá y Guederotayin. En total eran 14 ciudades con sus aldeas.</w:t>
-      </w:r>
-    </w:p>
-    <w:p>
-      <w:pPr/>
-      <w:r>
-        <w:rPr>
-          <w:lang w:val="es_ES" w:bidi="es_ES"/>
-        </w:rPr>
-      </w:r>
-      <w:r>
-        <w:rPr>
-          <w:vertAlign w:val="superscript"/>
-          <w:lang w:val="es_ES" w:bidi="es_ES"/>
-        </w:rPr>
-        <w:t>44</w:t>
-      </w:r>
-      <w:r>
-        <w:rPr>
-          <w:lang w:val="es_ES" w:bidi="es_ES"/>
-        </w:rPr>
-        <w:t xml:space="preserve"> También estaban Zenán, Jadasá, Migdal Gad, Dileán, Mizpa, Joctel, Laquis, Boscat, Eglón, Cabón, Lajmás, Quitlís, Guederot, Bet Dagón, Noamá y Maquedá. En total eran 16 ciudades con sus aldeas. Y estaban Libná, Éter, Asán, Jifta, Asena, Nezib, Queilá, Aczib y Maresá. En total eran 9 ciudades con sus aldeas.</w:t>
-      </w:r>
-    </w:p>
-    <w:p>
-      <w:pPr/>
-      <w:r>
-        <w:rPr>
-          <w:lang w:val="es_ES" w:bidi="es_ES"/>
-        </w:rPr>
-      </w:r>
-      <w:r>
-        <w:rPr>
-          <w:vertAlign w:val="superscript"/>
-          <w:lang w:val="es_ES" w:bidi="es_ES"/>
-        </w:rPr>
-        <w:t>45</w:t>
-      </w:r>
-      <w:r>
-        <w:rPr>
-          <w:lang w:val="es_ES" w:bidi="es_ES"/>
-        </w:rPr>
-        <w:t xml:space="preserve"> El territorio de la tribu de Judá también incluyó todas las ciudades y aldeas de Ecrón.</w:t>
-      </w:r>
-    </w:p>
-    <w:p>
-      <w:pPr/>
-      <w:r>
-        <w:rPr>
-          <w:lang w:val="es_ES" w:bidi="es_ES"/>
-        </w:rPr>
-      </w:r>
-      <w:r>
-        <w:rPr>
-          <w:vertAlign w:val="superscript"/>
-          <w:lang w:val="es_ES" w:bidi="es_ES"/>
-        </w:rPr>
-        <w:t>46</w:t>
-      </w:r>
-      <w:r>
-        <w:rPr>
-          <w:lang w:val="es_ES" w:bidi="es_ES"/>
-        </w:rPr>
-        <w:t xml:space="preserve"> Desde Ecrón, el límite se extendía hasta el mar Mediterráneo e incluía las ciudades en las fronteras de Asdod con sus aldeas cercanas.</w:t>
-      </w:r>
-    </w:p>
-    <w:p>
-      <w:pPr/>
-      <w:r>
-        <w:rPr>
-          <w:lang w:val="es_ES" w:bidi="es_ES"/>
-        </w:rPr>
-      </w:r>
-      <w:r>
-        <w:rPr>
-          <w:vertAlign w:val="superscript"/>
-          <w:lang w:val="es_ES" w:bidi="es_ES"/>
-        </w:rPr>
-        <w:t>47</w:t>
-      </w:r>
-      <w:r>
-        <w:rPr>
-          <w:lang w:val="es_ES" w:bidi="es_ES"/>
-        </w:rPr>
-        <w:t xml:space="preserve"> También estaba la ciudad de Asdod con sus aldeas, y Gaza con sus aldeas hasta el arroyo de Egipto, además de toda la costa del mar Mediterráneo.</w:t>
-      </w:r>
-    </w:p>
-    <w:p>
-      <w:pPr/>
-      <w:r>
-        <w:rPr>
-          <w:lang w:val="es_ES" w:bidi="es_ES"/>
-        </w:rPr>
-      </w:r>
-      <w:r>
-        <w:rPr>
-          <w:vertAlign w:val="superscript"/>
-          <w:lang w:val="es_ES" w:bidi="es_ES"/>
-        </w:rPr>
-        <w:t>62</w:t>
-      </w:r>
-      <w:r>
-        <w:rPr>
-          <w:lang w:val="es_ES" w:bidi="es_ES"/>
-        </w:rPr>
-        <w:t xml:space="preserve"> Judá también recibió estas ciudades en la región montañosa con sus aldeas cercanas. Recibió Samir, Jatir, Soco, Daná, Quiriat Saná, que es Debir, Anab, Estemoa, Anín, Gosén, Holón y Guiló, que son 11 ciudades con sus aldeas. También recibió Arab, Dumá, Esán, Yanún, Bet Tapúaj, Afecá, Humtá, Quiriat Arbá, que es Hebrón, y Sior, que son 9 ciudades con sus aldeas. Recibió Maón, Carmel, Zif, Yutá, Jezrel, Jocdeán, Zanoa, Caín, Guibeá y Timná, que son 10 ciudades con sus aldeas. Recibió Jaljul, Betsur, Guedor, Marat, Bet Anot y Eltecón, que son 6 ciudades con sus aldeas. Recibió Quiriat Baal, que es Quiriat Yearín, y Rabá, con sus aldeas. Y en el desierto, recibió Bet Arabá, Midín, Secacá, Nibsán, la Ciudad de la Sal y Engadi, que son 6 ciudades con sus aldeas.</w:t>
-      </w:r>
-    </w:p>
-    <w:p>
-      <w:pPr/>
-      <w:r>
-        <w:rPr>
-          <w:lang w:val="es_ES" w:bidi="es_ES"/>
-        </w:rPr>
-      </w:r>
-      <w:r>
-        <w:rPr>
-          <w:vertAlign w:val="superscript"/>
-          <w:lang w:val="es_ES" w:bidi="es_ES"/>
-        </w:rPr>
-        <w:t>63</w:t>
-      </w:r>
-      <w:r>
-        <w:rPr>
-          <w:lang w:val="es_ES" w:bidi="es_ES"/>
-        </w:rPr>
-        <w:t xml:space="preserve"> La tribu de Judá no pudo expulsar a los jebuseos que habitaban en Jerusalén. Así que los jebuseos continúan viviendo allí junto al pueblo de Judá hasta hoy.</w:t>
+        <w:t xml:space="preserve"> Antes, Hebrón se llamaba Quiriat Arbá, nombre de un gran héroe de los anaquitas. Después de esto, hubo paz en el territorio.</w:t>
       </w:r>
     </w:p>
     <w:p>
@@ -7258,7 +6733,7 @@
         <w:rPr>
           <w:lang w:val="es_ES" w:bidi="es_ES"/>
         </w:rPr>
-        <w:t>Josué 16:1</w:t>
+        <w:t>Josué 15:1</w:t>
       </w:r>
       <w:r>
         <w:rPr>
@@ -7284,28 +6759,28 @@
         <w:rPr>
           <w:lang w:val="es_ES" w:bidi="es_ES"/>
         </w:rPr>
-        <w:t xml:space="preserve"> El territorio de las tribus de José se extendía desde el río Jordán en Jericó, a través del desierto y de la región montañosa, hasta Betel.</w:t>
-      </w:r>
-    </w:p>
-    <w:p>
-      <w:pPr/>
-      <w:r>
-        <w:rPr>
-          <w:lang w:val="es_ES" w:bidi="es_ES"/>
-        </w:rPr>
-      </w:r>
-      <w:r>
-        <w:rPr>
-          <w:vertAlign w:val="superscript"/>
-          <w:lang w:val="es_ES" w:bidi="es_ES"/>
-        </w:rPr>
-        <w:t>4</w:t>
-      </w:r>
-      <w:r>
-        <w:rPr>
-          <w:lang w:val="es_ES" w:bidi="es_ES"/>
-        </w:rPr>
-        <w:t xml:space="preserve"> Luego continuaba hasta Luz, hasta Atarot en el territorio de los arquitas y hacia el oeste hasta el límite de los jafletitas. Llegó a Bet Jorón de Abajo, luego hasta Guézer y finalmente al mar Mediterráneo. Esta fue la heredad de Manasés y Efraín, descendientes de José.</w:t>
+        <w:t xml:space="preserve"> El territorio asignado por sorteo a los clanes de la tribu de Judá se extendía hasta el límite de Edom e incluía el desierto de Zin en el extremo sur.</w:t>
+      </w:r>
+    </w:p>
+    <w:p>
+      <w:pPr/>
+      <w:r>
+        <w:rPr>
+          <w:lang w:val="es_ES" w:bidi="es_ES"/>
+        </w:rPr>
+      </w:r>
+      <w:r>
+        <w:rPr>
+          <w:vertAlign w:val="superscript"/>
+          <w:lang w:val="es_ES" w:bidi="es_ES"/>
+        </w:rPr>
+        <w:t>2-4</w:t>
+      </w:r>
+      <w:r>
+        <w:rPr>
+          <w:lang w:val="es_ES" w:bidi="es_ES"/>
+        </w:rPr>
+        <w:t xml:space="preserve"> El límite sur de Judá empezaba en la bahía ubicada en el extremo sur del mar Muerto. Salía hacia el sur de la cuesta de los Escorpiones, cruzaba el desierto de Zin y llegaba a Cades Barnea por el sur. Desde allí continuaba por Jezrón, subía hacia Adar, giraba hacia Carcá, seguía por Asmón y salía al torrente de Egipto. Terminaba en el mar Mediterráneo.</w:t>
       </w:r>
     </w:p>
     <w:p>
@@ -7326,7 +6801,7 @@
         <w:rPr>
           <w:lang w:val="es_ES" w:bidi="es_ES"/>
         </w:rPr>
-        <w:t xml:space="preserve"> El límite oriental del territorio de la tribu de Efraín comenzaba en Atarot Adar. Desde allí se extendía hasta Bet Jorón de Arriba.</w:t>
+        <w:t xml:space="preserve"> El límite oriental era el mar Muerto hasta la desembocadura del río Jordán. El límite norte comenzaba en la bahía donde el Jordán desemboca en el mar Muerto.</w:t>
       </w:r>
     </w:p>
     <w:p>
@@ -7347,7 +6822,7 @@
         <w:rPr>
           <w:lang w:val="es_ES" w:bidi="es_ES"/>
         </w:rPr>
-        <w:t xml:space="preserve"> Llegaba hasta el mar Mediterráneo. El límite norte comenzaba en el mar, continuaba hacia el este más allá de Micmetat, luego pasaba por Tanat Siló y llegaba a Janoa.</w:t>
+        <w:t xml:space="preserve"> Subía por Bet Joglá, luego continuaba hacia el norte de Bet Arabá hasta llegar a la piedra de Bohán, hijo de Rubén.</w:t>
       </w:r>
     </w:p>
     <w:p>
@@ -7368,7 +6843,7 @@
         <w:rPr>
           <w:lang w:val="es_ES" w:bidi="es_ES"/>
         </w:rPr>
-        <w:t xml:space="preserve"> Desde Janoa, volvía hacia el sur, pasando por Atarot y Nará, y por Jericó, para terminar en el río Jordán.</w:t>
+        <w:t xml:space="preserve"> Desde ese punto, continuaba por el valle de Acor hasta Debir. Luego giraba hacia el noroeste hacia Guilgal, frente a las lomas de Adumín, al sur del valle. Desde ahí, el límite se extendía hasta los manantiales de Ensemes y luego hasta la fuente de Enroguel.</w:t>
       </w:r>
     </w:p>
     <w:p>
@@ -7389,7 +6864,7 @@
         <w:rPr>
           <w:lang w:val="es_ES" w:bidi="es_ES"/>
         </w:rPr>
-        <w:t xml:space="preserve"> Desde Tapúaj, el límite se extendía hacia el occidente hasta el arroyo de Caná, y terminaba en el mar. Esta fue la heredad de la tribu de Efraín, según sus clanes.</w:t>
+        <w:t xml:space="preserve"> Luego seguía hacia el valle de Ben Hinón, al sur de Jebús, que es donde está Jerusalén. Después continuaba hacia el oeste hasta la cima de la montaña que está sobre el valle de Hinón y luego hacia el norte por el valle de Refayin.</w:t>
       </w:r>
     </w:p>
     <w:p>
@@ -7410,28 +6885,385 @@
         <w:rPr>
           <w:lang w:val="es_ES" w:bidi="es_ES"/>
         </w:rPr>
-        <w:t xml:space="preserve"> La tribu de Efraín también recibió algunas ciudades y aldeas del territorio de la media tribu de Manasés.</w:t>
-      </w:r>
-    </w:p>
-    <w:p>
-      <w:pPr/>
-      <w:r>
-        <w:rPr>
-          <w:lang w:val="es_ES" w:bidi="es_ES"/>
-        </w:rPr>
-      </w:r>
-      <w:r>
-        <w:rPr>
-          <w:vertAlign w:val="superscript"/>
-          <w:lang w:val="es_ES" w:bidi="es_ES"/>
-        </w:rPr>
-        <w:t>10</w:t>
-      </w:r>
-      <w:r>
-        <w:rPr>
-          <w:lang w:val="es_ES" w:bidi="es_ES"/>
-        </w:rPr>
-        <w:t xml:space="preserve"> La tribu de Efraín no expulsó a los cananeos que habitaban en Guézer. Aún viven su territorio, aunque les sirven como esclavos.</w:t>
+        <w:t xml:space="preserve"> Desde allí, desde la cima del monte, se extendía hasta el manantial de Neftóaj. De allí continuaba hacia las ciudades del monte Efrón antes de volver hacia el norte para rodear Balá, que también se conoce como Quiriat Yearín.</w:t>
+      </w:r>
+    </w:p>
+    <w:p>
+      <w:pPr/>
+      <w:r>
+        <w:rPr>
+          <w:lang w:val="es_ES" w:bidi="es_ES"/>
+        </w:rPr>
+      </w:r>
+      <w:r>
+        <w:rPr>
+          <w:vertAlign w:val="superscript"/>
+          <w:lang w:val="es_ES" w:bidi="es_ES"/>
+        </w:rPr>
+        <w:t>10-11</w:t>
+      </w:r>
+      <w:r>
+        <w:rPr>
+          <w:lang w:val="es_ES" w:bidi="es_ES"/>
+        </w:rPr>
+        <w:t xml:space="preserve"> De allí giraba al oeste de Balá, se dirigía al monte Seír y bordeaba por el norte las laderas del monte Yearín, que es llamado también Quesalón. Descendía a Bet Semes y continuaba por Timná. Luego seguía por el lado norte de Ecrón, giraba hacia Sicrón, rodeaba el monte Balá y llegaba a Jabnel. El límite terminaba en el mar Mediterráneo.</w:t>
+      </w:r>
+    </w:p>
+    <w:p>
+      <w:pPr/>
+      <w:r>
+        <w:rPr>
+          <w:lang w:val="es_ES" w:bidi="es_ES"/>
+        </w:rPr>
+      </w:r>
+      <w:r>
+        <w:rPr>
+          <w:vertAlign w:val="superscript"/>
+          <w:lang w:val="es_ES" w:bidi="es_ES"/>
+        </w:rPr>
+        <w:t>12</w:t>
+      </w:r>
+      <w:r>
+        <w:rPr>
+          <w:lang w:val="es_ES" w:bidi="es_ES"/>
+        </w:rPr>
+        <w:t xml:space="preserve"> El límite occidental era la línea costera del mar Mediterráneo. Estas son las fronteras del territorio que se asignó a los clanes de la tribu de Judá.</w:t>
+      </w:r>
+    </w:p>
+    <w:p>
+      <w:pPr/>
+      <w:r>
+        <w:rPr>
+          <w:lang w:val="es_ES" w:bidi="es_ES"/>
+        </w:rPr>
+      </w:r>
+      <w:r>
+        <w:rPr>
+          <w:vertAlign w:val="superscript"/>
+          <w:lang w:val="es_ES" w:bidi="es_ES"/>
+        </w:rPr>
+        <w:t>13</w:t>
+      </w:r>
+      <w:r>
+        <w:rPr>
+          <w:lang w:val="es_ES" w:bidi="es_ES"/>
+        </w:rPr>
+        <w:t xml:space="preserve"> El Señor le ordenó a Josué que le diera a Caleb, hijo de Jefone, una porción de tierra dentro del territorio de Judá. Por eso le entregó la ciudad de Quiriat Arbá, que también se llama Hebrón. Arbá fue el padre de Anac.</w:t>
+      </w:r>
+    </w:p>
+    <w:p>
+      <w:pPr/>
+      <w:r>
+        <w:rPr>
+          <w:lang w:val="es_ES" w:bidi="es_ES"/>
+        </w:rPr>
+      </w:r>
+      <w:r>
+        <w:rPr>
+          <w:vertAlign w:val="superscript"/>
+          <w:lang w:val="es_ES" w:bidi="es_ES"/>
+        </w:rPr>
+        <w:t>14</w:t>
+      </w:r>
+      <w:r>
+        <w:rPr>
+          <w:lang w:val="es_ES" w:bidi="es_ES"/>
+        </w:rPr>
+        <w:t xml:space="preserve"> Caleb derrotó allí a los descendientes de Anac: Sesay, Ajimán y Talmay.</w:t>
+      </w:r>
+    </w:p>
+    <w:p>
+      <w:pPr/>
+      <w:r>
+        <w:rPr>
+          <w:lang w:val="es_ES" w:bidi="es_ES"/>
+        </w:rPr>
+      </w:r>
+      <w:r>
+        <w:rPr>
+          <w:vertAlign w:val="superscript"/>
+          <w:lang w:val="es_ES" w:bidi="es_ES"/>
+        </w:rPr>
+        <w:t>15</w:t>
+      </w:r>
+      <w:r>
+        <w:rPr>
+          <w:lang w:val="es_ES" w:bidi="es_ES"/>
+        </w:rPr>
+        <w:t xml:space="preserve"> Entonces luchó contra los habitantes de la ciudad de Debir, que anteriormente se llamaba Quiriat Séfer.</w:t>
+      </w:r>
+    </w:p>
+    <w:p>
+      <w:pPr/>
+      <w:r>
+        <w:rPr>
+          <w:lang w:val="es_ES" w:bidi="es_ES"/>
+        </w:rPr>
+      </w:r>
+      <w:r>
+        <w:rPr>
+          <w:vertAlign w:val="superscript"/>
+          <w:lang w:val="es_ES" w:bidi="es_ES"/>
+        </w:rPr>
+        <w:t>16</w:t>
+      </w:r>
+      <w:r>
+        <w:rPr>
+          <w:lang w:val="es_ES" w:bidi="es_ES"/>
+        </w:rPr>
+        <w:t xml:space="preserve"> Caleb dijo que le daría a su hija Acsa como esposa al hombre que atacara y tomara posesión de Quiriat Séfer.</w:t>
+      </w:r>
+    </w:p>
+    <w:p>
+      <w:pPr/>
+      <w:r>
+        <w:rPr>
+          <w:lang w:val="es_ES" w:bidi="es_ES"/>
+        </w:rPr>
+      </w:r>
+      <w:r>
+        <w:rPr>
+          <w:vertAlign w:val="superscript"/>
+          <w:lang w:val="es_ES" w:bidi="es_ES"/>
+        </w:rPr>
+        <w:t>17</w:t>
+      </w:r>
+      <w:r>
+        <w:rPr>
+          <w:lang w:val="es_ES" w:bidi="es_ES"/>
+        </w:rPr>
+        <w:t xml:space="preserve"> Otoniel, hijo de Quenaz y sobrino de Caleb, tomó posesión de la ciudad. Por eso Caleb le dio a su hija Acsa como esposa.</w:t>
+      </w:r>
+    </w:p>
+    <w:p>
+      <w:pPr/>
+      <w:r>
+        <w:rPr>
+          <w:lang w:val="es_ES" w:bidi="es_ES"/>
+        </w:rPr>
+      </w:r>
+      <w:r>
+        <w:rPr>
+          <w:vertAlign w:val="superscript"/>
+          <w:lang w:val="es_ES" w:bidi="es_ES"/>
+        </w:rPr>
+        <w:t>18</w:t>
+      </w:r>
+      <w:r>
+        <w:rPr>
+          <w:lang w:val="es_ES" w:bidi="es_ES"/>
+        </w:rPr>
+        <w:t xml:space="preserve"> Cuando ella llegó, convenció a Otoniel de que le pidiera un campo a su padre. Ella se bajó del burro y Caleb le preguntó: —¿Qué quieres?</w:t>
+      </w:r>
+    </w:p>
+    <w:p>
+      <w:pPr/>
+      <w:r>
+        <w:rPr>
+          <w:lang w:val="es_ES" w:bidi="es_ES"/>
+        </w:rPr>
+      </w:r>
+      <w:r>
+        <w:rPr>
+          <w:vertAlign w:val="superscript"/>
+          <w:lang w:val="es_ES" w:bidi="es_ES"/>
+        </w:rPr>
+        <w:t>19</w:t>
+      </w:r>
+      <w:r>
+        <w:rPr>
+          <w:lang w:val="es_ES" w:bidi="es_ES"/>
+        </w:rPr>
+        <w:t xml:space="preserve"> Ella respondió: —Dame un regalo. Me diste tierra en el Néguev, que es seca. Dame también manantiales de agua. Entonces Caleb le dio los manantiales de arriba y los manantiales de abajo.</w:t>
+      </w:r>
+    </w:p>
+    <w:p>
+      <w:pPr/>
+      <w:r>
+        <w:rPr>
+          <w:lang w:val="es_ES" w:bidi="es_ES"/>
+        </w:rPr>
+      </w:r>
+      <w:r>
+        <w:rPr>
+          <w:vertAlign w:val="superscript"/>
+          <w:lang w:val="es_ES" w:bidi="es_ES"/>
+        </w:rPr>
+        <w:t>20</w:t>
+      </w:r>
+      <w:r>
+        <w:rPr>
+          <w:lang w:val="es_ES" w:bidi="es_ES"/>
+        </w:rPr>
+        <w:t xml:space="preserve"> Esta fue la heredad de la tribu de Judá, según sus clanes.</w:t>
+      </w:r>
+    </w:p>
+    <w:p>
+      <w:pPr/>
+      <w:r>
+        <w:rPr>
+          <w:lang w:val="es_ES" w:bidi="es_ES"/>
+        </w:rPr>
+      </w:r>
+      <w:r>
+        <w:rPr>
+          <w:vertAlign w:val="superscript"/>
+          <w:lang w:val="es_ES" w:bidi="es_ES"/>
+        </w:rPr>
+        <w:t>21-32</w:t>
+      </w:r>
+      <w:r>
+        <w:rPr>
+          <w:lang w:val="es_ES" w:bidi="es_ES"/>
+        </w:rPr>
+        <w:t xml:space="preserve"> Las ciudades de Judá situadas a lo largo de las fronteras de Edom en el Néguev eran Cabsel, Éder, Jagur, Quiná, Dimoná, Adadá, Cedes, Jazor, Itnán, Zif, Telén, Bealot, Jazor Jadatá, Queriot, Jezrón, que también es conocida como Jazor, Amán, Semá, Moladá, Jazar Gadá, Hesmón, Bet Pelet, Jazar Súal, Berseba con sus aldeas, Balá, Iyín, Esen, Eltolad, Quesil, Jormá, Siclag, Madmana, Sansaná, Lebaot, Siljín, Ayin y Rimón. En total, estas ciudades con sus aldeas sumaban 29.</w:t>
+      </w:r>
+    </w:p>
+    <w:p>
+      <w:pPr/>
+      <w:r>
+        <w:rPr>
+          <w:lang w:val="es_ES" w:bidi="es_ES"/>
+        </w:rPr>
+      </w:r>
+      <w:r>
+        <w:rPr>
+          <w:vertAlign w:val="superscript"/>
+          <w:lang w:val="es_ES" w:bidi="es_ES"/>
+        </w:rPr>
+        <w:t>33-36</w:t>
+      </w:r>
+      <w:r>
+        <w:rPr>
+          <w:lang w:val="es_ES" w:bidi="es_ES"/>
+        </w:rPr>
+        <w:t xml:space="preserve"> Las siguientes ciudades de la llanura también fueron asignadas a Judá: Estaol, Zora, Asena, Zanoa, Enganín, Tapúaj, Enam, Jarmut, Adulán, Soco, Azeca, Sajarayin, Aditayin, Guederá y Guederotayin. En total eran 14 ciudades con sus aldeas.</w:t>
+      </w:r>
+    </w:p>
+    <w:p>
+      <w:pPr/>
+      <w:r>
+        <w:rPr>
+          <w:lang w:val="es_ES" w:bidi="es_ES"/>
+        </w:rPr>
+      </w:r>
+      <w:r>
+        <w:rPr>
+          <w:vertAlign w:val="superscript"/>
+          <w:lang w:val="es_ES" w:bidi="es_ES"/>
+        </w:rPr>
+        <w:t>37-44</w:t>
+      </w:r>
+      <w:r>
+        <w:rPr>
+          <w:lang w:val="es_ES" w:bidi="es_ES"/>
+        </w:rPr>
+        <w:t xml:space="preserve"> También estaban Zenán, Jadasá, Migdal Gad, Dileán, Mizpa, Joctel, Laquis, Boscat, Eglón, Cabón, Lajmás, Quitlís, Guederot, Bet Dagón, Noamá y Maquedá. En total eran 16 ciudades con sus aldeas. Y estaban Libná, Éter, Asán, Jifta, Asena, Nezib, Queilá, Aczib y Maresá. En total eran 9 ciudades con sus aldeas.</w:t>
+      </w:r>
+    </w:p>
+    <w:p>
+      <w:pPr/>
+      <w:r>
+        <w:rPr>
+          <w:lang w:val="es_ES" w:bidi="es_ES"/>
+        </w:rPr>
+      </w:r>
+      <w:r>
+        <w:rPr>
+          <w:vertAlign w:val="superscript"/>
+          <w:lang w:val="es_ES" w:bidi="es_ES"/>
+        </w:rPr>
+        <w:t>45</w:t>
+      </w:r>
+      <w:r>
+        <w:rPr>
+          <w:lang w:val="es_ES" w:bidi="es_ES"/>
+        </w:rPr>
+        <w:t xml:space="preserve"> El territorio de la tribu de Judá también incluyó todas las ciudades y aldeas de Ecrón.</w:t>
+      </w:r>
+    </w:p>
+    <w:p>
+      <w:pPr/>
+      <w:r>
+        <w:rPr>
+          <w:lang w:val="es_ES" w:bidi="es_ES"/>
+        </w:rPr>
+      </w:r>
+      <w:r>
+        <w:rPr>
+          <w:vertAlign w:val="superscript"/>
+          <w:lang w:val="es_ES" w:bidi="es_ES"/>
+        </w:rPr>
+        <w:t>46</w:t>
+      </w:r>
+      <w:r>
+        <w:rPr>
+          <w:lang w:val="es_ES" w:bidi="es_ES"/>
+        </w:rPr>
+        <w:t xml:space="preserve"> Desde Ecrón, el límite se extendía hasta el mar Mediterráneo e incluía las ciudades en las fronteras de Asdod con sus aldeas cercanas.</w:t>
+      </w:r>
+    </w:p>
+    <w:p>
+      <w:pPr/>
+      <w:r>
+        <w:rPr>
+          <w:lang w:val="es_ES" w:bidi="es_ES"/>
+        </w:rPr>
+      </w:r>
+      <w:r>
+        <w:rPr>
+          <w:vertAlign w:val="superscript"/>
+          <w:lang w:val="es_ES" w:bidi="es_ES"/>
+        </w:rPr>
+        <w:t>47</w:t>
+      </w:r>
+      <w:r>
+        <w:rPr>
+          <w:lang w:val="es_ES" w:bidi="es_ES"/>
+        </w:rPr>
+        <w:t xml:space="preserve"> También estaba la ciudad de Asdod con sus aldeas, y Gaza con sus aldeas hasta el arroyo de Egipto, además de toda la costa del mar Mediterráneo.</w:t>
+      </w:r>
+    </w:p>
+    <w:p>
+      <w:pPr/>
+      <w:r>
+        <w:rPr>
+          <w:lang w:val="es_ES" w:bidi="es_ES"/>
+        </w:rPr>
+      </w:r>
+      <w:r>
+        <w:rPr>
+          <w:vertAlign w:val="superscript"/>
+          <w:lang w:val="es_ES" w:bidi="es_ES"/>
+        </w:rPr>
+        <w:t>48-62</w:t>
+      </w:r>
+      <w:r>
+        <w:rPr>
+          <w:lang w:val="es_ES" w:bidi="es_ES"/>
+        </w:rPr>
+        <w:t xml:space="preserve"> Judá también recibió estas ciudades en la región montañosa con sus aldeas cercanas. Recibió Samir, Jatir, Soco, Daná, Quiriat Saná, que es Debir, Anab, Estemoa, Anín, Gosén, Holón y Guiló, que son 11 ciudades con sus aldeas. También recibió Arab, Dumá, Esán, Yanún, Bet Tapúaj, Afecá, Humtá, Quiriat Arbá, que es Hebrón, y Sior, que son 9 ciudades con sus aldeas. Recibió Maón, Carmel, Zif, Yutá, Jezrel, Jocdeán, Zanoa, Caín, Guibeá y Timná, que son 10 ciudades con sus aldeas. Recibió Jaljul, Betsur, Guedor, Marat, Bet Anot y Eltecón, que son 6 ciudades con sus aldeas. Recibió Quiriat Baal, que es Quiriat Yearín, y Rabá, con sus aldeas. Y en el desierto, recibió Bet Arabá, Midín, Secacá, Nibsán, la Ciudad de la Sal y Engadi, que son 6 ciudades con sus aldeas.</w:t>
+      </w:r>
+    </w:p>
+    <w:p>
+      <w:pPr/>
+      <w:r>
+        <w:rPr>
+          <w:lang w:val="es_ES" w:bidi="es_ES"/>
+        </w:rPr>
+      </w:r>
+      <w:r>
+        <w:rPr>
+          <w:vertAlign w:val="superscript"/>
+          <w:lang w:val="es_ES" w:bidi="es_ES"/>
+        </w:rPr>
+        <w:t>63</w:t>
+      </w:r>
+      <w:r>
+        <w:rPr>
+          <w:lang w:val="es_ES" w:bidi="es_ES"/>
+        </w:rPr>
+        <w:t xml:space="preserve"> La tribu de Judá no pudo expulsar a los jebuseos que habitaban en Jerusalén. Así que los jebuseos continúan viviendo allí junto al pueblo de Judá hasta hoy.</w:t>
       </w:r>
     </w:p>
     <w:p>
@@ -7442,7 +7274,7 @@
         <w:rPr>
           <w:lang w:val="es_ES" w:bidi="es_ES"/>
         </w:rPr>
-        <w:t>Josué 17:1</w:t>
+        <w:t>Josué 16:1</w:t>
       </w:r>
       <w:r>
         <w:rPr>
@@ -7468,70 +7300,49 @@
         <w:rPr>
           <w:lang w:val="es_ES" w:bidi="es_ES"/>
         </w:rPr>
-        <w:t xml:space="preserve"> El territorio que le tocó por sorteo a la media tribu de Manasés, el hijo mayor de José, fue asignado así. La familia de Maquir, el hijo mayor de Manasés y padre de Galaad, recibió las tierras de Galaad y Basán al oriente del río Jordán, porque Maquir era un gran guerrero.</w:t>
-      </w:r>
-    </w:p>
-    <w:p>
-      <w:pPr/>
-      <w:r>
-        <w:rPr>
-          <w:lang w:val="es_ES" w:bidi="es_ES"/>
-        </w:rPr>
-      </w:r>
-      <w:r>
-        <w:rPr>
-          <w:vertAlign w:val="superscript"/>
-          <w:lang w:val="es_ES" w:bidi="es_ES"/>
-        </w:rPr>
-        <w:t>2</w:t>
-      </w:r>
-      <w:r>
-        <w:rPr>
-          <w:lang w:val="es_ES" w:bidi="es_ES"/>
-        </w:rPr>
-        <w:t xml:space="preserve"> Las familias de Abiezer, Jélec, Asriel, Siquén, Héfer y Semidá, que también eran descendientes de Manasés, recibieron tierras al occidente del Jordán.</w:t>
-      </w:r>
-    </w:p>
-    <w:p>
-      <w:pPr/>
-      <w:r>
-        <w:rPr>
-          <w:lang w:val="es_ES" w:bidi="es_ES"/>
-        </w:rPr>
-      </w:r>
-      <w:r>
-        <w:rPr>
-          <w:vertAlign w:val="superscript"/>
-          <w:lang w:val="es_ES" w:bidi="es_ES"/>
-        </w:rPr>
-        <w:t>3</w:t>
-      </w:r>
-      <w:r>
-        <w:rPr>
-          <w:lang w:val="es_ES" w:bidi="es_ES"/>
-        </w:rPr>
-        <w:t xml:space="preserve"> Pero Zelofejad, hijo de Héfer y descendiente de Galaad, Maquir y Manasés, no tuvo hijos varones. Solo tuvo 5 hijas que se llamaban Majlá, Noa, Joglá, Milca y Tirsá.</w:t>
-      </w:r>
-    </w:p>
-    <w:p>
-      <w:pPr/>
-      <w:r>
-        <w:rPr>
-          <w:lang w:val="es_ES" w:bidi="es_ES"/>
-        </w:rPr>
-      </w:r>
-      <w:r>
-        <w:rPr>
-          <w:vertAlign w:val="superscript"/>
-          <w:lang w:val="es_ES" w:bidi="es_ES"/>
-        </w:rPr>
-        <w:t>4</w:t>
-      </w:r>
-      <w:r>
-        <w:rPr>
-          <w:lang w:val="es_ES" w:bidi="es_ES"/>
-        </w:rPr>
-        <w:t xml:space="preserve"> Ellas fueron a hablar con el sacerdote Eleazar, con Josué y con los jefes de Israel. Les dijeron:—El Señor le ordenó a Moisés que debíamos recibir una heredad igual a la de los hombres de nuestra tribu.</w:t>
+        <w:t xml:space="preserve"> El territorio de las tribus de José se extendía desde el río Jordán en Jericó, a través del desierto y de la región montañosa, hasta Betel.</w:t>
+      </w:r>
+    </w:p>
+    <w:p>
+      <w:pPr/>
+      <w:r>
+        <w:rPr>
+          <w:lang w:val="es_ES" w:bidi="es_ES"/>
+        </w:rPr>
+      </w:r>
+      <w:r>
+        <w:rPr>
+          <w:vertAlign w:val="superscript"/>
+          <w:lang w:val="es_ES" w:bidi="es_ES"/>
+        </w:rPr>
+        <w:t>2-4</w:t>
+      </w:r>
+      <w:r>
+        <w:rPr>
+          <w:lang w:val="es_ES" w:bidi="es_ES"/>
+        </w:rPr>
+        <w:t xml:space="preserve"> Luego continuaba hasta Luz, hasta Atarot en el territorio de los arquitas y hacia el oeste hasta el límite de los jafletitas. Llegó a Bet Jorón de Abajo, luego hasta Guézer y finalmente al mar Mediterráneo. Esta fue la heredad de Manasés y Efraín, descendientes de José.</w:t>
+      </w:r>
+    </w:p>
+    <w:p>
+      <w:pPr/>
+      <w:r>
+        <w:rPr>
+          <w:lang w:val="es_ES" w:bidi="es_ES"/>
+        </w:rPr>
+      </w:r>
+      <w:r>
+        <w:rPr>
+          <w:vertAlign w:val="superscript"/>
+          <w:lang w:val="es_ES" w:bidi="es_ES"/>
+        </w:rPr>
+        <w:t>5</w:t>
+      </w:r>
+      <w:r>
+        <w:rPr>
+          <w:lang w:val="es_ES" w:bidi="es_ES"/>
+        </w:rPr>
+        <w:t xml:space="preserve"> El límite oriental del territorio de la tribu de Efraín comenzaba en Atarot Adar. Desde allí se extendía hasta Bet Jorón de Arriba.</w:t>
       </w:r>
     </w:p>
     <w:p>
@@ -7552,7 +7363,7 @@
         <w:rPr>
           <w:lang w:val="es_ES" w:bidi="es_ES"/>
         </w:rPr>
-        <w:t xml:space="preserve"> Por eso, las 5 mujeres recibieron su heredad junto con los 5 tíos de su padre. Así, la tribu de Manasés recibió 10 porciones de tierra al occidente del Jordán, además de las tierras de Galaad y Basán que estaban al oriente.</w:t>
+        <w:t xml:space="preserve"> Llegaba hasta el mar Mediterráneo. El límite norte comenzaba en el mar, continuaba hacia el este más allá de Micmetat, luego pasaba por Tanat Siló y llegaba a Janoa.</w:t>
       </w:r>
     </w:p>
     <w:p>
@@ -7573,7 +7384,7 @@
         <w:rPr>
           <w:lang w:val="es_ES" w:bidi="es_ES"/>
         </w:rPr>
-        <w:t xml:space="preserve"> El límite norte del territorio de Manasés iba desde el límite con Aser hasta Micmetat, que está al oriente de Siquén. Desde allí bajaba hacia el sur. Al sur, el límite comenzaba en Micmetat y se extendía hasta el manantial de Tapúaj.</w:t>
+        <w:t xml:space="preserve"> Desde Janoa, volvía hacia el sur, pasando por Atarot y Nará, y por Jericó, para terminar en el río Jordán.</w:t>
       </w:r>
     </w:p>
     <w:p>
@@ -7594,7 +7405,7 @@
         <w:rPr>
           <w:lang w:val="es_ES" w:bidi="es_ES"/>
         </w:rPr>
-        <w:t xml:space="preserve"> El territorio de Tapúaj pertenecía a Manasés, pero la ciudad de Tapúaj, ubicada en el límite de Manasés, era de Efraín.</w:t>
+        <w:t xml:space="preserve"> Desde Tapúaj, el límite se extendía hacia el occidente hasta el arroyo de Caná, y terminaba en el mar. Esta fue la heredad de la tribu de Efraín, según sus clanes.</w:t>
       </w:r>
     </w:p>
     <w:p>
@@ -7615,7 +7426,7 @@
         <w:rPr>
           <w:lang w:val="es_ES" w:bidi="es_ES"/>
         </w:rPr>
-        <w:t xml:space="preserve"> Después la frontera de Manasés seguía por el lado norte del arroyo de Caná hasta llegar al mar Mediterráneo. Algunas ciudades al sur del arroyo eran de Efraín, aunque quedaban dentro del territorio de Manasés.</w:t>
+        <w:t xml:space="preserve"> La tribu de Efraín también recibió algunas ciudades y aldeas del territorio de la media tribu de Manasés.</w:t>
       </w:r>
     </w:p>
     <w:p>
@@ -7636,154 +7447,7 @@
         <w:rPr>
           <w:lang w:val="es_ES" w:bidi="es_ES"/>
         </w:rPr>
-        <w:t xml:space="preserve"> El territorio al sur del arroyo hasta el mar Mediterráneo se le dio a Efraín. El territorio al norte del arroyo y hacia el este del mar se le dio a Manasés. El límite norte de Manasés era Aser, y el límite este era Isacar.</w:t>
-      </w:r>
-    </w:p>
-    <w:p>
-      <w:pPr/>
-      <w:r>
-        <w:rPr>
-          <w:lang w:val="es_ES" w:bidi="es_ES"/>
-        </w:rPr>
-      </w:r>
-      <w:r>
-        <w:rPr>
-          <w:vertAlign w:val="superscript"/>
-          <w:lang w:val="es_ES" w:bidi="es_ES"/>
-        </w:rPr>
-        <w:t>11</w:t>
-      </w:r>
-      <w:r>
-        <w:rPr>
-          <w:lang w:val="es_ES" w:bidi="es_ES"/>
-        </w:rPr>
-        <w:t xml:space="preserve"> La media tribu de Manasés también recibió ciudades que estaban en las zonas de Isacar y Aser. Entre ellas estaban Bet-seán, Ibleam, Dor, Endor, Tanac y Meguido, junto con las 3 colinas. Cada ciudad incluía los pueblos de sus alrededores.</w:t>
-      </w:r>
-    </w:p>
-    <w:p>
-      <w:pPr/>
-      <w:r>
-        <w:rPr>
-          <w:lang w:val="es_ES" w:bidi="es_ES"/>
-        </w:rPr>
-      </w:r>
-      <w:r>
-        <w:rPr>
-          <w:vertAlign w:val="superscript"/>
-          <w:lang w:val="es_ES" w:bidi="es_ES"/>
-        </w:rPr>
-        <w:t>12</w:t>
-      </w:r>
-      <w:r>
-        <w:rPr>
-          <w:lang w:val="es_ES" w:bidi="es_ES"/>
-        </w:rPr>
-        <w:t xml:space="preserve"> Pero los descendientes de Manasés no lograron expulsar a los cananeos de esas ciudades, así que los cananeos siguieron viviendo allí.</w:t>
-      </w:r>
-    </w:p>
-    <w:p>
-      <w:pPr/>
-      <w:r>
-        <w:rPr>
-          <w:lang w:val="es_ES" w:bidi="es_ES"/>
-        </w:rPr>
-      </w:r>
-      <w:r>
-        <w:rPr>
-          <w:vertAlign w:val="superscript"/>
-          <w:lang w:val="es_ES" w:bidi="es_ES"/>
-        </w:rPr>
-        <w:t>13</w:t>
-      </w:r>
-      <w:r>
-        <w:rPr>
-          <w:lang w:val="es_ES" w:bidi="es_ES"/>
-        </w:rPr>
-        <w:t xml:space="preserve"> Tiempo después, cuando los israelitas se volvieron más poderosos, hicieron que los cananeos trabajaran para ellos como esclavos.</w:t>
-      </w:r>
-    </w:p>
-    <w:p>
-      <w:pPr/>
-      <w:r>
-        <w:rPr>
-          <w:lang w:val="es_ES" w:bidi="es_ES"/>
-        </w:rPr>
-      </w:r>
-      <w:r>
-        <w:rPr>
-          <w:vertAlign w:val="superscript"/>
-          <w:lang w:val="es_ES" w:bidi="es_ES"/>
-        </w:rPr>
-        <w:t>14</w:t>
-      </w:r>
-      <w:r>
-        <w:rPr>
-          <w:lang w:val="es_ES" w:bidi="es_ES"/>
-        </w:rPr>
-        <w:t xml:space="preserve"> Un día los descendientes de José fueron a hablar con Josué y le dijeron: —¿Por qué nos has dado solamente una porción de tierra? El Señor nos ha convertido en un pueblo numeroso.</w:t>
-      </w:r>
-    </w:p>
-    <w:p>
-      <w:pPr/>
-      <w:r>
-        <w:rPr>
-          <w:lang w:val="es_ES" w:bidi="es_ES"/>
-        </w:rPr>
-      </w:r>
-      <w:r>
-        <w:rPr>
-          <w:vertAlign w:val="superscript"/>
-          <w:lang w:val="es_ES" w:bidi="es_ES"/>
-        </w:rPr>
-        <w:t>15</w:t>
-      </w:r>
-      <w:r>
-        <w:rPr>
-          <w:lang w:val="es_ES" w:bidi="es_ES"/>
-        </w:rPr>
-        <w:t xml:space="preserve"> Josué les respondió: —Si la zona montañosa de Efraín es pequeña para ustedes, suban a los bosques donde viven los ferezeos y los refaítas, y despejen terreno allí.</w:t>
-      </w:r>
-    </w:p>
-    <w:p>
-      <w:pPr/>
-      <w:r>
-        <w:rPr>
-          <w:lang w:val="es_ES" w:bidi="es_ES"/>
-        </w:rPr>
-      </w:r>
-      <w:r>
-        <w:rPr>
-          <w:vertAlign w:val="superscript"/>
-          <w:lang w:val="es_ES" w:bidi="es_ES"/>
-        </w:rPr>
-        <w:t>16</w:t>
-      </w:r>
-      <w:r>
-        <w:rPr>
-          <w:lang w:val="es_ES" w:bidi="es_ES"/>
-        </w:rPr>
-        <w:t xml:space="preserve"> Las tribus de José contestaron: —Es que las montañas no son suficientes para nosotros. Además, los cananeos que viven en las tierras bajas cerca de Bet-seán y en el valle de Jezrel tienen carros de hierro. Son muy poderosos.</w:t>
-      </w:r>
-    </w:p>
-    <w:p>
-      <w:pPr/>
-      <w:r>
-        <w:rPr>
-          <w:lang w:val="es_ES" w:bidi="es_ES"/>
-        </w:rPr>
-      </w:r>
-      <w:r>
-        <w:rPr>
-          <w:vertAlign w:val="superscript"/>
-          <w:lang w:val="es_ES" w:bidi="es_ES"/>
-        </w:rPr>
-        <w:t>18</w:t>
-      </w:r>
-      <w:r>
-        <w:rPr>
-          <w:lang w:val="es_ES" w:bidi="es_ES"/>
-        </w:rPr>
-        <w:t xml:space="preserve"> Entonces Josué les dijo: —Ustedes son una tribu fuerte y numerosa. Despejen los bosques de la montaña y hagan de ese lugar su hogar. Podrán lograrlo sin problema. Y aunque los cananeos tengan carros de hierro y sean fuertes, ustedes los expulsarán de allí. Estoy seguro de que ustedes podrán expulsar a los cananeos de los valles, aunque sean fuertes y tengan carros de hierro.</w:t>
+        <w:t xml:space="preserve"> La tribu de Efraín no expulsó a los cananeos que habitaban en Guézer. Aún viven su territorio, aunque les sirven como esclavos.</w:t>
       </w:r>
     </w:p>
     <w:p>
@@ -7794,7 +7458,7 @@
         <w:rPr>
           <w:lang w:val="es_ES" w:bidi="es_ES"/>
         </w:rPr>
-        <w:t>Josué 18:1</w:t>
+        <w:t>Josué 17:1</w:t>
       </w:r>
       <w:r>
         <w:rPr>
@@ -7820,7 +7484,7 @@
         <w:rPr>
           <w:lang w:val="es_ES" w:bidi="es_ES"/>
         </w:rPr>
-        <w:t xml:space="preserve"> Después de quedarse el territorio bajo su control, todos los israelitas se reunieron en Siló, donde estaba la tienda de reunión.</w:t>
+        <w:t xml:space="preserve"> El territorio que le tocó por sorteo a la media tribu de Manasés, el hijo mayor de José, fue asignado así. La familia de Maquir, el hijo mayor de Manasés y padre de Galaad, recibió las tierras de Galaad y Basán al oriente del río Jordán, porque Maquir era un gran guerrero.</w:t>
       </w:r>
     </w:p>
     <w:p>
@@ -7841,7 +7505,7 @@
         <w:rPr>
           <w:lang w:val="es_ES" w:bidi="es_ES"/>
         </w:rPr>
-        <w:t xml:space="preserve"> De las tribus de Israel, 7 aún no habían entrado a tomar la tierra que el Señor les había dado.</w:t>
+        <w:t xml:space="preserve"> Las familias de Abiezer, Jélec, Asriel, Siquén, Héfer y Semidá, que también eran descendientes de Manasés, recibieron tierras al occidente del Jordán.</w:t>
       </w:r>
     </w:p>
     <w:p>
@@ -7862,7 +7526,7 @@
         <w:rPr>
           <w:lang w:val="es_ES" w:bidi="es_ES"/>
         </w:rPr>
-        <w:t xml:space="preserve"> Entonces Josué les preguntó: —¿Hasta cuándo van a esperar para ir a tomar la tierra que el Señor, el Dios de ustedes, les ha dado?</w:t>
+        <w:t xml:space="preserve"> Pero Zelofejad, hijo de Héfer y descendiente de Galaad, Maquir y Manasés, no tuvo hijos varones. Solo tuvo 5 hijas que se llamaban Majlá, Noa, Joglá, Milca y Tirsá.</w:t>
       </w:r>
     </w:p>
     <w:p>
@@ -7883,28 +7547,28 @@
         <w:rPr>
           <w:lang w:val="es_ES" w:bidi="es_ES"/>
         </w:rPr>
-        <w:t xml:space="preserve"> Escojan a 3 hombres de cada tribu, y yo los enviaré a recorrer el territorio que todavía falta controlar. Ellos traerán un informe describiendo cómo es esa tierra, para que yo pueda repartirla entre ustedes.</w:t>
-      </w:r>
-    </w:p>
-    <w:p>
-      <w:pPr/>
-      <w:r>
-        <w:rPr>
-          <w:lang w:val="es_ES" w:bidi="es_ES"/>
-        </w:rPr>
-      </w:r>
-      <w:r>
-        <w:rPr>
-          <w:vertAlign w:val="superscript"/>
-          <w:lang w:val="es_ES" w:bidi="es_ES"/>
-        </w:rPr>
-        <w:t>6</w:t>
-      </w:r>
-      <w:r>
-        <w:rPr>
-          <w:lang w:val="es_ES" w:bidi="es_ES"/>
-        </w:rPr>
-        <w:t xml:space="preserve"> Los exploradores dividirán el territorio en 7 partes en un mapa. Después haremos un sorteo delante del Señor para decidir qué parte le toca a cada tribu. La heredad de Judá quedará en el sur, y la heredad de la familia de José quedará en el norte.</w:t>
+        <w:t xml:space="preserve"> Ellas fueron a hablar con el sacerdote Eleazar, con Josué y con los jefes de Israel. Les dijeron: —El Señor le ordenó a Moisés que debíamos recibir una heredad igual a la de los hombres de nuestra tribu.</w:t>
+      </w:r>
+    </w:p>
+    <w:p>
+      <w:pPr/>
+      <w:r>
+        <w:rPr>
+          <w:lang w:val="es_ES" w:bidi="es_ES"/>
+        </w:rPr>
+      </w:r>
+      <w:r>
+        <w:rPr>
+          <w:vertAlign w:val="superscript"/>
+          <w:lang w:val="es_ES" w:bidi="es_ES"/>
+        </w:rPr>
+        <w:t>5-6</w:t>
+      </w:r>
+      <w:r>
+        <w:rPr>
+          <w:lang w:val="es_ES" w:bidi="es_ES"/>
+        </w:rPr>
+        <w:t xml:space="preserve"> Por eso, las 5 mujeres recibieron su heredad junto con los 5 tíos de su padre. Así, la tribu de Manasés recibió 10 porciones de tierra al occidente del Jordán, además de las tierras de Galaad y Basán que estaban al oriente.</w:t>
       </w:r>
     </w:p>
     <w:p>
@@ -7925,7 +7589,7 @@
         <w:rPr>
           <w:lang w:val="es_ES" w:bidi="es_ES"/>
         </w:rPr>
-        <w:t xml:space="preserve"> Pero recuerden que los levitas no recibirán ninguna heredad de tierra, porque su herencia es servir como sacerdotes del Señor. Las tribus de Gad, Rubén y la media tribu de Manasés tampoco recibirán más tierra. Ya tienen la que Moisés, el siervo del Señor, les dio al este del río Jordán.</w:t>
+        <w:t xml:space="preserve"> El límite norte del territorio de Manasés iba desde el límite con Aser hasta Micmetat, que está al oriente de Siquén. Desde allí bajaba hacia el sur. Al sur, el límite comenzaba en Micmetat y se extendía hasta el manantial de Tapúaj.</w:t>
       </w:r>
     </w:p>
     <w:p>
@@ -7946,7 +7610,7 @@
         <w:rPr>
           <w:lang w:val="es_ES" w:bidi="es_ES"/>
         </w:rPr>
-        <w:t xml:space="preserve"> Los exploradores salieron para recorrer el territorio y hacer un informe para Josué, de modo que él pudiera asignar las porciones de tierra a las 7 tribus por medio de un sorteo.</w:t>
+        <w:t xml:space="preserve"> El territorio de Tapúaj pertenecía a Manasés, pero la ciudad de Tapúaj, ubicada en el límite de Manasés, era de Efraín.</w:t>
       </w:r>
     </w:p>
     <w:p>
@@ -7967,7 +7631,7 @@
         <w:rPr>
           <w:lang w:val="es_ES" w:bidi="es_ES"/>
         </w:rPr>
-        <w:t xml:space="preserve"> Los hombres hicieron lo que se les había ordenado. Dividieron el territorio en 7 partes y prepararon una lista de las ciudades que había en cada parte. Después regresaron donde estaba Josué, en el campamento de Siló.</w:t>
+        <w:t xml:space="preserve"> Después la frontera de Manasés seguía por el lado norte del arroyo de Caná hasta llegar al mar Mediterráneo. Algunas ciudades al sur del arroyo eran de Efraín, aunque quedaban dentro del territorio de Manasés.</w:t>
       </w:r>
     </w:p>
     <w:p>
@@ -7988,7 +7652,7 @@
         <w:rPr>
           <w:lang w:val="es_ES" w:bidi="es_ES"/>
         </w:rPr>
-        <w:t xml:space="preserve"> Allí, en la tienda de reunión en Siló, el Señor le mostró a Josué por medio de un sorteo qué parte debía recibir cada tribu.</w:t>
+        <w:t xml:space="preserve"> El territorio al sur del arroyo hasta el mar Mediterráneo se le dio a Efraín. El territorio al norte del arroyo y hacia el este del mar se le dio a Manasés. El límite norte de Manasés era Aser, y el límite este era Isacar.</w:t>
       </w:r>
     </w:p>
     <w:p>
@@ -8009,7 +7673,7 @@
         <w:rPr>
           <w:lang w:val="es_ES" w:bidi="es_ES"/>
         </w:rPr>
-        <w:t xml:space="preserve"> La porción que le tocó a los clanes de Benjamín quedó ubicada entre los territorios asignados a las tribus de Judá y José.</w:t>
+        <w:t xml:space="preserve"> La media tribu de Manasés también recibió ciudades que estaban en las zonas de Isacar y Aser. Entre ellas estaban Bet-seán, Ibleam, Dor, Endor, Tanac y Meguido, junto con las 3 colinas. Cada ciudad incluía los pueblos de sus alrededores.</w:t>
       </w:r>
     </w:p>
     <w:p>
@@ -8030,7 +7694,7 @@
         <w:rPr>
           <w:lang w:val="es_ES" w:bidi="es_ES"/>
         </w:rPr>
-        <w:t xml:space="preserve"> El límite norte comenzaba en el río Jordán y subía por la ladera norte de Jericó. Después se extendía hacia el oeste por la región montañosa hasta llegar al desierto de Bet Avén.</w:t>
+        <w:t xml:space="preserve"> Pero los descendientes de Manasés no lograron expulsar a los cananeos de esas ciudades, así que los cananeos siguieron viviendo allí.</w:t>
       </w:r>
     </w:p>
     <w:p>
@@ -8051,7 +7715,7 @@
         <w:rPr>
           <w:lang w:val="es_ES" w:bidi="es_ES"/>
         </w:rPr>
-        <w:t xml:space="preserve"> Desde ese punto, el límite giraba hacia el sur hasta Luz, que es Betel. Seguía hacia Atarot Adar, en la zona montañosa al sur de Bet Jorón.</w:t>
+        <w:t xml:space="preserve"> Tiempo después, cuando los israelitas se volvieron más poderosos, hicieron que los cananeos trabajaran para ellos como esclavos.</w:t>
       </w:r>
     </w:p>
     <w:p>
@@ -8072,7 +7736,7 @@
         <w:rPr>
           <w:lang w:val="es_ES" w:bidi="es_ES"/>
         </w:rPr>
-        <w:t xml:space="preserve"> Después, el límite doblaba hacia el oeste y cruzaba las montañas cerca de Bet Jorón. Terminaba en Quiriat Baal, que es Quiriat Yearín, una ciudad que pertenecía a la tribu de Judá. Este era el límite del lado oeste.</w:t>
+        <w:t xml:space="preserve"> Un día, los descendientes de José fueron a hablar con Josué y le dijeron: —¿Por qué nos has dado solamente una porción de tierra? El Señor nos ha convertido en un pueblo numeroso.</w:t>
       </w:r>
     </w:p>
     <w:p>
@@ -8093,7 +7757,7 @@
         <w:rPr>
           <w:lang w:val="es_ES" w:bidi="es_ES"/>
         </w:rPr>
-        <w:t xml:space="preserve"> El límite sur se extendía desde las afueras de Quiriat Baal hasta el manantial de Neftóaj.</w:t>
+        <w:t xml:space="preserve"> Josué les respondió: —Si la zona montañosa de Efraín es pequeña para ustedes, suban a los bosques donde viven los ferezeos y los refaítas, y despejen terreno allí.</w:t>
       </w:r>
     </w:p>
     <w:p>
@@ -8114,112 +7778,28 @@
         <w:rPr>
           <w:lang w:val="es_ES" w:bidi="es_ES"/>
         </w:rPr>
-        <w:t xml:space="preserve"> Luego bajaba por la ladera de la montaña que está junto al valle de Ben Hinón, al norte del valle de Refayin. De allí seguía por el valle de Ben Hinón, pasaba por el lado sur de la ciudad de Jebús, y continuaba bajando hasta Enroguel.</w:t>
-      </w:r>
-    </w:p>
-    <w:p>
-      <w:pPr/>
-      <w:r>
-        <w:rPr>
-          <w:lang w:val="es_ES" w:bidi="es_ES"/>
-        </w:rPr>
-      </w:r>
-      <w:r>
-        <w:rPr>
-          <w:vertAlign w:val="superscript"/>
-          <w:lang w:val="es_ES" w:bidi="es_ES"/>
-        </w:rPr>
-        <w:t>17</w:t>
-      </w:r>
-      <w:r>
-        <w:rPr>
-          <w:lang w:val="es_ES" w:bidi="es_ES"/>
-        </w:rPr>
-        <w:t xml:space="preserve"> Desde Enroguel, el límite iba hacia el norte hasta Ensemes. De Ensemes continuaba hasta Guelilot, que está frente a la cuesta de Adumín. Después bajaba hasta la piedra de Bohán, hijo de Rubén.</w:t>
-      </w:r>
-    </w:p>
-    <w:p>
-      <w:pPr/>
-      <w:r>
-        <w:rPr>
-          <w:lang w:val="es_ES" w:bidi="es_ES"/>
-        </w:rPr>
-      </w:r>
-      <w:r>
-        <w:rPr>
-          <w:vertAlign w:val="superscript"/>
-          <w:lang w:val="es_ES" w:bidi="es_ES"/>
-        </w:rPr>
-        <w:t>18</w:t>
-      </w:r>
-      <w:r>
-        <w:rPr>
-          <w:lang w:val="es_ES" w:bidi="es_ES"/>
-        </w:rPr>
-        <w:t xml:space="preserve"> De allí seguía por el borde norte del Arabá.</w:t>
-      </w:r>
-    </w:p>
-    <w:p>
-      <w:pPr/>
-      <w:r>
-        <w:rPr>
-          <w:lang w:val="es_ES" w:bidi="es_ES"/>
-        </w:rPr>
-      </w:r>
-      <w:r>
-        <w:rPr>
-          <w:vertAlign w:val="superscript"/>
-          <w:lang w:val="es_ES" w:bidi="es_ES"/>
-        </w:rPr>
-        <w:t>19</w:t>
-      </w:r>
-      <w:r>
-        <w:rPr>
-          <w:lang w:val="es_ES" w:bidi="es_ES"/>
-        </w:rPr>
-        <w:t xml:space="preserve"> El límite bajaba por el valle del Jordán y pasaba al sur de Bet Joglá. Terminaba en la bahía norte del mar Muerto, donde el río Jordán desemboca en el mar. Este era el límite sur.</w:t>
-      </w:r>
-    </w:p>
-    <w:p>
-      <w:pPr/>
-      <w:r>
-        <w:rPr>
-          <w:lang w:val="es_ES" w:bidi="es_ES"/>
-        </w:rPr>
-      </w:r>
-      <w:r>
-        <w:rPr>
-          <w:vertAlign w:val="superscript"/>
-          <w:lang w:val="es_ES" w:bidi="es_ES"/>
-        </w:rPr>
-        <w:t>20</w:t>
-      </w:r>
-      <w:r>
-        <w:rPr>
-          <w:lang w:val="es_ES" w:bidi="es_ES"/>
-        </w:rPr>
-        <w:t xml:space="preserve"> El límite por el este era el río Jordán. Estos eran los límites del territorio que recibió como heredad la tribu de Benjamín, según sus clanes.</w:t>
-      </w:r>
-    </w:p>
-    <w:p>
-      <w:pPr/>
-      <w:r>
-        <w:rPr>
-          <w:lang w:val="es_ES" w:bidi="es_ES"/>
-        </w:rPr>
-      </w:r>
-      <w:r>
-        <w:rPr>
-          <w:vertAlign w:val="superscript"/>
-          <w:lang w:val="es_ES" w:bidi="es_ES"/>
-        </w:rPr>
-        <w:t>28</w:t>
-      </w:r>
-      <w:r>
-        <w:rPr>
-          <w:lang w:val="es_ES" w:bidi="es_ES"/>
-        </w:rPr>
-        <w:t xml:space="preserve"> Las ciudades que recibieron los clanes de la tribu de Benjamín fueron Jericó, Bet Joglá, Émec Casís, Bet Arabá, Zemarayin, Betel, Avín, Pará, Ofra, Quefar Amoní, Ofni y Gueba. En total, eran 12 ciudades con sus aldeas. También recibieron Gabaón, Ramá, Berot, Mizpa, Cafira, Mozá, Requen, Irpel, Taralá, Zela, Élef, Jebús, que se llamaba también Jerusalén, Guibeá y Quiriat. En total, eran 14 ciudades con sus aldeas. Esta fue la heredad que recibieron los clanes de la tribu de Benjamín.</w:t>
+        <w:t xml:space="preserve"> Las tribus de José contestaron: —Es que las montañas no son suficientes para nosotros. Además, los cananeos que viven en las tierras bajas cerca de Bet-seán y en el valle de Jezrel tienen carros de hierro. Son muy poderosos.</w:t>
+      </w:r>
+    </w:p>
+    <w:p>
+      <w:pPr/>
+      <w:r>
+        <w:rPr>
+          <w:lang w:val="es_ES" w:bidi="es_ES"/>
+        </w:rPr>
+      </w:r>
+      <w:r>
+        <w:rPr>
+          <w:vertAlign w:val="superscript"/>
+          <w:lang w:val="es_ES" w:bidi="es_ES"/>
+        </w:rPr>
+        <w:t>17-18</w:t>
+      </w:r>
+      <w:r>
+        <w:rPr>
+          <w:lang w:val="es_ES" w:bidi="es_ES"/>
+        </w:rPr>
+        <w:t xml:space="preserve"> Entonces Josué les dijo: —Ustedes son una tribu fuerte y numerosa. Despejen los bosques de la montaña y hagan de ese lugar su hogar. Podrán lograrlo sin problema. Y aunque los cananeos tengan carros de hierro y sean fuertes, ustedes los expulsarán de allí. Estoy seguro de que ustedes podrán expulsar a los cananeos de los valles, aunque sean fuertes y tengan carros de hierro.</w:t>
       </w:r>
     </w:p>
     <w:p>
@@ -8230,7 +7810,7 @@
         <w:rPr>
           <w:lang w:val="es_ES" w:bidi="es_ES"/>
         </w:rPr>
-        <w:t>Josué 19:1</w:t>
+        <w:t>Josué 18:1</w:t>
       </w:r>
       <w:r>
         <w:rPr>
@@ -8256,7 +7836,91 @@
         <w:rPr>
           <w:lang w:val="es_ES" w:bidi="es_ES"/>
         </w:rPr>
-        <w:t xml:space="preserve"> La segunda tribu en recibir su porción fue Simeón, según sus clanes. El territorio de su heredad quedó dentro de los límites de Judá.</w:t>
+        <w:t xml:space="preserve"> Después de quedarse el territorio bajo su control, todos los israelitas se reunieron en Siló, donde estaba la tienda de reunión.</w:t>
+      </w:r>
+    </w:p>
+    <w:p>
+      <w:pPr/>
+      <w:r>
+        <w:rPr>
+          <w:lang w:val="es_ES" w:bidi="es_ES"/>
+        </w:rPr>
+      </w:r>
+      <w:r>
+        <w:rPr>
+          <w:vertAlign w:val="superscript"/>
+          <w:lang w:val="es_ES" w:bidi="es_ES"/>
+        </w:rPr>
+        <w:t>2</w:t>
+      </w:r>
+      <w:r>
+        <w:rPr>
+          <w:lang w:val="es_ES" w:bidi="es_ES"/>
+        </w:rPr>
+        <w:t xml:space="preserve"> De las tribus de Israel, 7 aún no habían entrado a tomar la tierra que el Señor les había dado.</w:t>
+      </w:r>
+    </w:p>
+    <w:p>
+      <w:pPr/>
+      <w:r>
+        <w:rPr>
+          <w:lang w:val="es_ES" w:bidi="es_ES"/>
+        </w:rPr>
+      </w:r>
+      <w:r>
+        <w:rPr>
+          <w:vertAlign w:val="superscript"/>
+          <w:lang w:val="es_ES" w:bidi="es_ES"/>
+        </w:rPr>
+        <w:t>3</w:t>
+      </w:r>
+      <w:r>
+        <w:rPr>
+          <w:lang w:val="es_ES" w:bidi="es_ES"/>
+        </w:rPr>
+        <w:t xml:space="preserve"> Entonces Josué les preguntó: —¿Hasta cuándo van a esperar para ir a tomar la tierra que el Señor, el Dios de ustedes, les ha dado?</w:t>
+      </w:r>
+    </w:p>
+    <w:p>
+      <w:pPr/>
+      <w:r>
+        <w:rPr>
+          <w:lang w:val="es_ES" w:bidi="es_ES"/>
+        </w:rPr>
+      </w:r>
+      <w:r>
+        <w:rPr>
+          <w:vertAlign w:val="superscript"/>
+          <w:lang w:val="es_ES" w:bidi="es_ES"/>
+        </w:rPr>
+        <w:t>4</w:t>
+      </w:r>
+      <w:r>
+        <w:rPr>
+          <w:lang w:val="es_ES" w:bidi="es_ES"/>
+        </w:rPr>
+        <w:t xml:space="preserve"> Escojan a 3 hombres de cada tribu, y yo los enviaré a recorrer el territorio que todavía falta controlar. Ellos traerán un informe describiendo cómo es esa tierra, para que yo pueda repartirla entre ustedes.</w:t>
+      </w:r>
+    </w:p>
+    <w:p>
+      <w:pPr/>
+      <w:r>
+        <w:rPr>
+          <w:lang w:val="es_ES" w:bidi="es_ES"/>
+        </w:rPr>
+      </w:r>
+      <w:r>
+        <w:rPr>
+          <w:vertAlign w:val="superscript"/>
+          <w:lang w:val="es_ES" w:bidi="es_ES"/>
+        </w:rPr>
+        <w:t>5-6</w:t>
+      </w:r>
+      <w:r>
+        <w:rPr>
+          <w:lang w:val="es_ES" w:bidi="es_ES"/>
+        </w:rPr>
+        <w:t xml:space="preserve"> Los exploradores dividirán el territorio en 7 partes en un mapa. Después haremos un sorteo delante del Señor para decidir qué parte le toca a cada tribu. La heredad de Judá quedará en el sur, y la heredad de la familia de José quedará en el norte.</w:t>
       </w:r>
     </w:p>
     <w:p>
@@ -8277,7 +7941,7 @@
         <w:rPr>
           <w:lang w:val="es_ES" w:bidi="es_ES"/>
         </w:rPr>
-        <w:t xml:space="preserve"> Las ciudades que les pertenecían eran Berseba, también conocida como Sabá, Moladá, Jazar Súal, Balá, Esen, Eltolad, Betul, Jormá, Siclag, Bet Marcabot, Jazar Susá, Bet Lebaot y Sarujén. En total, eran 13 ciudades con sus aldeas. También recibieron Ayin, Rimón, Éter y Asán. Estas en total eran 4 ciudades con sus aldeas.</w:t>
+        <w:t xml:space="preserve"> Pero recuerden que los levitas no recibirán ninguna heredad de tierra, porque su herencia es servir como sacerdotes del Señor. Las tribus de Rubén y Gad y la media tribu de Manasés tampoco recibirán más tierra. Ya tienen la que Moisés, el siervo del Señor, les dio al este del río Jordán.</w:t>
       </w:r>
     </w:p>
     <w:p>
@@ -8298,7 +7962,7 @@
         <w:rPr>
           <w:lang w:val="es_ES" w:bidi="es_ES"/>
         </w:rPr>
-        <w:t xml:space="preserve"> Además de estas ciudades, recibieron todos los pueblos de los alrededores que llegaban hasta Balatber, la ciudad de Ramat ubicada en el Néguev. Este fue el territorio asignado a los clanes de la tribu de Simeón.</w:t>
+        <w:t xml:space="preserve"> Los exploradores salieron para recorrer el territorio y hacer un informe para Josué, de modo que él pudiera asignar las porciones de tierra a las 7 tribus por medio de un sorteo.</w:t>
       </w:r>
     </w:p>
     <w:p>
@@ -8319,7 +7983,7 @@
         <w:rPr>
           <w:lang w:val="es_ES" w:bidi="es_ES"/>
         </w:rPr>
-        <w:t xml:space="preserve"> El territorio de Judá resultó ser demasiado extenso para las necesidades de sus clanes, por lo que Simeón recibió su heredad de la porción que había correspondido a Judá.</w:t>
+        <w:t xml:space="preserve"> Los hombres hicieron lo que se les había ordenado. Dividieron el territorio en 7 partes y prepararon una lista de las ciudades que había en cada parte. Después regresaron donde estaba Josué, en el campamento de Siló.</w:t>
       </w:r>
     </w:p>
     <w:p>
@@ -8340,7 +8004,7 @@
         <w:rPr>
           <w:lang w:val="es_ES" w:bidi="es_ES"/>
         </w:rPr>
-        <w:t xml:space="preserve"> La tercera tribu en recibir su porción fue Zabulón, según sus clanes. Su territorio se extendía hasta Sarid.</w:t>
+        <w:t xml:space="preserve"> Allí, en la tienda de reunión en Siló, el Señor le mostró a Josué por medio de un sorteo qué parte debía recibir cada tribu.</w:t>
       </w:r>
     </w:p>
     <w:p>
@@ -8361,7 +8025,7 @@
         <w:rPr>
           <w:lang w:val="es_ES" w:bidi="es_ES"/>
         </w:rPr>
-        <w:t xml:space="preserve"> Por el oeste, el límite se dirigía hacia Maralá y tocaba Dabéset, hasta alcanzar el arroyo que está frente a Jocneán.</w:t>
+        <w:t xml:space="preserve"> La porción que le tocó a los clanes de Benjamín quedó ubicada entre los territorios asignados a las tribus de Judá y José.</w:t>
       </w:r>
     </w:p>
     <w:p>
@@ -8382,7 +8046,7 @@
         <w:rPr>
           <w:lang w:val="es_ES" w:bidi="es_ES"/>
         </w:rPr>
-        <w:t xml:space="preserve"> Desde allí giraba al este de Sarid, en dirección de la salida del sol, hasta el territorio de Quislot Tabor. Luego avanzaba hasta tocar Daberat y ascendía hasta Jafía.</w:t>
+        <w:t xml:space="preserve"> El límite norte comenzaba en el río Jordán y subía por la ladera norte de Jericó. Después se extendía hacia el oeste por la región montañosa hasta llegar al desierto de Bet Avén.</w:t>
       </w:r>
     </w:p>
     <w:p>
@@ -8403,7 +8067,7 @@
         <w:rPr>
           <w:lang w:val="es_ES" w:bidi="es_ES"/>
         </w:rPr>
-        <w:t xml:space="preserve"> La frontera cruzaba por el oriente hacia Gat Jefer e Itacasín, hasta alcanzar Rimón y girar hacia Negá.</w:t>
+        <w:t xml:space="preserve"> Desde ese punto, el límite giraba hacia el sur hasta Luz, que es Betel. Seguía hacia Atarot Adar, en la zona montañosa al sur de Bet Jorón.</w:t>
       </w:r>
     </w:p>
     <w:p>
@@ -8424,7 +8088,28 @@
         <w:rPr>
           <w:lang w:val="es_ES" w:bidi="es_ES"/>
         </w:rPr>
-        <w:t xml:space="preserve"> Desde allí, el límite giraba hacia el norte hasta llegar a Janatón, y terminaba en el valle de Jeftel.</w:t>
+        <w:t xml:space="preserve"> Después, el límite doblaba hacia el oeste y cruzaba las montañas cerca de Bet Jorón. Terminaba en Quiriat Baal, que es Quiriat Yearín, una ciudad que pertenecía a la tribu de Judá. Este era el límite del lado oeste.</w:t>
+      </w:r>
+    </w:p>
+    <w:p>
+      <w:pPr/>
+      <w:r>
+        <w:rPr>
+          <w:lang w:val="es_ES" w:bidi="es_ES"/>
+        </w:rPr>
+      </w:r>
+      <w:r>
+        <w:rPr>
+          <w:vertAlign w:val="superscript"/>
+          <w:lang w:val="es_ES" w:bidi="es_ES"/>
+        </w:rPr>
+        <w:t>15</w:t>
+      </w:r>
+      <w:r>
+        <w:rPr>
+          <w:lang w:val="es_ES" w:bidi="es_ES"/>
+        </w:rPr>
+        <w:t xml:space="preserve"> El límite sur se extendía desde las afueras de Quiriat Baal hasta el manantial de Neftóaj.</w:t>
       </w:r>
     </w:p>
     <w:p>
@@ -8445,364 +8130,112 @@
         <w:rPr>
           <w:lang w:val="es_ES" w:bidi="es_ES"/>
         </w:rPr>
-        <w:t xml:space="preserve"> Ese territorio comprendía 12 ciudades con sus aldeas, entre ellas Catat, Nalal, Simrón, Idalá y Belén.Esta fue la heredad que recibieron los clanes de Zabulón, junto con sus ciudades y aldeas.</w:t>
-      </w:r>
-    </w:p>
-    <w:p>
-      <w:pPr/>
-      <w:r>
-        <w:rPr>
-          <w:lang w:val="es_ES" w:bidi="es_ES"/>
-        </w:rPr>
-      </w:r>
-      <w:r>
-        <w:rPr>
-          <w:vertAlign w:val="superscript"/>
-          <w:lang w:val="es_ES" w:bidi="es_ES"/>
-        </w:rPr>
-        <w:t>23</w:t>
-      </w:r>
-      <w:r>
-        <w:rPr>
-          <w:lang w:val="es_ES" w:bidi="es_ES"/>
-        </w:rPr>
-        <w:t xml:space="preserve"> Isacar fue la cuarta tribu que recibió su territorio, según sus clanes. Las ciudades que se encontraban dentro de ese territorio eran Jezrel, Quesulot, Sunem, Jafarayin, Sijón, Anajarat, Rabit, Cisón, Abez, Rémet, Enganín, Enadá y Bet Pasés. Su frontera alcanzaba Tabor, Sajazimá y Bet Semes, llegando hasta el río Jordán. Recibió 16 ciudades en total con sus aldeas. Estas ciudades formaban la heredad de los clanes de la tribu de Isacar.</w:t>
-      </w:r>
-    </w:p>
-    <w:p>
-      <w:pPr/>
-      <w:r>
-        <w:rPr>
-          <w:lang w:val="es_ES" w:bidi="es_ES"/>
-        </w:rPr>
-      </w:r>
-      <w:r>
-        <w:rPr>
-          <w:vertAlign w:val="superscript"/>
-          <w:lang w:val="es_ES" w:bidi="es_ES"/>
-        </w:rPr>
-        <w:t>26</w:t>
-      </w:r>
-      <w:r>
-        <w:rPr>
-          <w:lang w:val="es_ES" w:bidi="es_ES"/>
-        </w:rPr>
-        <w:t xml:space="preserve"> Aser fue la quinta tribu que recibió su territorio, según sus clanes. Entre las ciudades incluidas en su territorio estaban Jelcat, Jalí, Betén, Acsaf, Alamélec, Amad y Miseal. El límite tocaba por el oeste el monte Carmelo y Sijor Libnat.</w:t>
-      </w:r>
-    </w:p>
-    <w:p>
-      <w:pPr/>
-      <w:r>
-        <w:rPr>
-          <w:lang w:val="es_ES" w:bidi="es_ES"/>
-        </w:rPr>
-      </w:r>
-      <w:r>
-        <w:rPr>
-          <w:vertAlign w:val="superscript"/>
-          <w:lang w:val="es_ES" w:bidi="es_ES"/>
-        </w:rPr>
-        <w:t>27</w:t>
-      </w:r>
-      <w:r>
-        <w:rPr>
-          <w:lang w:val="es_ES" w:bidi="es_ES"/>
-        </w:rPr>
-        <w:t xml:space="preserve"> Desde allí giraba hacia el oriente hasta Bet Dagón, alcanzando a Zabulón en el valle de Jeftel. Después se extendía al norte hacia Bet Émec y Neyel, pasando junto a Cabul por el lado izquierdo.</w:t>
-      </w:r>
-    </w:p>
-    <w:p>
-      <w:pPr/>
-      <w:r>
-        <w:rPr>
-          <w:lang w:val="es_ES" w:bidi="es_ES"/>
-        </w:rPr>
-      </w:r>
-      <w:r>
-        <w:rPr>
-          <w:vertAlign w:val="superscript"/>
-          <w:lang w:val="es_ES" w:bidi="es_ES"/>
-        </w:rPr>
-        <w:t>28</w:t>
-      </w:r>
-      <w:r>
-        <w:rPr>
-          <w:lang w:val="es_ES" w:bidi="es_ES"/>
-        </w:rPr>
-        <w:t xml:space="preserve"> El límite seguía hacia Abdón, Rejob, Hamón y Caná, hasta tocar la gran ciudad de Sidón.</w:t>
-      </w:r>
-    </w:p>
-    <w:p>
-      <w:pPr/>
-      <w:r>
-        <w:rPr>
-          <w:lang w:val="es_ES" w:bidi="es_ES"/>
-        </w:rPr>
-      </w:r>
-      <w:r>
-        <w:rPr>
-          <w:vertAlign w:val="superscript"/>
-          <w:lang w:val="es_ES" w:bidi="es_ES"/>
-        </w:rPr>
-        <w:t>29</w:t>
-      </w:r>
-      <w:r>
-        <w:rPr>
-          <w:lang w:val="es_ES" w:bidi="es_ES"/>
-        </w:rPr>
-        <w:t xml:space="preserve"> Luego daba vuelta hacia Ramá y de allí hasta la ciudad fortificada de Tiro. Después giraba hacia Josá y salía al mar Mediterráneo, desde el territorio de Aczib,</w:t>
-      </w:r>
-    </w:p>
-    <w:p>
-      <w:pPr/>
-      <w:r>
-        <w:rPr>
-          <w:lang w:val="es_ES" w:bidi="es_ES"/>
-        </w:rPr>
-      </w:r>
-      <w:r>
-        <w:rPr>
-          <w:vertAlign w:val="superscript"/>
-          <w:lang w:val="es_ES" w:bidi="es_ES"/>
-        </w:rPr>
-        <w:t>31</w:t>
-      </w:r>
-      <w:r>
-        <w:rPr>
-          <w:lang w:val="es_ES" w:bidi="es_ES"/>
-        </w:rPr>
-        <w:t xml:space="preserve"> Uma, Afec y Rejob. En total eran 22 ciudades con sus aldeas. Esta fue la heredad que recibieron los clanes de Aser, junto con sus ciudades y aldeas.</w:t>
-      </w:r>
-    </w:p>
-    <w:p>
-      <w:pPr/>
-      <w:r>
-        <w:rPr>
-          <w:lang w:val="es_ES" w:bidi="es_ES"/>
-        </w:rPr>
-      </w:r>
-      <w:r>
-        <w:rPr>
-          <w:vertAlign w:val="superscript"/>
-          <w:lang w:val="es_ES" w:bidi="es_ES"/>
-        </w:rPr>
-        <w:t>32</w:t>
-      </w:r>
-      <w:r>
-        <w:rPr>
-          <w:lang w:val="es_ES" w:bidi="es_ES"/>
-        </w:rPr>
-        <w:t xml:space="preserve"> Neftalí fue la sexta tribu que recibió su territorio, según sus clanes.</w:t>
-      </w:r>
-    </w:p>
-    <w:p>
-      <w:pPr/>
-      <w:r>
-        <w:rPr>
-          <w:lang w:val="es_ES" w:bidi="es_ES"/>
-        </w:rPr>
-      </w:r>
-      <w:r>
-        <w:rPr>
-          <w:vertAlign w:val="superscript"/>
-          <w:lang w:val="es_ES" w:bidi="es_ES"/>
-        </w:rPr>
-        <w:t>33</w:t>
-      </w:r>
-      <w:r>
-        <w:rPr>
-          <w:lang w:val="es_ES" w:bidi="es_ES"/>
-        </w:rPr>
-        <w:t xml:space="preserve"> Su territorio abarcaba desde Jélef y el gran árbol de Sananín hacia Adaminéqueb y Jabnel, y continuaba hacia Lacún, hasta el río Jordán.</w:t>
-      </w:r>
-    </w:p>
-    <w:p>
-      <w:pPr/>
-      <w:r>
-        <w:rPr>
-          <w:lang w:val="es_ES" w:bidi="es_ES"/>
-        </w:rPr>
-      </w:r>
-      <w:r>
-        <w:rPr>
-          <w:vertAlign w:val="superscript"/>
-          <w:lang w:val="es_ES" w:bidi="es_ES"/>
-        </w:rPr>
-        <w:t>34</w:t>
-      </w:r>
-      <w:r>
-        <w:rPr>
-          <w:lang w:val="es_ES" w:bidi="es_ES"/>
-        </w:rPr>
-        <w:t xml:space="preserve"> El límite seguía por el occidente, pasando por Aznot Tabor, y proseguía en Hucoc. Bordeaba el territorio de la tribu de Zabulón por el sur, la de Aser por el occidente y el río Jordán por el oriente.</w:t>
-      </w:r>
-    </w:p>
-    <w:p>
-      <w:pPr/>
-      <w:r>
-        <w:rPr>
-          <w:lang w:val="es_ES" w:bidi="es_ES"/>
-        </w:rPr>
-      </w:r>
-      <w:r>
-        <w:rPr>
-          <w:vertAlign w:val="superscript"/>
-          <w:lang w:val="es_ES" w:bidi="es_ES"/>
-        </w:rPr>
-        <w:t>39</w:t>
-      </w:r>
-      <w:r>
-        <w:rPr>
-          <w:lang w:val="es_ES" w:bidi="es_ES"/>
-        </w:rPr>
-        <w:t xml:space="preserve"> Las ciudades fortificadas eran Sidín, Ser, Jamat, Racat, Quinéret, Adamá, Ramá, Jazor, Cedes, Edrey, Enjazor, Irón, Migdal El, Jorén, Bet Anat y Bet Semes. En total sumaban 19 ciudades con sus aldeas.</w:t>
-      </w:r>
-    </w:p>
-    <w:p>
-      <w:pPr/>
-      <w:r>
-        <w:rPr>
-          <w:lang w:val="es_ES" w:bidi="es_ES"/>
-        </w:rPr>
-      </w:r>
-      <w:r>
-        <w:rPr>
-          <w:vertAlign w:val="superscript"/>
-          <w:lang w:val="es_ES" w:bidi="es_ES"/>
-        </w:rPr>
-        <w:t>40</w:t>
-      </w:r>
-      <w:r>
-        <w:rPr>
-          <w:lang w:val="es_ES" w:bidi="es_ES"/>
-        </w:rPr>
-        <w:t xml:space="preserve"> Dan fue la séptima tribu que recibió territorio, según sus clanes.</w:t>
-      </w:r>
-    </w:p>
-    <w:p>
-      <w:pPr/>
-      <w:r>
-        <w:rPr>
-          <w:lang w:val="es_ES" w:bidi="es_ES"/>
-        </w:rPr>
-      </w:r>
-      <w:r>
-        <w:rPr>
-          <w:vertAlign w:val="superscript"/>
-          <w:lang w:val="es_ES" w:bidi="es_ES"/>
-        </w:rPr>
-        <w:t>46</w:t>
-      </w:r>
-      <w:r>
-        <w:rPr>
-          <w:lang w:val="es_ES" w:bidi="es_ES"/>
-        </w:rPr>
-        <w:t xml:space="preserve"> Entre las ciudades incluidas en su territorio estaban Zora, Estaol, Ir Semes, Sagalbín, Ayalón, Jetlá, Elón, Timnat, Ecrón, Eltequé, Guibetón, Balat, Jehúd, Bené Berac, Gat Rimón, Mejarcón y Racón, con la región que estaba frente a Jope.</w:t>
-      </w:r>
-    </w:p>
-    <w:p>
-      <w:pPr/>
-      <w:r>
-        <w:rPr>
-          <w:lang w:val="es_ES" w:bidi="es_ES"/>
-        </w:rPr>
-      </w:r>
-      <w:r>
-        <w:rPr>
-          <w:vertAlign w:val="superscript"/>
-          <w:lang w:val="es_ES" w:bidi="es_ES"/>
-        </w:rPr>
-        <w:t>47</w:t>
-      </w:r>
-      <w:r>
-        <w:rPr>
-          <w:lang w:val="es_ES" w:bidi="es_ES"/>
-        </w:rPr>
-        <w:t xml:space="preserve"> Como a los danitas no les alcanzó el territorio que se les asignó, fueron a apoderarse de la ciudad de Lesén. Después de tomarla, pasaron a filo de espada a todos sus habitantes. Luego los danitas se establecieron allí y le dieron por nombre Dan, en honor de su antepasado.</w:t>
-      </w:r>
-    </w:p>
-    <w:p>
-      <w:pPr/>
-      <w:r>
-        <w:rPr>
-          <w:lang w:val="es_ES" w:bidi="es_ES"/>
-        </w:rPr>
-      </w:r>
-      <w:r>
-        <w:rPr>
-          <w:vertAlign w:val="superscript"/>
-          <w:lang w:val="es_ES" w:bidi="es_ES"/>
-        </w:rPr>
-        <w:t>48</w:t>
-      </w:r>
-      <w:r>
-        <w:rPr>
-          <w:lang w:val="es_ES" w:bidi="es_ES"/>
-        </w:rPr>
-        <w:t xml:space="preserve"> Así quedó establecido el territorio de los clanes de la tribu de Dan, junto con sus ciudades y aldeas.</w:t>
-      </w:r>
-    </w:p>
-    <w:p>
-      <w:pPr/>
-      <w:r>
-        <w:rPr>
-          <w:lang w:val="es_ES" w:bidi="es_ES"/>
-        </w:rPr>
-      </w:r>
-      <w:r>
-        <w:rPr>
-          <w:vertAlign w:val="superscript"/>
-          <w:lang w:val="es_ES" w:bidi="es_ES"/>
-        </w:rPr>
-        <w:t>49</w:t>
-      </w:r>
-      <w:r>
-        <w:rPr>
-          <w:lang w:val="es_ES" w:bidi="es_ES"/>
-        </w:rPr>
-        <w:t xml:space="preserve"> Al terminar el reparto del territorio entre todas las tribus, los israelitas dieron a Josué, hijo de Nun, su propia porción como heredad.</w:t>
-      </w:r>
-    </w:p>
-    <w:p>
-      <w:pPr/>
-      <w:r>
-        <w:rPr>
-          <w:lang w:val="es_ES" w:bidi="es_ES"/>
-        </w:rPr>
-      </w:r>
-      <w:r>
-        <w:rPr>
-          <w:vertAlign w:val="superscript"/>
-          <w:lang w:val="es_ES" w:bidi="es_ES"/>
-        </w:rPr>
-        <w:t>50</w:t>
-      </w:r>
-      <w:r>
-        <w:rPr>
-          <w:lang w:val="es_ES" w:bidi="es_ES"/>
-        </w:rPr>
-        <w:t xml:space="preserve"> De este modo obedecieron la orden del Señor. Josué solicitó la ciudad de Timnat Sera, situada en las montañas de Efraín. Después de reconstruirla, se instaló allí.</w:t>
-      </w:r>
-    </w:p>
-    <w:p>
-      <w:pPr/>
-      <w:r>
-        <w:rPr>
-          <w:lang w:val="es_ES" w:bidi="es_ES"/>
-        </w:rPr>
-      </w:r>
-      <w:r>
-        <w:rPr>
-          <w:vertAlign w:val="superscript"/>
-          <w:lang w:val="es_ES" w:bidi="es_ES"/>
-        </w:rPr>
-        <w:t>51</w:t>
-      </w:r>
-      <w:r>
-        <w:rPr>
-          <w:lang w:val="es_ES" w:bidi="es_ES"/>
-        </w:rPr>
-        <w:t xml:space="preserve"> Así fue como el sacerdote Eleazar, Josué, hijo de Nun, y los representantes de las familias israelitas completaron el reparto territorial. Realizaron el sorteo en Siló, ante la presencia del Señor, junto a la entrada de la tienda de reunión.</w:t>
+        <w:t xml:space="preserve"> Luego bajaba por la ladera de la montaña que está junto al valle de Ben Hinón, al norte del valle de Refayin. De allí seguía por el valle de Ben Hinón, pasaba por el lado sur de la ciudad de Jebús, y continuaba bajando hasta Enroguel.</w:t>
+      </w:r>
+    </w:p>
+    <w:p>
+      <w:pPr/>
+      <w:r>
+        <w:rPr>
+          <w:lang w:val="es_ES" w:bidi="es_ES"/>
+        </w:rPr>
+      </w:r>
+      <w:r>
+        <w:rPr>
+          <w:vertAlign w:val="superscript"/>
+          <w:lang w:val="es_ES" w:bidi="es_ES"/>
+        </w:rPr>
+        <w:t>17</w:t>
+      </w:r>
+      <w:r>
+        <w:rPr>
+          <w:lang w:val="es_ES" w:bidi="es_ES"/>
+        </w:rPr>
+        <w:t xml:space="preserve"> Desde Enroguel, el límite iba hacia el norte hasta Ensemes. De Ensemes continuaba hasta Guelilot, que está frente a la cuesta de Adumín. Después bajaba hasta la piedra de Bohán, hijo de Rubén.</w:t>
+      </w:r>
+    </w:p>
+    <w:p>
+      <w:pPr/>
+      <w:r>
+        <w:rPr>
+          <w:lang w:val="es_ES" w:bidi="es_ES"/>
+        </w:rPr>
+      </w:r>
+      <w:r>
+        <w:rPr>
+          <w:vertAlign w:val="superscript"/>
+          <w:lang w:val="es_ES" w:bidi="es_ES"/>
+        </w:rPr>
+        <w:t>18</w:t>
+      </w:r>
+      <w:r>
+        <w:rPr>
+          <w:lang w:val="es_ES" w:bidi="es_ES"/>
+        </w:rPr>
+        <w:t xml:space="preserve"> De allí seguía por el borde norte del Arabá.</w:t>
+      </w:r>
+    </w:p>
+    <w:p>
+      <w:pPr/>
+      <w:r>
+        <w:rPr>
+          <w:lang w:val="es_ES" w:bidi="es_ES"/>
+        </w:rPr>
+      </w:r>
+      <w:r>
+        <w:rPr>
+          <w:vertAlign w:val="superscript"/>
+          <w:lang w:val="es_ES" w:bidi="es_ES"/>
+        </w:rPr>
+        <w:t>19</w:t>
+      </w:r>
+      <w:r>
+        <w:rPr>
+          <w:lang w:val="es_ES" w:bidi="es_ES"/>
+        </w:rPr>
+        <w:t xml:space="preserve"> El límite bajaba por el valle del Jordán y pasaba al sur de Bet Joglá. Terminaba en la bahía norte del mar Muerto, donde el río Jordán desemboca en el mar. Este era el límite sur.</w:t>
+      </w:r>
+    </w:p>
+    <w:p>
+      <w:pPr/>
+      <w:r>
+        <w:rPr>
+          <w:lang w:val="es_ES" w:bidi="es_ES"/>
+        </w:rPr>
+      </w:r>
+      <w:r>
+        <w:rPr>
+          <w:vertAlign w:val="superscript"/>
+          <w:lang w:val="es_ES" w:bidi="es_ES"/>
+        </w:rPr>
+        <w:t>20</w:t>
+      </w:r>
+      <w:r>
+        <w:rPr>
+          <w:lang w:val="es_ES" w:bidi="es_ES"/>
+        </w:rPr>
+        <w:t xml:space="preserve"> El límite por el este era el río Jordán. Estos eran los límites del territorio que recibió como heredad la tribu de Benjamín, según sus clanes.</w:t>
+      </w:r>
+    </w:p>
+    <w:p>
+      <w:pPr/>
+      <w:r>
+        <w:rPr>
+          <w:lang w:val="es_ES" w:bidi="es_ES"/>
+        </w:rPr>
+      </w:r>
+      <w:r>
+        <w:rPr>
+          <w:vertAlign w:val="superscript"/>
+          <w:lang w:val="es_ES" w:bidi="es_ES"/>
+        </w:rPr>
+        <w:t>21-28</w:t>
+      </w:r>
+      <w:r>
+        <w:rPr>
+          <w:lang w:val="es_ES" w:bidi="es_ES"/>
+        </w:rPr>
+        <w:t xml:space="preserve"> Las ciudades que recibieron los clanes de la tribu de Benjamín fueron Jericó, Bet Joglá, Émec Casís, Bet Arabá, Zemarayin, Betel, Avín, Pará, Ofra, Quefar Amoní, Ofni y Gueba. En total, eran 12 ciudades con sus aldeas. También recibieron Gabaón, Ramá, Berot, Mizpa, Cafira, Mozá, Requen, Irpel, Taralá, Zela, Élef, Jebús, que se llamaba también Jerusalén, Guibeá y Quiriat. En total, eran 14 ciudades con sus aldeas. Esta fue la heredad que recibieron los clanes de la tribu de Benjamín.</w:t>
       </w:r>
     </w:p>
     <w:p>
@@ -8813,7 +8246,7 @@
         <w:rPr>
           <w:lang w:val="es_ES" w:bidi="es_ES"/>
         </w:rPr>
-        <w:t>Josué 20:1</w:t>
+        <w:t>Josué 19:1</w:t>
       </w:r>
       <w:r>
         <w:rPr>
@@ -8839,133 +8272,28 @@
         <w:rPr>
           <w:lang w:val="es_ES" w:bidi="es_ES"/>
         </w:rPr>
-        <w:t xml:space="preserve"> El Señor le dijo a Josué:</w:t>
-      </w:r>
-    </w:p>
-    <w:p>
-      <w:pPr/>
-      <w:r>
-        <w:rPr>
-          <w:lang w:val="es_ES" w:bidi="es_ES"/>
-        </w:rPr>
-      </w:r>
-      <w:r>
-        <w:rPr>
-          <w:vertAlign w:val="superscript"/>
-          <w:lang w:val="es_ES" w:bidi="es_ES"/>
-        </w:rPr>
-        <w:t>2</w:t>
-      </w:r>
-      <w:r>
-        <w:rPr>
-          <w:lang w:val="es_ES" w:bidi="es_ES"/>
-        </w:rPr>
-        <w:t xml:space="preserve"> —Dile a los israelitas que designen ahora las ciudades de refugio, tal como le ordené a Moisés.</w:t>
-      </w:r>
-    </w:p>
-    <w:p>
-      <w:pPr/>
-      <w:r>
-        <w:rPr>
-          <w:lang w:val="es_ES" w:bidi="es_ES"/>
-        </w:rPr>
-      </w:r>
-      <w:r>
-        <w:rPr>
-          <w:vertAlign w:val="superscript"/>
-          <w:lang w:val="es_ES" w:bidi="es_ES"/>
-        </w:rPr>
-        <w:t>3</w:t>
-      </w:r>
-      <w:r>
-        <w:rPr>
-          <w:lang w:val="es_ES" w:bidi="es_ES"/>
-        </w:rPr>
-        <w:t xml:space="preserve"> De esta manera, quien quite la vida a otra persona por accidente, sin intención de hacerlo, podrá escapar a esas ciudades. Podrá encontrar protección del vengador de la sangre.</w:t>
-      </w:r>
-    </w:p>
-    <w:p>
-      <w:pPr/>
-      <w:r>
-        <w:rPr>
-          <w:lang w:val="es_ES" w:bidi="es_ES"/>
-        </w:rPr>
-      </w:r>
-      <w:r>
-        <w:rPr>
-          <w:vertAlign w:val="superscript"/>
-          <w:lang w:val="es_ES" w:bidi="es_ES"/>
-        </w:rPr>
-        <w:t>4</w:t>
-      </w:r>
-      <w:r>
-        <w:rPr>
-          <w:lang w:val="es_ES" w:bidi="es_ES"/>
-        </w:rPr>
-        <w:t xml:space="preserve"> Cuando alguien llegue huyendo a una de esas ciudades, deberá detenerse en la puerta y exponer su situación ante los líderes de la ciudad. Entonces ellos lo admitirán y le proporcionarán un sitio donde residir entre ellos.</w:t>
-      </w:r>
-    </w:p>
-    <w:p>
-      <w:pPr/>
-      <w:r>
-        <w:rPr>
-          <w:lang w:val="es_ES" w:bidi="es_ES"/>
-        </w:rPr>
-      </w:r>
-      <w:r>
-        <w:rPr>
-          <w:vertAlign w:val="superscript"/>
-          <w:lang w:val="es_ES" w:bidi="es_ES"/>
-        </w:rPr>
-        <w:t>5</w:t>
-      </w:r>
-      <w:r>
-        <w:rPr>
-          <w:lang w:val="es_ES" w:bidi="es_ES"/>
-        </w:rPr>
-        <w:t xml:space="preserve"> Si el vengador de la sangre lo persigue hasta allí, los líderes no entregarán al acusado, porque la muerte que provocó fue accidental y no hubo enemistad previa.</w:t>
-      </w:r>
-    </w:p>
-    <w:p>
-      <w:pPr/>
-      <w:r>
-        <w:rPr>
-          <w:lang w:val="es_ES" w:bidi="es_ES"/>
-        </w:rPr>
-      </w:r>
-      <w:r>
-        <w:rPr>
-          <w:vertAlign w:val="superscript"/>
-          <w:lang w:val="es_ES" w:bidi="es_ES"/>
-        </w:rPr>
-        <w:t>6</w:t>
-      </w:r>
-      <w:r>
-        <w:rPr>
-          <w:lang w:val="es_ES" w:bidi="es_ES"/>
-        </w:rPr>
-        <w:t xml:space="preserve"> Esa persona deberá permanecer en la ciudad hasta ser juzgada por la comunidad. Deberá residir allí hasta que fallezca el sumo sacerdote que esté ejerciendo en ese tiempo. Solo entonces podrá volver a su propia ciudad, a su hogar de origen.</w:t>
-      </w:r>
-    </w:p>
-    <w:p>
-      <w:pPr/>
-      <w:r>
-        <w:rPr>
-          <w:lang w:val="es_ES" w:bidi="es_ES"/>
-        </w:rPr>
-      </w:r>
-      <w:r>
-        <w:rPr>
-          <w:vertAlign w:val="superscript"/>
-          <w:lang w:val="es_ES" w:bidi="es_ES"/>
-        </w:rPr>
-        <w:t>7</w:t>
-      </w:r>
-      <w:r>
-        <w:rPr>
-          <w:lang w:val="es_ES" w:bidi="es_ES"/>
-        </w:rPr>
-        <w:t xml:space="preserve"> Siguiendo las instrucciones de Josué, los israelitas apartaron estas ciudades: Cedes de Galilea, en la región montañosa de Neftalí; Siquén, en la región montañosa de Efraín; y Quiriat Arbá, también llamada Hebrón, en la región montañosa de Judá.</w:t>
+        <w:t xml:space="preserve"> La segunda tribu en recibir su porción fue Simeón, según sus clanes. El territorio de su heredad quedó dentro de los límites de Judá.</w:t>
+      </w:r>
+    </w:p>
+    <w:p>
+      <w:pPr/>
+      <w:r>
+        <w:rPr>
+          <w:lang w:val="es_ES" w:bidi="es_ES"/>
+        </w:rPr>
+      </w:r>
+      <w:r>
+        <w:rPr>
+          <w:vertAlign w:val="superscript"/>
+          <w:lang w:val="es_ES" w:bidi="es_ES"/>
+        </w:rPr>
+        <w:t>2-7</w:t>
+      </w:r>
+      <w:r>
+        <w:rPr>
+          <w:lang w:val="es_ES" w:bidi="es_ES"/>
+        </w:rPr>
+        <w:t xml:space="preserve"> Las ciudades que les pertenecían eran Berseba, también conocida como Sabá, Moladá, Jazar Súal, Balá, Esen, Eltolad, Betul, Jormá, Siclag, Bet Marcabot, Jazar Susá, Bet Lebaot y Sarujén. En total, eran 13 ciudades con sus aldeas. También recibieron Ayin, Rimón, Éter y Asán. Estas en total eran 4 ciudades con sus aldeas.</w:t>
       </w:r>
     </w:p>
     <w:p>
@@ -8986,7 +8314,7 @@
         <w:rPr>
           <w:lang w:val="es_ES" w:bidi="es_ES"/>
         </w:rPr>
-        <w:t xml:space="preserve"> También se designaron 3 ciudades con el mismo propósito al este del Jordán, frente a Jericó. Estas fueron Béser en el desierto, en la tierra de la tribu de Rubén; Ramot de Galaad, en el territorio de la tribu de Gad; y Golán en Basán, perteneciente a la tribu de Manasés.</w:t>
+        <w:t xml:space="preserve"> Además de estas ciudades, recibieron todos los pueblos de los alrededores que llegaban hasta Balatber, la ciudad de Ramat ubicada en el Néguev. Este fue el territorio asignado a los clanes de la tribu de Simeón.</w:t>
       </w:r>
     </w:p>
     <w:p>
@@ -9007,7 +8335,490 @@
         <w:rPr>
           <w:lang w:val="es_ES" w:bidi="es_ES"/>
         </w:rPr>
-        <w:t xml:space="preserve"> Cualquier israelita o extranjero que residiera entre ellos y hubiera matado a alguien accidentalmente podía refugiarse en una de estas ciudades. Así podía quedar protegido del vengador de la sangre hasta comparecer ante la asamblea para ser juzgado.</w:t>
+        <w:t xml:space="preserve"> El territorio de Judá resultó ser demasiado extenso para las necesidades de sus clanes, por lo que Simeón recibió su heredad de la porción que había correspondido a Judá.</w:t>
+      </w:r>
+    </w:p>
+    <w:p>
+      <w:pPr/>
+      <w:r>
+        <w:rPr>
+          <w:lang w:val="es_ES" w:bidi="es_ES"/>
+        </w:rPr>
+      </w:r>
+      <w:r>
+        <w:rPr>
+          <w:vertAlign w:val="superscript"/>
+          <w:lang w:val="es_ES" w:bidi="es_ES"/>
+        </w:rPr>
+        <w:t>10</w:t>
+      </w:r>
+      <w:r>
+        <w:rPr>
+          <w:lang w:val="es_ES" w:bidi="es_ES"/>
+        </w:rPr>
+        <w:t xml:space="preserve"> La tercera tribu en recibir su porción fue Zabulón, según sus clanes. Su territorio se extendía hasta Sarid.</w:t>
+      </w:r>
+    </w:p>
+    <w:p>
+      <w:pPr/>
+      <w:r>
+        <w:rPr>
+          <w:lang w:val="es_ES" w:bidi="es_ES"/>
+        </w:rPr>
+      </w:r>
+      <w:r>
+        <w:rPr>
+          <w:vertAlign w:val="superscript"/>
+          <w:lang w:val="es_ES" w:bidi="es_ES"/>
+        </w:rPr>
+        <w:t>11</w:t>
+      </w:r>
+      <w:r>
+        <w:rPr>
+          <w:lang w:val="es_ES" w:bidi="es_ES"/>
+        </w:rPr>
+        <w:t xml:space="preserve"> Por el oeste, el límite se dirigía hacia Maralá y tocaba Dabéset, hasta alcanzar el arroyo que está frente a Jocneán.</w:t>
+      </w:r>
+    </w:p>
+    <w:p>
+      <w:pPr/>
+      <w:r>
+        <w:rPr>
+          <w:lang w:val="es_ES" w:bidi="es_ES"/>
+        </w:rPr>
+      </w:r>
+      <w:r>
+        <w:rPr>
+          <w:vertAlign w:val="superscript"/>
+          <w:lang w:val="es_ES" w:bidi="es_ES"/>
+        </w:rPr>
+        <w:t>12</w:t>
+      </w:r>
+      <w:r>
+        <w:rPr>
+          <w:lang w:val="es_ES" w:bidi="es_ES"/>
+        </w:rPr>
+        <w:t xml:space="preserve"> Desde allí giraba al este de Sarid, en dirección de la salida del sol, hasta el territorio de Quislot Tabor. Luego avanzaba hasta tocar Daberat y ascendía hasta Jafía.</w:t>
+      </w:r>
+    </w:p>
+    <w:p>
+      <w:pPr/>
+      <w:r>
+        <w:rPr>
+          <w:lang w:val="es_ES" w:bidi="es_ES"/>
+        </w:rPr>
+      </w:r>
+      <w:r>
+        <w:rPr>
+          <w:vertAlign w:val="superscript"/>
+          <w:lang w:val="es_ES" w:bidi="es_ES"/>
+        </w:rPr>
+        <w:t>13</w:t>
+      </w:r>
+      <w:r>
+        <w:rPr>
+          <w:lang w:val="es_ES" w:bidi="es_ES"/>
+        </w:rPr>
+        <w:t xml:space="preserve"> La frontera cruzaba por el oriente hacia Gat Jefer e Itacasín, hasta alcanzar Rimón y girar hacia Negá.</w:t>
+      </w:r>
+    </w:p>
+    <w:p>
+      <w:pPr/>
+      <w:r>
+        <w:rPr>
+          <w:lang w:val="es_ES" w:bidi="es_ES"/>
+        </w:rPr>
+      </w:r>
+      <w:r>
+        <w:rPr>
+          <w:vertAlign w:val="superscript"/>
+          <w:lang w:val="es_ES" w:bidi="es_ES"/>
+        </w:rPr>
+        <w:t>14</w:t>
+      </w:r>
+      <w:r>
+        <w:rPr>
+          <w:lang w:val="es_ES" w:bidi="es_ES"/>
+        </w:rPr>
+        <w:t xml:space="preserve"> Desde allí, el límite giraba hacia el norte hasta llegar a Janatón, y terminaba en el valle de Jeftel.</w:t>
+      </w:r>
+    </w:p>
+    <w:p>
+      <w:pPr/>
+      <w:r>
+        <w:rPr>
+          <w:lang w:val="es_ES" w:bidi="es_ES"/>
+        </w:rPr>
+      </w:r>
+      <w:r>
+        <w:rPr>
+          <w:vertAlign w:val="superscript"/>
+          <w:lang w:val="es_ES" w:bidi="es_ES"/>
+        </w:rPr>
+        <w:t>15-16</w:t>
+      </w:r>
+      <w:r>
+        <w:rPr>
+          <w:lang w:val="es_ES" w:bidi="es_ES"/>
+        </w:rPr>
+        <w:t xml:space="preserve"> Ese territorio comprendía 12 ciudades con sus aldeas, entre ellas Catat, Nalal, Simrón, Idalá y Belén. Esta fue la heredad que recibieron los clanes de Zabulón, junto con sus ciudades y aldeas.</w:t>
+      </w:r>
+    </w:p>
+    <w:p>
+      <w:pPr/>
+      <w:r>
+        <w:rPr>
+          <w:lang w:val="es_ES" w:bidi="es_ES"/>
+        </w:rPr>
+      </w:r>
+      <w:r>
+        <w:rPr>
+          <w:vertAlign w:val="superscript"/>
+          <w:lang w:val="es_ES" w:bidi="es_ES"/>
+        </w:rPr>
+        <w:t>17-23</w:t>
+      </w:r>
+      <w:r>
+        <w:rPr>
+          <w:lang w:val="es_ES" w:bidi="es_ES"/>
+        </w:rPr>
+        <w:t xml:space="preserve"> Isacar fue la cuarta tribu que recibió su territorio, según sus clanes. Las ciudades que se encontraban dentro de ese territorio eran Jezrel, Quesulot, Sunem, Jafarayin, Sijón, Anajarat, Rabit, Cisón, Abez, Rémet, Enganín, Enadá y Bet Pasés. Su frontera alcanzaba Tabor, Sajazimá y Bet Semes, llegando hasta el río Jordán. Recibió 16 ciudades en total con sus aldeas. Estas ciudades formaban la heredad de los clanes de la tribu de Isacar.</w:t>
+      </w:r>
+    </w:p>
+    <w:p>
+      <w:pPr/>
+      <w:r>
+        <w:rPr>
+          <w:lang w:val="es_ES" w:bidi="es_ES"/>
+        </w:rPr>
+      </w:r>
+      <w:r>
+        <w:rPr>
+          <w:vertAlign w:val="superscript"/>
+          <w:lang w:val="es_ES" w:bidi="es_ES"/>
+        </w:rPr>
+        <w:t>24-26</w:t>
+      </w:r>
+      <w:r>
+        <w:rPr>
+          <w:lang w:val="es_ES" w:bidi="es_ES"/>
+        </w:rPr>
+        <w:t xml:space="preserve"> Aser fue la quinta tribu que recibió su territorio, según sus clanes. Entre las ciudades incluidas en su territorio estaban Jelcat, Jalí, Betén, Acsaf, Alamélec, Amad y Miseal. El límite tocaba por el oeste el monte Carmelo y Sijor Libnat.</w:t>
+      </w:r>
+    </w:p>
+    <w:p>
+      <w:pPr/>
+      <w:r>
+        <w:rPr>
+          <w:lang w:val="es_ES" w:bidi="es_ES"/>
+        </w:rPr>
+      </w:r>
+      <w:r>
+        <w:rPr>
+          <w:vertAlign w:val="superscript"/>
+          <w:lang w:val="es_ES" w:bidi="es_ES"/>
+        </w:rPr>
+        <w:t>27</w:t>
+      </w:r>
+      <w:r>
+        <w:rPr>
+          <w:lang w:val="es_ES" w:bidi="es_ES"/>
+        </w:rPr>
+        <w:t xml:space="preserve"> Desde allí giraba hacia el oriente hasta Bet Dagón, alcanzando a Zabulón en el valle de Jeftel. Después se extendía al norte hacia Bet Émec y Neyel, pasando junto a Cabul por el lado izquierdo.</w:t>
+      </w:r>
+    </w:p>
+    <w:p>
+      <w:pPr/>
+      <w:r>
+        <w:rPr>
+          <w:lang w:val="es_ES" w:bidi="es_ES"/>
+        </w:rPr>
+      </w:r>
+      <w:r>
+        <w:rPr>
+          <w:vertAlign w:val="superscript"/>
+          <w:lang w:val="es_ES" w:bidi="es_ES"/>
+        </w:rPr>
+        <w:t>28</w:t>
+      </w:r>
+      <w:r>
+        <w:rPr>
+          <w:lang w:val="es_ES" w:bidi="es_ES"/>
+        </w:rPr>
+        <w:t xml:space="preserve"> El límite seguía hacia Abdón, Rejob, Hamón y Caná, hasta tocar la gran ciudad de Sidón.</w:t>
+      </w:r>
+    </w:p>
+    <w:p>
+      <w:pPr/>
+      <w:r>
+        <w:rPr>
+          <w:lang w:val="es_ES" w:bidi="es_ES"/>
+        </w:rPr>
+      </w:r>
+      <w:r>
+        <w:rPr>
+          <w:vertAlign w:val="superscript"/>
+          <w:lang w:val="es_ES" w:bidi="es_ES"/>
+        </w:rPr>
+        <w:t>29</w:t>
+      </w:r>
+      <w:r>
+        <w:rPr>
+          <w:lang w:val="es_ES" w:bidi="es_ES"/>
+        </w:rPr>
+        <w:t xml:space="preserve"> Luego daba vuelta hacia Ramá y de allí hasta la ciudad fortificada de Tiro. Después giraba hacia Josá y salía al mar Mediterráneo, desde el territorio de Aczib,</w:t>
+      </w:r>
+    </w:p>
+    <w:p>
+      <w:pPr/>
+      <w:r>
+        <w:rPr>
+          <w:lang w:val="es_ES" w:bidi="es_ES"/>
+        </w:rPr>
+      </w:r>
+      <w:r>
+        <w:rPr>
+          <w:vertAlign w:val="superscript"/>
+          <w:lang w:val="es_ES" w:bidi="es_ES"/>
+        </w:rPr>
+        <w:t>30-31</w:t>
+      </w:r>
+      <w:r>
+        <w:rPr>
+          <w:lang w:val="es_ES" w:bidi="es_ES"/>
+        </w:rPr>
+        <w:t xml:space="preserve"> Uma, Afec y Rejob. En total eran 22 ciudades con sus aldeas. Esta fue la heredad que recibieron los clanes de Aser, junto con sus ciudades y aldeas.</w:t>
+      </w:r>
+    </w:p>
+    <w:p>
+      <w:pPr/>
+      <w:r>
+        <w:rPr>
+          <w:lang w:val="es_ES" w:bidi="es_ES"/>
+        </w:rPr>
+      </w:r>
+      <w:r>
+        <w:rPr>
+          <w:vertAlign w:val="superscript"/>
+          <w:lang w:val="es_ES" w:bidi="es_ES"/>
+        </w:rPr>
+        <w:t>32</w:t>
+      </w:r>
+      <w:r>
+        <w:rPr>
+          <w:lang w:val="es_ES" w:bidi="es_ES"/>
+        </w:rPr>
+        <w:t xml:space="preserve"> Neftalí fue la sexta tribu que recibió su territorio, según sus clanes.</w:t>
+      </w:r>
+    </w:p>
+    <w:p>
+      <w:pPr/>
+      <w:r>
+        <w:rPr>
+          <w:lang w:val="es_ES" w:bidi="es_ES"/>
+        </w:rPr>
+      </w:r>
+      <w:r>
+        <w:rPr>
+          <w:vertAlign w:val="superscript"/>
+          <w:lang w:val="es_ES" w:bidi="es_ES"/>
+        </w:rPr>
+        <w:t>33</w:t>
+      </w:r>
+      <w:r>
+        <w:rPr>
+          <w:lang w:val="es_ES" w:bidi="es_ES"/>
+        </w:rPr>
+        <w:t xml:space="preserve"> Su territorio abarcaba desde Jélef y el gran árbol de Sananín hacia Adaminéqueb y Jabnel, y continuaba hacia Lacún, hasta el río Jordán.</w:t>
+      </w:r>
+    </w:p>
+    <w:p>
+      <w:pPr/>
+      <w:r>
+        <w:rPr>
+          <w:lang w:val="es_ES" w:bidi="es_ES"/>
+        </w:rPr>
+      </w:r>
+      <w:r>
+        <w:rPr>
+          <w:vertAlign w:val="superscript"/>
+          <w:lang w:val="es_ES" w:bidi="es_ES"/>
+        </w:rPr>
+        <w:t>34</w:t>
+      </w:r>
+      <w:r>
+        <w:rPr>
+          <w:lang w:val="es_ES" w:bidi="es_ES"/>
+        </w:rPr>
+        <w:t xml:space="preserve"> El límite seguía por el occidente, pasando por Aznot Tabor, y proseguía en Hucoc. Bordeaba el territorio de la tribu de Zabulón por el sur, la de Aser por el occidente y el río Jordán por el oriente.</w:t>
+      </w:r>
+    </w:p>
+    <w:p>
+      <w:pPr/>
+      <w:r>
+        <w:rPr>
+          <w:lang w:val="es_ES" w:bidi="es_ES"/>
+        </w:rPr>
+      </w:r>
+      <w:r>
+        <w:rPr>
+          <w:vertAlign w:val="superscript"/>
+          <w:lang w:val="es_ES" w:bidi="es_ES"/>
+        </w:rPr>
+        <w:t>35-39</w:t>
+      </w:r>
+      <w:r>
+        <w:rPr>
+          <w:lang w:val="es_ES" w:bidi="es_ES"/>
+        </w:rPr>
+        <w:t xml:space="preserve"> Las ciudades fortificadas eran Sidín, Ser, Jamat, Racat, Quinéret, Adamá, Ramá, Jazor, Cedes, Edrey, Enjazor, Irón, Migdal El, Jorén, Bet Anat y Bet Semes. En total sumaban 19 ciudades con sus aldeas.</w:t>
+      </w:r>
+    </w:p>
+    <w:p>
+      <w:pPr/>
+      <w:r>
+        <w:rPr>
+          <w:lang w:val="es_ES" w:bidi="es_ES"/>
+        </w:rPr>
+      </w:r>
+      <w:r>
+        <w:rPr>
+          <w:vertAlign w:val="superscript"/>
+          <w:lang w:val="es_ES" w:bidi="es_ES"/>
+        </w:rPr>
+        <w:t>40</w:t>
+      </w:r>
+      <w:r>
+        <w:rPr>
+          <w:lang w:val="es_ES" w:bidi="es_ES"/>
+        </w:rPr>
+        <w:t xml:space="preserve"> Dan fue la séptima tribu que recibió territorio, según sus clanes.</w:t>
+      </w:r>
+    </w:p>
+    <w:p>
+      <w:pPr/>
+      <w:r>
+        <w:rPr>
+          <w:lang w:val="es_ES" w:bidi="es_ES"/>
+        </w:rPr>
+      </w:r>
+      <w:r>
+        <w:rPr>
+          <w:vertAlign w:val="superscript"/>
+          <w:lang w:val="es_ES" w:bidi="es_ES"/>
+        </w:rPr>
+        <w:t>41-46</w:t>
+      </w:r>
+      <w:r>
+        <w:rPr>
+          <w:lang w:val="es_ES" w:bidi="es_ES"/>
+        </w:rPr>
+        <w:t xml:space="preserve"> Entre las ciudades incluidas en su territorio estaban Zora, Estaol, Ir Semes, Sagalbín, Ayalón, Jetlá, Elón, Timnat, Ecrón, Eltequé, Guibetón, Balat, Jehúd, Bené Berac, Gat Rimón, Mejarcón y Racón, con la región que estaba frente a Jope.</w:t>
+      </w:r>
+    </w:p>
+    <w:p>
+      <w:pPr/>
+      <w:r>
+        <w:rPr>
+          <w:lang w:val="es_ES" w:bidi="es_ES"/>
+        </w:rPr>
+      </w:r>
+      <w:r>
+        <w:rPr>
+          <w:vertAlign w:val="superscript"/>
+          <w:lang w:val="es_ES" w:bidi="es_ES"/>
+        </w:rPr>
+        <w:t>47</w:t>
+      </w:r>
+      <w:r>
+        <w:rPr>
+          <w:lang w:val="es_ES" w:bidi="es_ES"/>
+        </w:rPr>
+        <w:t xml:space="preserve"> Como a los danitas no les alcanzó el territorio que se les asignó, fueron a apoderarse de la ciudad de Lesén. Después de tomarla, pasaron a filo de espada a todos sus habitantes. Luego los danitas se establecieron allí y le dieron por nombre Dan, en honor de su antepasado.</w:t>
+      </w:r>
+    </w:p>
+    <w:p>
+      <w:pPr/>
+      <w:r>
+        <w:rPr>
+          <w:lang w:val="es_ES" w:bidi="es_ES"/>
+        </w:rPr>
+      </w:r>
+      <w:r>
+        <w:rPr>
+          <w:vertAlign w:val="superscript"/>
+          <w:lang w:val="es_ES" w:bidi="es_ES"/>
+        </w:rPr>
+        <w:t>48</w:t>
+      </w:r>
+      <w:r>
+        <w:rPr>
+          <w:lang w:val="es_ES" w:bidi="es_ES"/>
+        </w:rPr>
+        <w:t xml:space="preserve"> Así quedó establecido el territorio de los clanes de la tribu de Dan, junto con sus ciudades y aldeas.</w:t>
+      </w:r>
+    </w:p>
+    <w:p>
+      <w:pPr/>
+      <w:r>
+        <w:rPr>
+          <w:lang w:val="es_ES" w:bidi="es_ES"/>
+        </w:rPr>
+      </w:r>
+      <w:r>
+        <w:rPr>
+          <w:vertAlign w:val="superscript"/>
+          <w:lang w:val="es_ES" w:bidi="es_ES"/>
+        </w:rPr>
+        <w:t>49</w:t>
+      </w:r>
+      <w:r>
+        <w:rPr>
+          <w:lang w:val="es_ES" w:bidi="es_ES"/>
+        </w:rPr>
+        <w:t xml:space="preserve"> Al terminar el reparto del territorio entre todas las tribus, los israelitas dieron a Josué, hijo de Nun, su propia porción como heredad.</w:t>
+      </w:r>
+    </w:p>
+    <w:p>
+      <w:pPr/>
+      <w:r>
+        <w:rPr>
+          <w:lang w:val="es_ES" w:bidi="es_ES"/>
+        </w:rPr>
+      </w:r>
+      <w:r>
+        <w:rPr>
+          <w:vertAlign w:val="superscript"/>
+          <w:lang w:val="es_ES" w:bidi="es_ES"/>
+        </w:rPr>
+        <w:t>50</w:t>
+      </w:r>
+      <w:r>
+        <w:rPr>
+          <w:lang w:val="es_ES" w:bidi="es_ES"/>
+        </w:rPr>
+        <w:t xml:space="preserve"> De este modo obedecieron la orden del Señor. Josué solicitó la ciudad de Timnat Sera, situada en las montañas de Efraín. Después de reconstruirla, se instaló allí.</w:t>
+      </w:r>
+    </w:p>
+    <w:p>
+      <w:pPr/>
+      <w:r>
+        <w:rPr>
+          <w:lang w:val="es_ES" w:bidi="es_ES"/>
+        </w:rPr>
+      </w:r>
+      <w:r>
+        <w:rPr>
+          <w:vertAlign w:val="superscript"/>
+          <w:lang w:val="es_ES" w:bidi="es_ES"/>
+        </w:rPr>
+        <w:t>51</w:t>
+      </w:r>
+      <w:r>
+        <w:rPr>
+          <w:lang w:val="es_ES" w:bidi="es_ES"/>
+        </w:rPr>
+        <w:t xml:space="preserve"> Así fue como el sacerdote Eleazar, Josué, hijo de Nun, y los representantes de las familias israelitas completaron el reparto territorial. Realizaron el sorteo en Siló, ante la presencia del Señor, junto a la entrada de la tienda de reunión.</w:t>
       </w:r>
     </w:p>
     <w:p>
@@ -9018,7 +8829,7 @@
         <w:rPr>
           <w:lang w:val="es_ES" w:bidi="es_ES"/>
         </w:rPr>
-        <w:t>Josué 21:1</w:t>
+        <w:t>Josué 20:1</w:t>
       </w:r>
       <w:r>
         <w:rPr>
@@ -9044,7 +8855,7 @@
         <w:rPr>
           <w:lang w:val="es_ES" w:bidi="es_ES"/>
         </w:rPr>
-        <w:t xml:space="preserve"> Los jefes de familia de los levitas se presentaron ante el sacerdote Eleazar, ante Josué, hijo de Nun, y ante los representantes de las familias de Israel. Todos se encontraban en Siló, en tierra de Canaán.</w:t>
+        <w:t xml:space="preserve"> El Señor le dijo a Josué:</w:t>
       </w:r>
     </w:p>
     <w:p>
@@ -9065,7 +8876,7 @@
         <w:rPr>
           <w:lang w:val="es_ES" w:bidi="es_ES"/>
         </w:rPr>
-        <w:t xml:space="preserve"> Allí les dijeron:—El Señor mandó a Moisés que nos asignaran ciudades para vivir, con sus campos de pastoreo para nuestro ganado.</w:t>
+        <w:t xml:space="preserve"> —Diles a los israelitas que designen ahora las ciudades de refugio, tal como le ordené a Moisés.</w:t>
       </w:r>
     </w:p>
     <w:p>
@@ -9086,7 +8897,7 @@
         <w:rPr>
           <w:lang w:val="es_ES" w:bidi="es_ES"/>
         </w:rPr>
-        <w:t xml:space="preserve"> Los israelitas obedecieron la orden del Señor y entregaron a los levitas, de su propia heredad, las siguientes ciudades con sus campos de pastoreo.</w:t>
+        <w:t xml:space="preserve"> De esta manera, quien quite la vida a otra persona por accidente, sin intención de hacerlo, podrá escapar a esas ciudades. Podrá encontrar protección del vengador de la sangre.</w:t>
       </w:r>
     </w:p>
     <w:p>
@@ -9107,7 +8918,7 @@
         <w:rPr>
           <w:lang w:val="es_ES" w:bidi="es_ES"/>
         </w:rPr>
-        <w:t xml:space="preserve"> La primera asignación por sorteo correspondió a los clanes coatitas descendientes de Aarón, quienes eran sacerdotes. Recibieron 13 ciudades de las tribus de Judá, Simeón y Benjamín.</w:t>
+        <w:t xml:space="preserve"> Cuando alguien llegue huyendo a una de esas ciudades, deberá detenerse en la puerta y exponer su situación ante los líderes de la ciudad. Entonces ellos lo admitirán y le proporcionarán un sitio donde residir entre ellos.</w:t>
       </w:r>
     </w:p>
     <w:p>
@@ -9128,7 +8939,7 @@
         <w:rPr>
           <w:lang w:val="es_ES" w:bidi="es_ES"/>
         </w:rPr>
-        <w:t xml:space="preserve"> Al resto de las familias coatitas les correspondieron, mediante sorteo, 10 ciudades provenientes de Efraín, Dan y la media tribu de Manasés.</w:t>
+        <w:t xml:space="preserve"> Si el vengador de la sangre lo persigue hasta allí, los líderes no entregarán al acusado, porque la muerte que provocó fue accidental y no hubo enemistad previa.</w:t>
       </w:r>
     </w:p>
     <w:p>
@@ -9149,7 +8960,7 @@
         <w:rPr>
           <w:lang w:val="es_ES" w:bidi="es_ES"/>
         </w:rPr>
-        <w:t xml:space="preserve"> Los descendientes de Gersón obtuvieron por sorteo 13 ciudades. Algunas provenían de las tribus de Isacar, Aser y Neftalí. Otras provenían de la media tribu de Manasés que estaba establecida en Basán.</w:t>
+        <w:t xml:space="preserve"> Esa persona deberá permanecer en la ciudad hasta ser juzgada por la comunidad. Deberá residir allí hasta que fallezca el sumo sacerdote que esté ejerciendo en ese tiempo. Solo entonces podrá volver a su propia ciudad, a su hogar de origen.</w:t>
       </w:r>
     </w:p>
     <w:p>
@@ -9170,7 +8981,7 @@
         <w:rPr>
           <w:lang w:val="es_ES" w:bidi="es_ES"/>
         </w:rPr>
-        <w:t xml:space="preserve"> Según sus familias, los descendientes de Merari recibieron 12 ciudades provenientes de Rubén, Gad y Zabulón.</w:t>
+        <w:t xml:space="preserve"> Siguiendo las instrucciones de Josué, los israelitas apartaron estas ciudades: Cedes de Galilea, en la región montañosa de Neftalí; Siquén, en la región montañosa de Efraín; y Quiriat Arbá, también llamada Hebrón, en la región montañosa de Judá.</w:t>
       </w:r>
     </w:p>
     <w:p>
@@ -9191,427 +9002,28 @@
         <w:rPr>
           <w:lang w:val="es_ES" w:bidi="es_ES"/>
         </w:rPr>
-        <w:t xml:space="preserve"> De esta manera, los israelitas distribuyeron a los levitas todas estas ciudades con sus campos de pastoreo, cumpliendo la orden que el Señor había dado a través de Moisés.</w:t>
-      </w:r>
-    </w:p>
-    <w:p>
-      <w:pPr/>
-      <w:r>
-        <w:rPr>
-          <w:lang w:val="es_ES" w:bidi="es_ES"/>
-        </w:rPr>
-      </w:r>
-      <w:r>
-        <w:rPr>
-          <w:vertAlign w:val="superscript"/>
-          <w:lang w:val="es_ES" w:bidi="es_ES"/>
-        </w:rPr>
-        <w:t>16</w:t>
-      </w:r>
-      <w:r>
-        <w:rPr>
-          <w:lang w:val="es_ES" w:bidi="es_ES"/>
-        </w:rPr>
-        <w:t xml:space="preserve"> También se procedió de igual manera con los territorios de Judá y Simeón. Estas ciudades fueron asignadas a los descendientes de Aarón que pertenecían al clan coatita de la tribu levita, pues ellos resultaron favorecidos en el primer sorteo. Les entregaron Quiriat Arbá, también llamada Hebrón, con sus campos de pastoreo, en la región montañosa de Judá. Arbá era antepasado de los anaquitas. Sin embargo, los campos y aldeas que rodeaban la ciudad ya habían sido asignados a Caleb, hijo de Jefone, como posesión suya. Hebrón estaba designada como ciudad de refugio para los acusados de homicidio. Además de Hebrón, a los descendientes del sacerdote Aarón se les asignaron estas ciudades con sus campos de pastoreo: Libná, Jatir, Estemoa, Holón, Debir, Ayin, Yutá y Bet Semes. En total, eran 9 ciudades provenientes de esas 2 tribus.</w:t>
-      </w:r>
-    </w:p>
-    <w:p>
-      <w:pPr/>
-      <w:r>
-        <w:rPr>
-          <w:lang w:val="es_ES" w:bidi="es_ES"/>
-        </w:rPr>
-      </w:r>
-      <w:r>
-        <w:rPr>
-          <w:vertAlign w:val="superscript"/>
-          <w:lang w:val="es_ES" w:bidi="es_ES"/>
-        </w:rPr>
-        <w:t>18</w:t>
-      </w:r>
-      <w:r>
-        <w:rPr>
-          <w:lang w:val="es_ES" w:bidi="es_ES"/>
-        </w:rPr>
-        <w:t xml:space="preserve"> Del territorio de Benjamín les fueron asignadas 4 ciudades con sus campos de pastoreo: Gabaón, Gueba, Anatot y Almón.</w:t>
-      </w:r>
-    </w:p>
-    <w:p>
-      <w:pPr/>
-      <w:r>
-        <w:rPr>
-          <w:lang w:val="es_ES" w:bidi="es_ES"/>
-        </w:rPr>
-      </w:r>
-      <w:r>
-        <w:rPr>
-          <w:vertAlign w:val="superscript"/>
-          <w:lang w:val="es_ES" w:bidi="es_ES"/>
-        </w:rPr>
-        <w:t>19</w:t>
-      </w:r>
-      <w:r>
-        <w:rPr>
-          <w:lang w:val="es_ES" w:bidi="es_ES"/>
-        </w:rPr>
-        <w:t xml:space="preserve"> En total, los sacerdotes descendientes de Aarón recibieron 13 ciudades con sus respectivos campos de pastoreo.</w:t>
-      </w:r>
-    </w:p>
-    <w:p>
-      <w:pPr/>
-      <w:r>
-        <w:rPr>
-          <w:lang w:val="es_ES" w:bidi="es_ES"/>
-        </w:rPr>
-      </w:r>
-      <w:r>
-        <w:rPr>
-          <w:vertAlign w:val="superscript"/>
-          <w:lang w:val="es_ES" w:bidi="es_ES"/>
-        </w:rPr>
-        <w:t>22</w:t>
-      </w:r>
-      <w:r>
-        <w:rPr>
-          <w:lang w:val="es_ES" w:bidi="es_ES"/>
-        </w:rPr>
-        <w:t xml:space="preserve"> A las demás familias coatitas, que también eran levitas, les fueron asignadas ciudades del territorio de Efraín. En la región montañosa de Efraín recibieron Siquén, ciudad de refugio, junto con Guézer, Quibsayin y Bet Jorón. Sumaban 4 ciudades en total, cada una con sus campos de pastoreo.</w:t>
-      </w:r>
-    </w:p>
-    <w:p>
-      <w:pPr/>
-      <w:r>
-        <w:rPr>
-          <w:lang w:val="es_ES" w:bidi="es_ES"/>
-        </w:rPr>
-      </w:r>
-      <w:r>
-        <w:rPr>
-          <w:vertAlign w:val="superscript"/>
-          <w:lang w:val="es_ES" w:bidi="es_ES"/>
-        </w:rPr>
-        <w:t>24</w:t>
-      </w:r>
-      <w:r>
-        <w:rPr>
-          <w:lang w:val="es_ES" w:bidi="es_ES"/>
-        </w:rPr>
-        <w:t xml:space="preserve"> De Dan recibieron 4 ciudades con sus campos de pastoreo: Eltequé, Guibetón, Ayalón y Gat Rimón.</w:t>
-      </w:r>
-    </w:p>
-    <w:p>
-      <w:pPr/>
-      <w:r>
-        <w:rPr>
-          <w:lang w:val="es_ES" w:bidi="es_ES"/>
-        </w:rPr>
-      </w:r>
-      <w:r>
-        <w:rPr>
-          <w:vertAlign w:val="superscript"/>
-          <w:lang w:val="es_ES" w:bidi="es_ES"/>
-        </w:rPr>
-        <w:t>25</w:t>
-      </w:r>
-      <w:r>
-        <w:rPr>
-          <w:lang w:val="es_ES" w:bidi="es_ES"/>
-        </w:rPr>
-        <w:t xml:space="preserve"> De la media tribu de Manasés recibieron Tanac y Gat Rimón, 2 ciudades con sus campos de pastoreo.</w:t>
-      </w:r>
-    </w:p>
-    <w:p>
-      <w:pPr/>
-      <w:r>
-        <w:rPr>
-          <w:lang w:val="es_ES" w:bidi="es_ES"/>
-        </w:rPr>
-      </w:r>
-      <w:r>
-        <w:rPr>
-          <w:vertAlign w:val="superscript"/>
-          <w:lang w:val="es_ES" w:bidi="es_ES"/>
-        </w:rPr>
-        <w:t>26</w:t>
-      </w:r>
-      <w:r>
-        <w:rPr>
-          <w:lang w:val="es_ES" w:bidi="es_ES"/>
-        </w:rPr>
-        <w:t xml:space="preserve"> En total, las demás familias de los descendientes coatitas recibieron 10 ciudades con sus respectivos campos de pastoreo.</w:t>
-      </w:r>
-    </w:p>
-    <w:p>
-      <w:pPr/>
-      <w:r>
-        <w:rPr>
-          <w:lang w:val="es_ES" w:bidi="es_ES"/>
-        </w:rPr>
-      </w:r>
-      <w:r>
-        <w:rPr>
-          <w:vertAlign w:val="superscript"/>
-          <w:lang w:val="es_ES" w:bidi="es_ES"/>
-        </w:rPr>
-        <w:t>27</w:t>
-      </w:r>
-      <w:r>
-        <w:rPr>
-          <w:lang w:val="es_ES" w:bidi="es_ES"/>
-        </w:rPr>
-        <w:t xml:space="preserve"> A los levitas descendientes de Guersón se les asignaron 2 ciudades con sus campos de pastoreo en el territorio de la media tribu de Manasés: Golán en Basán, que era ciudad de refugio para los acusados de homicidio, y Besterá.</w:t>
-      </w:r>
-    </w:p>
-    <w:p>
-      <w:pPr/>
-      <w:r>
-        <w:rPr>
-          <w:lang w:val="es_ES" w:bidi="es_ES"/>
-        </w:rPr>
-      </w:r>
-      <w:r>
-        <w:rPr>
-          <w:vertAlign w:val="superscript"/>
-          <w:lang w:val="es_ES" w:bidi="es_ES"/>
-        </w:rPr>
-        <w:t>29</w:t>
-      </w:r>
-      <w:r>
-        <w:rPr>
-          <w:lang w:val="es_ES" w:bidi="es_ES"/>
-        </w:rPr>
-        <w:t xml:space="preserve"> De Isacar recibieron Cisón, Daberat, Jarmut y Enganín, 4 ciudades con sus campos de pastoreo.</w:t>
-      </w:r>
-    </w:p>
-    <w:p>
-      <w:pPr/>
-      <w:r>
-        <w:rPr>
-          <w:lang w:val="es_ES" w:bidi="es_ES"/>
-        </w:rPr>
-      </w:r>
-      <w:r>
-        <w:rPr>
-          <w:vertAlign w:val="superscript"/>
-          <w:lang w:val="es_ES" w:bidi="es_ES"/>
-        </w:rPr>
-        <w:t>31</w:t>
-      </w:r>
-      <w:r>
-        <w:rPr>
-          <w:lang w:val="es_ES" w:bidi="es_ES"/>
-        </w:rPr>
-        <w:t xml:space="preserve"> De Aser recibieron Miseal, Abdón, Jelcat y Rejob, 4 ciudades con sus campos de pastoreo.</w:t>
-      </w:r>
-    </w:p>
-    <w:p>
-      <w:pPr/>
-      <w:r>
-        <w:rPr>
-          <w:lang w:val="es_ES" w:bidi="es_ES"/>
-        </w:rPr>
-      </w:r>
-      <w:r>
-        <w:rPr>
-          <w:vertAlign w:val="superscript"/>
-          <w:lang w:val="es_ES" w:bidi="es_ES"/>
-        </w:rPr>
-        <w:t>32</w:t>
-      </w:r>
-      <w:r>
-        <w:rPr>
-          <w:lang w:val="es_ES" w:bidi="es_ES"/>
-        </w:rPr>
-        <w:t xml:space="preserve"> De Neftalí recibieron 3 ciudades con sus campos de pastoreo: Cedes en Galilea, que era ciudad de refugio para los acusados de homicidio, junto con Jamot Dor y Cartán.</w:t>
-      </w:r>
-    </w:p>
-    <w:p>
-      <w:pPr/>
-      <w:r>
-        <w:rPr>
-          <w:lang w:val="es_ES" w:bidi="es_ES"/>
-        </w:rPr>
-      </w:r>
-      <w:r>
-        <w:rPr>
-          <w:vertAlign w:val="superscript"/>
-          <w:lang w:val="es_ES" w:bidi="es_ES"/>
-        </w:rPr>
-        <w:t>33</w:t>
-      </w:r>
-      <w:r>
-        <w:rPr>
-          <w:lang w:val="es_ES" w:bidi="es_ES"/>
-        </w:rPr>
-        <w:t xml:space="preserve"> En total, los descendientes guersonitas recibieron 13 ciudades con sus respectivos campos de pastoreo, según sus clanes.</w:t>
-      </w:r>
-    </w:p>
-    <w:p>
-      <w:pPr/>
-      <w:r>
-        <w:rPr>
-          <w:lang w:val="es_ES" w:bidi="es_ES"/>
-        </w:rPr>
-      </w:r>
-      <w:r>
-        <w:rPr>
-          <w:vertAlign w:val="superscript"/>
-          <w:lang w:val="es_ES" w:bidi="es_ES"/>
-        </w:rPr>
-        <w:t>35</w:t>
-      </w:r>
-      <w:r>
-        <w:rPr>
-          <w:lang w:val="es_ES" w:bidi="es_ES"/>
-        </w:rPr>
-        <w:t xml:space="preserve"> A los clanes meraritas, que eran los levitas restantes, se les asignaron 4 ciudades con sus campos de pastoreo del territorio de Zabulón: Jocneán, Cartá, Dimná y Naalal.</w:t>
-      </w:r>
-    </w:p>
-    <w:p>
-      <w:pPr/>
-      <w:r>
-        <w:rPr>
-          <w:lang w:val="es_ES" w:bidi="es_ES"/>
-        </w:rPr>
-      </w:r>
-      <w:r>
-        <w:rPr>
-          <w:vertAlign w:val="superscript"/>
-          <w:lang w:val="es_ES" w:bidi="es_ES"/>
-        </w:rPr>
-        <w:t>37</w:t>
-      </w:r>
-      <w:r>
-        <w:rPr>
-          <w:lang w:val="es_ES" w:bidi="es_ES"/>
-        </w:rPr>
-        <w:t xml:space="preserve"> De la tribu de Rubén recibieron 4 ciudades con sus campos de pastoreo: Béser, Yahaza, Cademot y Mefaat.</w:t>
-      </w:r>
-    </w:p>
-    <w:p>
-      <w:pPr/>
-      <w:r>
-        <w:rPr>
-          <w:lang w:val="es_ES" w:bidi="es_ES"/>
-        </w:rPr>
-      </w:r>
-      <w:r>
-        <w:rPr>
-          <w:vertAlign w:val="superscript"/>
-          <w:lang w:val="es_ES" w:bidi="es_ES"/>
-        </w:rPr>
-        <w:t>39</w:t>
-      </w:r>
-      <w:r>
-        <w:rPr>
-          <w:lang w:val="es_ES" w:bidi="es_ES"/>
-        </w:rPr>
-        <w:t xml:space="preserve"> De la tribu de Gad recibieron 4 ciudades con sus campos de pastoreo: Ramot de Galaad, que era ciudad de refugio para los acusados de homicidio, junto con Majanayin, Hesbón y Jazer.</w:t>
-      </w:r>
-    </w:p>
-    <w:p>
-      <w:pPr/>
-      <w:r>
-        <w:rPr>
-          <w:lang w:val="es_ES" w:bidi="es_ES"/>
-        </w:rPr>
-      </w:r>
-      <w:r>
-        <w:rPr>
-          <w:vertAlign w:val="superscript"/>
-          <w:lang w:val="es_ES" w:bidi="es_ES"/>
-        </w:rPr>
-        <w:t>40</w:t>
-      </w:r>
-      <w:r>
-        <w:rPr>
-          <w:lang w:val="es_ES" w:bidi="es_ES"/>
-        </w:rPr>
-        <w:t xml:space="preserve"> Así, los clanes meraritas, los últimos levitas en recibir su asignación, obtuvieron un total de 12 ciudades según sus familias.</w:t>
-      </w:r>
-    </w:p>
-    <w:p>
-      <w:pPr/>
-      <w:r>
-        <w:rPr>
-          <w:lang w:val="es_ES" w:bidi="es_ES"/>
-        </w:rPr>
-      </w:r>
-      <w:r>
-        <w:rPr>
-          <w:vertAlign w:val="superscript"/>
-          <w:lang w:val="es_ES" w:bidi="es_ES"/>
-        </w:rPr>
-        <w:t>42</w:t>
-      </w:r>
-      <w:r>
-        <w:rPr>
-          <w:lang w:val="es_ES" w:bidi="es_ES"/>
-        </w:rPr>
-        <w:t xml:space="preserve"> En total, los levitas recibieron 48 ciudades con sus respectivos campos de pastoreo en territorio israelita. Cada una de estas ciudades contaba con sus propios campos de pastoreo.</w:t>
-      </w:r>
-    </w:p>
-    <w:p>
-      <w:pPr/>
-      <w:r>
-        <w:rPr>
-          <w:lang w:val="es_ES" w:bidi="es_ES"/>
-        </w:rPr>
-      </w:r>
-      <w:r>
-        <w:rPr>
-          <w:vertAlign w:val="superscript"/>
-          <w:lang w:val="es_ES" w:bidi="es_ES"/>
-        </w:rPr>
-        <w:t>43</w:t>
-      </w:r>
-      <w:r>
-        <w:rPr>
-          <w:lang w:val="es_ES" w:bidi="es_ES"/>
-        </w:rPr>
-        <w:t xml:space="preserve"> El Señor entregó a Israel toda la tierra que había prometido a sus antepasados. Ellos se apoderaron de ella y se establecieron allí.</w:t>
-      </w:r>
-    </w:p>
-    <w:p>
-      <w:pPr/>
-      <w:r>
-        <w:rPr>
-          <w:lang w:val="es_ES" w:bidi="es_ES"/>
-        </w:rPr>
-      </w:r>
-      <w:r>
-        <w:rPr>
-          <w:vertAlign w:val="superscript"/>
-          <w:lang w:val="es_ES" w:bidi="es_ES"/>
-        </w:rPr>
-        <w:t>44</w:t>
-      </w:r>
-      <w:r>
-        <w:rPr>
-          <w:lang w:val="es_ES" w:bidi="es_ES"/>
-        </w:rPr>
-        <w:t xml:space="preserve"> El Señor les otorgó paz, tal como lo había prometido. Ninguno de todos sus enemigos logró hacerles frente, ya que el Señor los ayudó a vencer a todos sus enemigos.</w:t>
-      </w:r>
-    </w:p>
-    <w:p>
-      <w:pPr/>
-      <w:r>
-        <w:rPr>
-          <w:lang w:val="es_ES" w:bidi="es_ES"/>
-        </w:rPr>
-      </w:r>
-      <w:r>
-        <w:rPr>
-          <w:vertAlign w:val="superscript"/>
-          <w:lang w:val="es_ES" w:bidi="es_ES"/>
-        </w:rPr>
-        <w:t>45</w:t>
-      </w:r>
-      <w:r>
-        <w:rPr>
-          <w:lang w:val="es_ES" w:bidi="es_ES"/>
-        </w:rPr>
-        <w:t xml:space="preserve"> Ni una sola de todas las buenas promesas que el Señor había hecho a la casa de Israel quedó sin cumplirse. Cada una de ellas se hizo realidad.</w:t>
+        <w:t xml:space="preserve"> También se designaron 3 ciudades con el mismo propósito al este del Jordán, frente a Jericó. Estas fueron Béser en el desierto, en la tierra de la tribu de Rubén; Ramot de Galaad, en el territorio de la tribu de Gad; y Golán en Basán, perteneciente a la tribu de Manasés.</w:t>
+      </w:r>
+    </w:p>
+    <w:p>
+      <w:pPr/>
+      <w:r>
+        <w:rPr>
+          <w:lang w:val="es_ES" w:bidi="es_ES"/>
+        </w:rPr>
+      </w:r>
+      <w:r>
+        <w:rPr>
+          <w:vertAlign w:val="superscript"/>
+          <w:lang w:val="es_ES" w:bidi="es_ES"/>
+        </w:rPr>
+        <w:t>9</w:t>
+      </w:r>
+      <w:r>
+        <w:rPr>
+          <w:lang w:val="es_ES" w:bidi="es_ES"/>
+        </w:rPr>
+        <w:t xml:space="preserve"> Cualquier israelita o extranjero que residiera entre ellos y hubiera matado a alguien accidentalmente podía refugiarse en una de estas ciudades. Así podía quedar protegido del vengador de la sangre hasta comparecer ante la asamblea para ser juzgado.</w:t>
       </w:r>
     </w:p>
     <w:p>
@@ -9622,7 +9034,7 @@
         <w:rPr>
           <w:lang w:val="es_ES" w:bidi="es_ES"/>
         </w:rPr>
-        <w:t>Josué 22:1</w:t>
+        <w:t>Josué 21:1</w:t>
       </w:r>
       <w:r>
         <w:rPr>
@@ -9648,7 +9060,7 @@
         <w:rPr>
           <w:lang w:val="es_ES" w:bidi="es_ES"/>
         </w:rPr>
-        <w:t xml:space="preserve"> Josué convocó a las tribus de Rubén, Gad y la media tribu de Manasés,</w:t>
+        <w:t xml:space="preserve"> Los jefes de familia de los levitas se presentaron ante el sacerdote Eleazar, ante Josué, hijo de Nun, y ante los representantes de las familias de Israel. Todos se encontraban en Siló, en tierra de Canaán.</w:t>
       </w:r>
     </w:p>
     <w:p>
@@ -9669,7 +9081,7 @@
         <w:rPr>
           <w:lang w:val="es_ES" w:bidi="es_ES"/>
         </w:rPr>
-        <w:t xml:space="preserve"> y les dijo:—Ustedes han cumplido lo que Moisés, el siervo del Señor, les ordenó y han obedecido mis instrucciones.</w:t>
+        <w:t xml:space="preserve"> Allí les dijeron: —El Señor mandó a Moisés que nos asignaran ciudades para vivir, con sus campos de pastoreo para nuestro ganado.</w:t>
       </w:r>
     </w:p>
     <w:p>
@@ -9690,7 +9102,7 @@
         <w:rPr>
           <w:lang w:val="es_ES" w:bidi="es_ES"/>
         </w:rPr>
-        <w:t xml:space="preserve"> Han cumplido con las órdenes del Señor nuestro Dios. No han abandonado a sus hermanos israelitas, aunque la campaña ha durado mucho tiempo.</w:t>
+        <w:t xml:space="preserve"> Los israelitas obedecieron la orden del Señor y entregaron a los levitas, de su propia heredad, las siguientes ciudades con sus campos de pastoreo.</w:t>
       </w:r>
     </w:p>
     <w:p>
@@ -9711,7 +9123,7 @@
         <w:rPr>
           <w:lang w:val="es_ES" w:bidi="es_ES"/>
         </w:rPr>
-        <w:t xml:space="preserve"> El Señor su Dios ha concedido descanso a sus hermanos, conforme a su promesa. Ahora regresen a sus hogares, a la tierra que Moisés, siervo del Señor, les entregó al otro lado del río Jordán.</w:t>
+        <w:t xml:space="preserve"> La primera asignación por sorteo correspondió a los clanes coatitas descendientes de Aarón, quienes eran sacerdotes. Recibieron 13 ciudades de las tribus de Judá, Simeón y Benjamín.</w:t>
       </w:r>
     </w:p>
     <w:p>
@@ -9732,7 +9144,7 @@
         <w:rPr>
           <w:lang w:val="es_ES" w:bidi="es_ES"/>
         </w:rPr>
-        <w:t xml:space="preserve"> Esfuércense por cumplir fielmente todos los mandamientos y la ley que Moisés, siervo del Señor, les ordenó. Amen al Señor su Dios, vivan conforme a su voluntad, obedezcan sus mandamientos, manténganse firmemente unidos a él y sírvanlo de todo corazón y con toda su alma.</w:t>
+        <w:t xml:space="preserve"> Al resto de las familias coatitas les correspondieron, mediante sorteo, 10 ciudades provenientes de Efraín, Dan y la media tribu de Manasés.</w:t>
       </w:r>
     </w:p>
     <w:p>
@@ -9753,7 +9165,7 @@
         <w:rPr>
           <w:lang w:val="es_ES" w:bidi="es_ES"/>
         </w:rPr>
-        <w:t xml:space="preserve"> Josué entonces los bendijo y los dejó ir.</w:t>
+        <w:t xml:space="preserve"> Los descendientes de Guersón obtuvieron por sorteo 13 ciudades. Algunas provenían de las tribus de Isacar, Aser y Neftalí. Otras provenían de la media tribu de Manasés que estaba establecida en Basán.</w:t>
       </w:r>
     </w:p>
     <w:p>
@@ -9774,7 +9186,7 @@
         <w:rPr>
           <w:lang w:val="es_ES" w:bidi="es_ES"/>
         </w:rPr>
-        <w:t xml:space="preserve"> Moisés había dado territorio a la media tribu de Manasés en la región de Basán. La otra mitad de esta tribu recibió su heredad del otro lado del Jordán, hacia el occidente, junto con sus hermanos israelitas. Cuando Josué los despidió a sus casas, los bendijo y</w:t>
+        <w:t xml:space="preserve"> Según sus familias, los descendientes de Merari recibieron 12 ciudades provenientes de Rubén, Gad y Zabulón.</w:t>
       </w:r>
     </w:p>
     <w:p>
@@ -9795,217 +9207,49 @@
         <w:rPr>
           <w:lang w:val="es_ES" w:bidi="es_ES"/>
         </w:rPr>
-        <w:t xml:space="preserve"> les dijo que compartieran con sus parientes el gran botín que habían tomado. Tenían muchos animales, plata, oro, bronce, hierro y ropa.</w:t>
-      </w:r>
-    </w:p>
-    <w:p>
-      <w:pPr/>
-      <w:r>
-        <w:rPr>
-          <w:lang w:val="es_ES" w:bidi="es_ES"/>
-        </w:rPr>
-      </w:r>
-      <w:r>
-        <w:rPr>
-          <w:vertAlign w:val="superscript"/>
-          <w:lang w:val="es_ES" w:bidi="es_ES"/>
-        </w:rPr>
-        <w:t>9</w:t>
-      </w:r>
-      <w:r>
-        <w:rPr>
-          <w:lang w:val="es_ES" w:bidi="es_ES"/>
-        </w:rPr>
-        <w:t xml:space="preserve"> Los guerreros de las tribus de Rubén y Gad y la media tribu de Manasés se despidieron del resto del ejército de Israel en Siló, que estaba en la tierra de Canaán. Cruzaron el río Jordán hacia la tierra de Galaad, su heredad.</w:t>
-      </w:r>
-    </w:p>
-    <w:p>
-      <w:pPr/>
-      <w:r>
-        <w:rPr>
-          <w:lang w:val="es_ES" w:bidi="es_ES"/>
-        </w:rPr>
-      </w:r>
-      <w:r>
-        <w:rPr>
-          <w:vertAlign w:val="superscript"/>
-          <w:lang w:val="es_ES" w:bidi="es_ES"/>
-        </w:rPr>
-        <w:t>10</w:t>
-      </w:r>
-      <w:r>
-        <w:rPr>
-          <w:lang w:val="es_ES" w:bidi="es_ES"/>
-        </w:rPr>
-        <w:t xml:space="preserve"> En la región del Jordán que pertenece a Canaán, construyeron un altar grande y llamativo que todos podían ver.</w:t>
-      </w:r>
-    </w:p>
-    <w:p>
-      <w:pPr/>
-      <w:r>
-        <w:rPr>
-          <w:lang w:val="es_ES" w:bidi="es_ES"/>
-        </w:rPr>
-      </w:r>
-      <w:r>
-        <w:rPr>
-          <w:vertAlign w:val="superscript"/>
-          <w:lang w:val="es_ES" w:bidi="es_ES"/>
-        </w:rPr>
-        <w:t>11</w:t>
-      </w:r>
-      <w:r>
-        <w:rPr>
-          <w:lang w:val="es_ES" w:bidi="es_ES"/>
-        </w:rPr>
-        <w:t xml:space="preserve"> Los demás israelitas se enteraron de que las tribus de Rubén y Gad y la media tribu de Manasés habían construido un altar en la frontera de Canaán, a orillas del Jordán, en territorio israelita.</w:t>
-      </w:r>
-    </w:p>
-    <w:p>
-      <w:pPr/>
-      <w:r>
-        <w:rPr>
-          <w:lang w:val="es_ES" w:bidi="es_ES"/>
-        </w:rPr>
-      </w:r>
-      <w:r>
-        <w:rPr>
-          <w:vertAlign w:val="superscript"/>
-          <w:lang w:val="es_ES" w:bidi="es_ES"/>
-        </w:rPr>
-        <w:t>12</w:t>
-      </w:r>
-      <w:r>
-        <w:rPr>
-          <w:lang w:val="es_ES" w:bidi="es_ES"/>
-        </w:rPr>
-        <w:t xml:space="preserve"> Al oírlo, toda la comunidad se congregó en Siló para hacerles la guerra.</w:t>
-      </w:r>
-    </w:p>
-    <w:p>
-      <w:pPr/>
-      <w:r>
-        <w:rPr>
-          <w:lang w:val="es_ES" w:bidi="es_ES"/>
-        </w:rPr>
-      </w:r>
-      <w:r>
-        <w:rPr>
-          <w:vertAlign w:val="superscript"/>
-          <w:lang w:val="es_ES" w:bidi="es_ES"/>
-        </w:rPr>
-        <w:t>13</w:t>
-      </w:r>
-      <w:r>
-        <w:rPr>
-          <w:lang w:val="es_ES" w:bidi="es_ES"/>
-        </w:rPr>
-        <w:t xml:space="preserve"> Los israelitas enviaron entonces a Finés, hijo del sacerdote Eleazar, al territorio de Galaad para hablar con las tribus de Rubén y Gad y la media tribu de Manasés.</w:t>
-      </w:r>
-    </w:p>
-    <w:p>
-      <w:pPr/>
-      <w:r>
-        <w:rPr>
-          <w:lang w:val="es_ES" w:bidi="es_ES"/>
-        </w:rPr>
-      </w:r>
-      <w:r>
-        <w:rPr>
-          <w:vertAlign w:val="superscript"/>
-          <w:lang w:val="es_ES" w:bidi="es_ES"/>
-        </w:rPr>
-        <w:t>14</w:t>
-      </w:r>
-      <w:r>
-        <w:rPr>
-          <w:lang w:val="es_ES" w:bidi="es_ES"/>
-        </w:rPr>
-        <w:t xml:space="preserve"> Lo acompañaban 10 líderes, 1 por cada tribu de Israel, todos ellos jefes de sus respectivos clanes.</w:t>
-      </w:r>
-    </w:p>
-    <w:p>
-      <w:pPr/>
-      <w:r>
-        <w:rPr>
-          <w:lang w:val="es_ES" w:bidi="es_ES"/>
-        </w:rPr>
-      </w:r>
-      <w:r>
-        <w:rPr>
-          <w:vertAlign w:val="superscript"/>
-          <w:lang w:val="es_ES" w:bidi="es_ES"/>
-        </w:rPr>
-        <w:t>15</w:t>
-      </w:r>
-      <w:r>
-        <w:rPr>
-          <w:lang w:val="es_ES" w:bidi="es_ES"/>
-        </w:rPr>
-        <w:t xml:space="preserve"> Al llegar al territorio de Galaad, les hablaron así a las tribus de Rubén y Gad y la media tribu de Manasés:</w:t>
-      </w:r>
-    </w:p>
-    <w:p>
-      <w:pPr/>
-      <w:r>
-        <w:rPr>
-          <w:lang w:val="es_ES" w:bidi="es_ES"/>
-        </w:rPr>
-      </w:r>
-      <w:r>
-        <w:rPr>
-          <w:vertAlign w:val="superscript"/>
-          <w:lang w:val="es_ES" w:bidi="es_ES"/>
-        </w:rPr>
-        <w:t>16</w:t>
-      </w:r>
-      <w:r>
-        <w:rPr>
-          <w:lang w:val="es_ES" w:bidi="es_ES"/>
-        </w:rPr>
-        <w:t xml:space="preserve"> —Toda la comunidad del Señor pregunta por la infidelidad que han cometido contra el Dios de Israel. ¿Por qué se han apartado del Señor edificando un altar en rebelión contra él?</w:t>
-      </w:r>
-    </w:p>
-    <w:p>
-      <w:pPr/>
-      <w:r>
-        <w:rPr>
-          <w:lang w:val="es_ES" w:bidi="es_ES"/>
-        </w:rPr>
-      </w:r>
-      <w:r>
-        <w:rPr>
-          <w:vertAlign w:val="superscript"/>
-          <w:lang w:val="es_ES" w:bidi="es_ES"/>
-        </w:rPr>
-        <w:t>17</w:t>
-      </w:r>
-      <w:r>
-        <w:rPr>
-          <w:lang w:val="es_ES" w:bidi="es_ES"/>
-        </w:rPr>
-        <w:t xml:space="preserve"> ¿No fue suficiente el pecado de Peor, del cual no nos hemos purificado completamente hasta el día de hoy, y que trajo una plaga sobre la comunidad del Señor?</w:t>
-      </w:r>
-    </w:p>
-    <w:p>
-      <w:pPr/>
-      <w:r>
-        <w:rPr>
-          <w:lang w:val="es_ES" w:bidi="es_ES"/>
-        </w:rPr>
-      </w:r>
-      <w:r>
-        <w:rPr>
-          <w:vertAlign w:val="superscript"/>
-          <w:lang w:val="es_ES" w:bidi="es_ES"/>
-        </w:rPr>
-        <w:t>18</w:t>
-      </w:r>
-      <w:r>
-        <w:rPr>
-          <w:lang w:val="es_ES" w:bidi="es_ES"/>
-        </w:rPr>
-        <w:t xml:space="preserve"> ¿Se rebelan contra el Señor en este día? Si se rebelan contra él hoy, mañana su ira caerá sobre toda la comunidad de Israel.</w:t>
+        <w:t xml:space="preserve"> De esta manera, los israelitas distribuyeron a los levitas todas estas ciudades con sus campos de pastoreo, cumpliendo la orden que el Señor había dado a través de Moisés.</w:t>
+      </w:r>
+    </w:p>
+    <w:p>
+      <w:pPr/>
+      <w:r>
+        <w:rPr>
+          <w:lang w:val="es_ES" w:bidi="es_ES"/>
+        </w:rPr>
+      </w:r>
+      <w:r>
+        <w:rPr>
+          <w:vertAlign w:val="superscript"/>
+          <w:lang w:val="es_ES" w:bidi="es_ES"/>
+        </w:rPr>
+        <w:t>9-16</w:t>
+      </w:r>
+      <w:r>
+        <w:rPr>
+          <w:lang w:val="es_ES" w:bidi="es_ES"/>
+        </w:rPr>
+        <w:t xml:space="preserve"> También se procedió de igual manera con los territorios de Judá y Simeón. Estas ciudades fueron asignadas a los descendientes de Aarón que pertenecían al clan coatita de la tribu levita, pues ellos resultaron favorecidos en el primer sorteo. Les entregaron Quiriat Arbá, también llamada Hebrón, con sus campos de pastoreo, en la región montañosa de Judá. Arbá era antepasado de los anaquitas. Sin embargo, los campos y aldeas que rodeaban la ciudad ya habían sido asignados a Caleb, hijo de Jefone, como posesión suya. Hebrón estaba designada como ciudad de refugio para los acusados de homicidio. Además de Hebrón, a los descendientes del sacerdote Aarón se les asignaron estas ciudades con sus campos de pastoreo: Libná, Jatir, Estemoa, Holón, Debir, Ayin, Yutá y Bet Semes. En total, eran 9 ciudades provenientes de esas 2 tribus.</w:t>
+      </w:r>
+    </w:p>
+    <w:p>
+      <w:pPr/>
+      <w:r>
+        <w:rPr>
+          <w:lang w:val="es_ES" w:bidi="es_ES"/>
+        </w:rPr>
+      </w:r>
+      <w:r>
+        <w:rPr>
+          <w:vertAlign w:val="superscript"/>
+          <w:lang w:val="es_ES" w:bidi="es_ES"/>
+        </w:rPr>
+        <w:t>17-18</w:t>
+      </w:r>
+      <w:r>
+        <w:rPr>
+          <w:lang w:val="es_ES" w:bidi="es_ES"/>
+        </w:rPr>
+        <w:t xml:space="preserve"> Del territorio de Benjamín les fueron asignadas 4 ciudades con sus campos de pastoreo: Gabaón, Gueba, Anatot y Almón.</w:t>
       </w:r>
     </w:p>
     <w:p>
@@ -10026,91 +9270,49 @@
         <w:rPr>
           <w:lang w:val="es_ES" w:bidi="es_ES"/>
         </w:rPr>
-        <w:t xml:space="preserve"> Si consideran impura la tierra que poseen, crucen a la tierra que pertenece al Señor, donde está su santuario, y establézcanse entre nosotros. Pero no se rebelen contra el Señor ni contra nosotros edificando un altar aparte del altar del Señor nuestro Dios.</w:t>
-      </w:r>
-    </w:p>
-    <w:p>
-      <w:pPr/>
-      <w:r>
-        <w:rPr>
-          <w:lang w:val="es_ES" w:bidi="es_ES"/>
-        </w:rPr>
-      </w:r>
-      <w:r>
-        <w:rPr>
-          <w:vertAlign w:val="superscript"/>
-          <w:lang w:val="es_ES" w:bidi="es_ES"/>
-        </w:rPr>
-        <w:t>20</w:t>
-      </w:r>
-      <w:r>
-        <w:rPr>
-          <w:lang w:val="es_ES" w:bidi="es_ES"/>
-        </w:rPr>
-        <w:t xml:space="preserve"> ¿Recuerdan que cuando Acán, hijo de Zera, tomó lo que estaba consagrado para la destrucción, la ira del Señor cayó sobre toda la comunidad de Israel? Y no fue él el único que murió por su pecado.</w:t>
-      </w:r>
-    </w:p>
-    <w:p>
-      <w:pPr/>
-      <w:r>
-        <w:rPr>
-          <w:lang w:val="es_ES" w:bidi="es_ES"/>
-        </w:rPr>
-      </w:r>
-      <w:r>
-        <w:rPr>
-          <w:vertAlign w:val="superscript"/>
-          <w:lang w:val="es_ES" w:bidi="es_ES"/>
-        </w:rPr>
-        <w:t>21</w:t>
-      </w:r>
-      <w:r>
-        <w:rPr>
-          <w:lang w:val="es_ES" w:bidi="es_ES"/>
-        </w:rPr>
-        <w:t xml:space="preserve"> Entonces las tribus de Rubén y Gad y la media tribu de Manasés respondieron a los jefes de los clanes israelitas:</w:t>
-      </w:r>
-    </w:p>
-    <w:p>
-      <w:pPr/>
-      <w:r>
-        <w:rPr>
-          <w:lang w:val="es_ES" w:bidi="es_ES"/>
-        </w:rPr>
-      </w:r>
-      <w:r>
-        <w:rPr>
-          <w:vertAlign w:val="superscript"/>
-          <w:lang w:val="es_ES" w:bidi="es_ES"/>
-        </w:rPr>
-        <w:t>23</w:t>
-      </w:r>
-      <w:r>
-        <w:rPr>
-          <w:lang w:val="es_ES" w:bidi="es_ES"/>
-        </w:rPr>
-        <w:t xml:space="preserve"> —¡El Dios supremo, el Señor! ¡Sí, el Dios supremo, el Señor! Él sabe si esto fue rebelión o infidelidad contra él, y que Israel también lo sepa. Si fue así, que no nos perdone la vida este día. Si hemos construido este altar para apartarnos del Señor, o para ofrecer en él ofrendas quemadas, ofrendas de grano o sacrificios de comunión, que el Señor mismo nos castigue.</w:t>
-      </w:r>
-    </w:p>
-    <w:p>
-      <w:pPr/>
-      <w:r>
-        <w:rPr>
-          <w:lang w:val="es_ES" w:bidi="es_ES"/>
-        </w:rPr>
-      </w:r>
-      <w:r>
-        <w:rPr>
-          <w:vertAlign w:val="superscript"/>
-          <w:lang w:val="es_ES" w:bidi="es_ES"/>
-        </w:rPr>
-        <w:t>24</w:t>
-      </w:r>
-      <w:r>
-        <w:rPr>
-          <w:lang w:val="es_ES" w:bidi="es_ES"/>
-        </w:rPr>
-        <w:t xml:space="preserve"> »La verdad es que lo hicimos por temor, pensando en el futuro. Quizá algún día sus descendientes digan a los nuestros: "¿Qué tienen ustedes que ver con el Señor, el Dios de Israel?</w:t>
+        <w:t xml:space="preserve"> En total, los sacerdotes descendientes de Aarón recibieron 13 ciudades con sus respectivos campos de pastoreo.</w:t>
+      </w:r>
+    </w:p>
+    <w:p>
+      <w:pPr/>
+      <w:r>
+        <w:rPr>
+          <w:lang w:val="es_ES" w:bidi="es_ES"/>
+        </w:rPr>
+      </w:r>
+      <w:r>
+        <w:rPr>
+          <w:vertAlign w:val="superscript"/>
+          <w:lang w:val="es_ES" w:bidi="es_ES"/>
+        </w:rPr>
+        <w:t>20-22</w:t>
+      </w:r>
+      <w:r>
+        <w:rPr>
+          <w:lang w:val="es_ES" w:bidi="es_ES"/>
+        </w:rPr>
+        <w:t xml:space="preserve"> A las demás familias coatitas, que también eran levitas, les fueron asignadas ciudades del territorio de Efraín. En la región montañosa de Efraín recibieron Siquén, ciudad de refugio, junto con Guézer, Quibsayin y Bet Jorón. Sumaban 4 ciudades en total, cada una con sus campos de pastoreo.</w:t>
+      </w:r>
+    </w:p>
+    <w:p>
+      <w:pPr/>
+      <w:r>
+        <w:rPr>
+          <w:lang w:val="es_ES" w:bidi="es_ES"/>
+        </w:rPr>
+      </w:r>
+      <w:r>
+        <w:rPr>
+          <w:vertAlign w:val="superscript"/>
+          <w:lang w:val="es_ES" w:bidi="es_ES"/>
+        </w:rPr>
+        <w:t>23-24</w:t>
+      </w:r>
+      <w:r>
+        <w:rPr>
+          <w:lang w:val="es_ES" w:bidi="es_ES"/>
+        </w:rPr>
+        <w:t xml:space="preserve"> De Dan recibieron 4 ciudades con sus campos de pastoreo: Eltequé, Guibetón, Ayalón y Gat Rimón.</w:t>
       </w:r>
     </w:p>
     <w:p>
@@ -10131,7 +9333,28 @@
         <w:rPr>
           <w:lang w:val="es_ES" w:bidi="es_ES"/>
         </w:rPr>
-        <w:t xml:space="preserve"> El Señor ha puesto el Jordán como límite entre ustedes y nosotros, descendientes de Rubén y de Gad. Ustedes no tienen parte con el Señor". Así sus descendientes harían que los nuestros dejaran de honrar al Señor.</w:t>
+        <w:t xml:space="preserve"> De la media tribu de Manasés recibieron Tanac y Gat Rimón, 2 ciudades con sus campos de pastoreo.</w:t>
+      </w:r>
+    </w:p>
+    <w:p>
+      <w:pPr/>
+      <w:r>
+        <w:rPr>
+          <w:lang w:val="es_ES" w:bidi="es_ES"/>
+        </w:rPr>
+      </w:r>
+      <w:r>
+        <w:rPr>
+          <w:vertAlign w:val="superscript"/>
+          <w:lang w:val="es_ES" w:bidi="es_ES"/>
+        </w:rPr>
+        <w:t>26</w:t>
+      </w:r>
+      <w:r>
+        <w:rPr>
+          <w:lang w:val="es_ES" w:bidi="es_ES"/>
+        </w:rPr>
+        <w:t xml:space="preserve"> En total, las demás familias de los descendientes coatitas recibieron 10 ciudades con sus respectivos campos de pastoreo.</w:t>
       </w:r>
     </w:p>
     <w:p>
@@ -10152,91 +9375,49 @@
         <w:rPr>
           <w:lang w:val="es_ES" w:bidi="es_ES"/>
         </w:rPr>
-        <w:t xml:space="preserve"> »Por eso dijimos: "Construyamos un altar ahora mismo". No es con el propósito de presentar ofrendas quemadas o sacrificios. Es para que sirva de testimonio entre nosotros y ustedes, y entre nuestros descendientes. Muestra que tenemos el derecho de rendir culto al Señor en su presencia con nuestras ofrendas quemadas, nuestros sacrificios y nuestras ofrendas de comunión. De este modo, sus descendientes nunca podrán decir a los nuestros que no pertenecen al Señor.</w:t>
-      </w:r>
-    </w:p>
-    <w:p>
-      <w:pPr/>
-      <w:r>
-        <w:rPr>
-          <w:lang w:val="es_ES" w:bidi="es_ES"/>
-        </w:rPr>
-      </w:r>
-      <w:r>
-        <w:rPr>
-          <w:vertAlign w:val="superscript"/>
-          <w:lang w:val="es_ES" w:bidi="es_ES"/>
-        </w:rPr>
-        <w:t>28</w:t>
-      </w:r>
-      <w:r>
-        <w:rPr>
-          <w:lang w:val="es_ES" w:bidi="es_ES"/>
-        </w:rPr>
-        <w:t xml:space="preserve"> »Si alguna vez nos dicen esto a nosotros o a nuestras generaciones futuras, responderemos: "Observen esta reproducción del altar del Señor que edificaron nuestros ancestros. No fue hecho para ofrendas quemadas o sacrificios, sino como testimonio entre nuestros pueblos".</w:t>
-      </w:r>
-    </w:p>
-    <w:p>
-      <w:pPr/>
-      <w:r>
-        <w:rPr>
-          <w:lang w:val="es_ES" w:bidi="es_ES"/>
-        </w:rPr>
-      </w:r>
-      <w:r>
-        <w:rPr>
-          <w:vertAlign w:val="superscript"/>
-          <w:lang w:val="es_ES" w:bidi="es_ES"/>
-        </w:rPr>
-        <w:t>29</w:t>
-      </w:r>
-      <w:r>
-        <w:rPr>
-          <w:lang w:val="es_ES" w:bidi="es_ES"/>
-        </w:rPr>
-        <w:t xml:space="preserve"> Jamás permitiríamos que nos apartemos del Señor ni que nos rebelemos contra él edificando un altar distinto para presentar ofrendas quemadas, ofrendas de grano o sacrificios. El único altar legítimo del Señor nuestro Dios es el que se encuentra ante su tienda de reunión.</w:t>
-      </w:r>
-    </w:p>
-    <w:p>
-      <w:pPr/>
-      <w:r>
-        <w:rPr>
-          <w:lang w:val="es_ES" w:bidi="es_ES"/>
-        </w:rPr>
-      </w:r>
-      <w:r>
-        <w:rPr>
-          <w:vertAlign w:val="superscript"/>
-          <w:lang w:val="es_ES" w:bidi="es_ES"/>
-        </w:rPr>
-        <w:t>30</w:t>
-      </w:r>
-      <w:r>
-        <w:rPr>
-          <w:lang w:val="es_ES" w:bidi="es_ES"/>
-        </w:rPr>
-        <w:t xml:space="preserve"> Cuando el sacerdote Finés, los jefes de la comunidad y los representantes de los clanes de Israel escucharon la explicación de las tribus de Rubén y Gad y la media tribu de Manasés, les satisfizo completamente.</w:t>
-      </w:r>
-    </w:p>
-    <w:p>
-      <w:pPr/>
-      <w:r>
-        <w:rPr>
-          <w:lang w:val="es_ES" w:bidi="es_ES"/>
-        </w:rPr>
-      </w:r>
-      <w:r>
-        <w:rPr>
-          <w:vertAlign w:val="superscript"/>
-          <w:lang w:val="es_ES" w:bidi="es_ES"/>
-        </w:rPr>
-        <w:t>31</w:t>
-      </w:r>
-      <w:r>
-        <w:rPr>
-          <w:lang w:val="es_ES" w:bidi="es_ES"/>
-        </w:rPr>
-        <w:t xml:space="preserve"> Entonces Finés, hijo del sacerdote Eleazar, declaró a las tribus de Rubén y Gad y la media tribu de Manasés: —Hoy reconocemos que el Señor permanece en medio de nosotros, pues no han cometido esta traición contra él. Han preservado a los israelitas del juicio divino.</w:t>
+        <w:t xml:space="preserve"> A los levitas descendientes de Guersón se les asignaron 2 ciudades con sus campos de pastoreo en el territorio de la media tribu de Manasés: Golán en Basán, que era ciudad de refugio para los acusados de homicidio, y Besterá.</w:t>
+      </w:r>
+    </w:p>
+    <w:p>
+      <w:pPr/>
+      <w:r>
+        <w:rPr>
+          <w:lang w:val="es_ES" w:bidi="es_ES"/>
+        </w:rPr>
+      </w:r>
+      <w:r>
+        <w:rPr>
+          <w:vertAlign w:val="superscript"/>
+          <w:lang w:val="es_ES" w:bidi="es_ES"/>
+        </w:rPr>
+        <w:t>28-29</w:t>
+      </w:r>
+      <w:r>
+        <w:rPr>
+          <w:lang w:val="es_ES" w:bidi="es_ES"/>
+        </w:rPr>
+        <w:t xml:space="preserve"> De Isacar recibieron Cisón, Daberat, Jarmut y Enganín, 4 ciudades con sus campos de pastoreo.</w:t>
+      </w:r>
+    </w:p>
+    <w:p>
+      <w:pPr/>
+      <w:r>
+        <w:rPr>
+          <w:lang w:val="es_ES" w:bidi="es_ES"/>
+        </w:rPr>
+      </w:r>
+      <w:r>
+        <w:rPr>
+          <w:vertAlign w:val="superscript"/>
+          <w:lang w:val="es_ES" w:bidi="es_ES"/>
+        </w:rPr>
+        <w:t>30-31</w:t>
+      </w:r>
+      <w:r>
+        <w:rPr>
+          <w:lang w:val="es_ES" w:bidi="es_ES"/>
+        </w:rPr>
+        <w:t xml:space="preserve"> De Aser recibieron Miseal, Abdón, Jelcat y Rejob, 4 ciudades con sus campos de pastoreo.</w:t>
       </w:r>
     </w:p>
     <w:p>
@@ -10257,7 +9438,7 @@
         <w:rPr>
           <w:lang w:val="es_ES" w:bidi="es_ES"/>
         </w:rPr>
-        <w:t xml:space="preserve"> Después, Finés, hijo del sacerdote Eleazar, y los jefes se despidieron de las tribus de Rubén y Gad en Galaad. Regresaron al territorio de Canaán para informar a los israelitas.</w:t>
+        <w:t xml:space="preserve"> De Neftalí recibieron 3 ciudades con sus campos de pastoreo: Cedes en Galilea, que era ciudad de refugio para los acusados de homicidio, junto con Jamot Dor y Cartán.</w:t>
       </w:r>
     </w:p>
     <w:p>
@@ -10278,28 +9459,175 @@
         <w:rPr>
           <w:lang w:val="es_ES" w:bidi="es_ES"/>
         </w:rPr>
-        <w:t xml:space="preserve"> El informe agradó a los israelitas, quienes alabaron a Dios. Abandonaron toda idea de ir a la guerra para devastar el territorio donde habitaban las tribus de Rubén y Gad.</w:t>
-      </w:r>
-    </w:p>
-    <w:p>
-      <w:pPr/>
-      <w:r>
-        <w:rPr>
-          <w:lang w:val="es_ES" w:bidi="es_ES"/>
-        </w:rPr>
-      </w:r>
-      <w:r>
-        <w:rPr>
-          <w:vertAlign w:val="superscript"/>
-          <w:lang w:val="es_ES" w:bidi="es_ES"/>
-        </w:rPr>
-        <w:t>34</w:t>
-      </w:r>
-      <w:r>
-        <w:rPr>
-          <w:lang w:val="es_ES" w:bidi="es_ES"/>
-        </w:rPr>
-        <w:t xml:space="preserve"> Las tribus de Rubén y Gad le pusieron por nombre al altar «Testimonio», pues declararon: «Este altar es un testimonio entre nosotros de que el Señor es Dios».</w:t>
+        <w:t xml:space="preserve"> En total, los descendientes guersonitas recibieron 13 ciudades con sus respectivos campos de pastoreo, según sus clanes.</w:t>
+      </w:r>
+    </w:p>
+    <w:p>
+      <w:pPr/>
+      <w:r>
+        <w:rPr>
+          <w:lang w:val="es_ES" w:bidi="es_ES"/>
+        </w:rPr>
+      </w:r>
+      <w:r>
+        <w:rPr>
+          <w:vertAlign w:val="superscript"/>
+          <w:lang w:val="es_ES" w:bidi="es_ES"/>
+        </w:rPr>
+        <w:t>34-35</w:t>
+      </w:r>
+      <w:r>
+        <w:rPr>
+          <w:lang w:val="es_ES" w:bidi="es_ES"/>
+        </w:rPr>
+        <w:t xml:space="preserve"> A los clanes meraritas, que eran los levitas restantes, se les asignaron 4 ciudades con sus campos de pastoreo del territorio de Zabulón: Jocneán, Cartá, Dimná y Naalal.</w:t>
+      </w:r>
+    </w:p>
+    <w:p>
+      <w:pPr/>
+      <w:r>
+        <w:rPr>
+          <w:lang w:val="es_ES" w:bidi="es_ES"/>
+        </w:rPr>
+      </w:r>
+      <w:r>
+        <w:rPr>
+          <w:vertAlign w:val="superscript"/>
+          <w:lang w:val="es_ES" w:bidi="es_ES"/>
+        </w:rPr>
+        <w:t>36-37</w:t>
+      </w:r>
+      <w:r>
+        <w:rPr>
+          <w:lang w:val="es_ES" w:bidi="es_ES"/>
+        </w:rPr>
+        <w:t xml:space="preserve"> De la tribu de Rubén recibieron 4 ciudades con sus campos de pastoreo: Béser, Yahaza, Cademot y Mefaat.</w:t>
+      </w:r>
+    </w:p>
+    <w:p>
+      <w:pPr/>
+      <w:r>
+        <w:rPr>
+          <w:lang w:val="es_ES" w:bidi="es_ES"/>
+        </w:rPr>
+      </w:r>
+      <w:r>
+        <w:rPr>
+          <w:vertAlign w:val="superscript"/>
+          <w:lang w:val="es_ES" w:bidi="es_ES"/>
+        </w:rPr>
+        <w:t>38-39</w:t>
+      </w:r>
+      <w:r>
+        <w:rPr>
+          <w:lang w:val="es_ES" w:bidi="es_ES"/>
+        </w:rPr>
+        <w:t xml:space="preserve"> De la tribu de Gad recibieron 4 ciudades con sus campos de pastoreo: Ramot de Galaad, que era ciudad de refugio para los acusados de homicidio, junto con Majanayin, Hesbón y Jazer.</w:t>
+      </w:r>
+    </w:p>
+    <w:p>
+      <w:pPr/>
+      <w:r>
+        <w:rPr>
+          <w:lang w:val="es_ES" w:bidi="es_ES"/>
+        </w:rPr>
+      </w:r>
+      <w:r>
+        <w:rPr>
+          <w:vertAlign w:val="superscript"/>
+          <w:lang w:val="es_ES" w:bidi="es_ES"/>
+        </w:rPr>
+        <w:t>40</w:t>
+      </w:r>
+      <w:r>
+        <w:rPr>
+          <w:lang w:val="es_ES" w:bidi="es_ES"/>
+        </w:rPr>
+        <w:t xml:space="preserve"> Así, los clanes meraritas, los últimos levitas en recibir su asignación, obtuvieron un total de 12 ciudades según sus familias.</w:t>
+      </w:r>
+    </w:p>
+    <w:p>
+      <w:pPr/>
+      <w:r>
+        <w:rPr>
+          <w:lang w:val="es_ES" w:bidi="es_ES"/>
+        </w:rPr>
+      </w:r>
+      <w:r>
+        <w:rPr>
+          <w:vertAlign w:val="superscript"/>
+          <w:lang w:val="es_ES" w:bidi="es_ES"/>
+        </w:rPr>
+        <w:t>41-42</w:t>
+      </w:r>
+      <w:r>
+        <w:rPr>
+          <w:lang w:val="es_ES" w:bidi="es_ES"/>
+        </w:rPr>
+        <w:t xml:space="preserve"> En total, los levitas recibieron 48 ciudades con sus respectivos campos de pastoreo en territorio israelita. Cada una de estas ciudades contaba con sus propios campos de pastoreo.</w:t>
+      </w:r>
+    </w:p>
+    <w:p>
+      <w:pPr/>
+      <w:r>
+        <w:rPr>
+          <w:lang w:val="es_ES" w:bidi="es_ES"/>
+        </w:rPr>
+      </w:r>
+      <w:r>
+        <w:rPr>
+          <w:vertAlign w:val="superscript"/>
+          <w:lang w:val="es_ES" w:bidi="es_ES"/>
+        </w:rPr>
+        <w:t>43</w:t>
+      </w:r>
+      <w:r>
+        <w:rPr>
+          <w:lang w:val="es_ES" w:bidi="es_ES"/>
+        </w:rPr>
+        <w:t xml:space="preserve"> El Señor entregó a Israel toda la tierra que había prometido a sus antepasados. Ellos se apoderaron de ella y se establecieron allí.</w:t>
+      </w:r>
+    </w:p>
+    <w:p>
+      <w:pPr/>
+      <w:r>
+        <w:rPr>
+          <w:lang w:val="es_ES" w:bidi="es_ES"/>
+        </w:rPr>
+      </w:r>
+      <w:r>
+        <w:rPr>
+          <w:vertAlign w:val="superscript"/>
+          <w:lang w:val="es_ES" w:bidi="es_ES"/>
+        </w:rPr>
+        <w:t>44</w:t>
+      </w:r>
+      <w:r>
+        <w:rPr>
+          <w:lang w:val="es_ES" w:bidi="es_ES"/>
+        </w:rPr>
+        <w:t xml:space="preserve"> El Señor les otorgó paz, tal como lo había prometido. Ninguno de todos sus enemigos logró hacerles frente, ya que el Señor los ayudó a vencer a todos sus enemigos.</w:t>
+      </w:r>
+    </w:p>
+    <w:p>
+      <w:pPr/>
+      <w:r>
+        <w:rPr>
+          <w:lang w:val="es_ES" w:bidi="es_ES"/>
+        </w:rPr>
+      </w:r>
+      <w:r>
+        <w:rPr>
+          <w:vertAlign w:val="superscript"/>
+          <w:lang w:val="es_ES" w:bidi="es_ES"/>
+        </w:rPr>
+        <w:t>45</w:t>
+      </w:r>
+      <w:r>
+        <w:rPr>
+          <w:lang w:val="es_ES" w:bidi="es_ES"/>
+        </w:rPr>
+        <w:t xml:space="preserve"> Ni una sola de todas las buenas promesas que el Señor había hecho a la casa de Israel quedó sin cumplirse. Cada una de ellas se hizo realidad.</w:t>
       </w:r>
     </w:p>
     <w:p>
@@ -10310,7 +9638,7 @@
         <w:rPr>
           <w:lang w:val="es_ES" w:bidi="es_ES"/>
         </w:rPr>
-        <w:t>Josué 23:1</w:t>
+        <w:t>Josué 22:1</w:t>
       </w:r>
       <w:r>
         <w:rPr>
@@ -10336,7 +9664,7 @@
         <w:rPr>
           <w:lang w:val="es_ES" w:bidi="es_ES"/>
         </w:rPr>
-        <w:t xml:space="preserve"> Transcurrió mucho tiempo después de que el Señor concedió reposo a Israel, librándolo de todos los enemigos que lo rodeaban. Para entonces, Josué había envejecido bastante.</w:t>
+        <w:t xml:space="preserve"> Josué convocó a las tribus de Rubén, Gad y la media tribu de Manasés,</w:t>
       </w:r>
     </w:p>
     <w:p>
@@ -10357,7 +9685,7 @@
         <w:rPr>
           <w:lang w:val="es_ES" w:bidi="es_ES"/>
         </w:rPr>
-        <w:t xml:space="preserve"> Josué convocó a todo Israel, a sus ancianos, sus jefes, sus jueces y sus oficiales, y les dijo: —Ya soy muy anciano.</w:t>
+        <w:t xml:space="preserve"> y les dijo: —Ustedes han cumplido lo que Moisés, el siervo del Señor, les ordenó y han obedecido mis instrucciones.</w:t>
       </w:r>
     </w:p>
     <w:p>
@@ -10378,7 +9706,7 @@
         <w:rPr>
           <w:lang w:val="es_ES" w:bidi="es_ES"/>
         </w:rPr>
-        <w:t xml:space="preserve"> Ustedes mismos han sido testigos de todo lo que el Señor su Dios ha realizado con todas estas naciones por causa de ustedes. El Señor su Dios es quien ha combatido en favor de ustedes.</w:t>
+        <w:t xml:space="preserve"> Han cumplido con las órdenes del Señor nuestro Dios. No han abandonado a sus hermanos israelitas, aunque la campaña ha durado mucho tiempo.</w:t>
       </w:r>
     </w:p>
     <w:p>
@@ -10399,7 +9727,7 @@
         <w:rPr>
           <w:lang w:val="es_ES" w:bidi="es_ES"/>
         </w:rPr>
-        <w:t xml:space="preserve"> Recuerden que les he asignado por sorteo, como heredad para sus tribus, todo el territorio. He asignado el de las naciones que aún permanecen como el de todas aquellas que ya he destruido, desde el río Jordán hasta el mar Mediterráneo en el occidente.</w:t>
+        <w:t xml:space="preserve"> El Señor su Dios ha concedido descanso a sus hermanos, conforme a su promesa. Ahora regresen a sus hogares, a la tierra que Moisés, siervo del Señor, les entregó al otro lado del río Jordán.</w:t>
       </w:r>
     </w:p>
     <w:p>
@@ -10420,7 +9748,7 @@
         <w:rPr>
           <w:lang w:val="es_ES" w:bidi="es_ES"/>
         </w:rPr>
-        <w:t xml:space="preserve"> El Señor su Dios mismo las expulsará de delante de ustedes. Las desalojará para que ustedes tomen posesión de sus territorios, conforme a lo que el Señor su Dios les ha prometido.</w:t>
+        <w:t xml:space="preserve"> Esfuércense por cumplir fielmente todos los mandamientos y la ley que Moisés, siervo del Señor, les ordenó. Amen al Señor su Dios, vivan conforme a su voluntad, obedezcan sus mandamientos, manténganse firmemente unidos a él y sírvanlo de todo corazón y con toda su alma.</w:t>
       </w:r>
     </w:p>
     <w:p>
@@ -10441,7 +9769,7 @@
         <w:rPr>
           <w:lang w:val="es_ES" w:bidi="es_ES"/>
         </w:rPr>
-        <w:t xml:space="preserve"> »Por tanto, manténganse firmes en cumplir fielmente todo lo que está escrito en el libro de la ley de Moisés, sin apartarse de ello en lo más mínimo.</w:t>
+        <w:t xml:space="preserve"> Josué entonces los bendijo y los dejó ir.</w:t>
       </w:r>
     </w:p>
     <w:p>
@@ -10462,7 +9790,7 @@
         <w:rPr>
           <w:lang w:val="es_ES" w:bidi="es_ES"/>
         </w:rPr>
-        <w:t xml:space="preserve"> No se mezclen con estas naciones que todavía quedan entre ustedes. No invoquen los nombres de sus dioses, ni juren por ellos, ni los sirvan, ni se postren ante ellos.</w:t>
+        <w:t xml:space="preserve"> Moisés había dado territorio a la media tribu de Manasés en la región de Basán. La otra mitad de esta tribu recibió su heredad del otro lado del Jordán, hacia el occidente, junto con sus hermanos israelitas. Cuando Josué los despidió a sus casas, los bendijo y</w:t>
       </w:r>
     </w:p>
     <w:p>
@@ -10483,7 +9811,7 @@
         <w:rPr>
           <w:lang w:val="es_ES" w:bidi="es_ES"/>
         </w:rPr>
-        <w:t xml:space="preserve"> Permanezcan firmemente unidos al Señor su Dios, como lo han hecho hasta hoy.</w:t>
+        <w:t xml:space="preserve"> les dijo que compartieran con sus parientes el gran botín que habían tomado. Tenían muchos animales, plata, oro, bronce, hierro y ropa.</w:t>
       </w:r>
     </w:p>
     <w:p>
@@ -10504,7 +9832,7 @@
         <w:rPr>
           <w:lang w:val="es_ES" w:bidi="es_ES"/>
         </w:rPr>
-        <w:t xml:space="preserve"> »El Señor ha expulsado delante de ustedes a naciones grandes y poderosas. Hasta este día, nadie ha podido hacerles frente.</w:t>
+        <w:t xml:space="preserve"> Los guerreros de las tribus de Rubén y Gad y de la media tribu de Manasés se despidieron del resto del ejército de Israel en Siló, que estaba en la tierra de Canaán. Cruzaron el río Jordán hacia la tierra de Galaad, su heredad.</w:t>
       </w:r>
     </w:p>
     <w:p>
@@ -10525,7 +9853,7 @@
         <w:rPr>
           <w:lang w:val="es_ES" w:bidi="es_ES"/>
         </w:rPr>
-        <w:t xml:space="preserve"> Uno solo de ustedes pone en fuga a mil enemigos, porque el Señor su Dios es quien combate por ustedes, exactamente como les prometió.</w:t>
+        <w:t xml:space="preserve"> En la región del Jordán que pertenece a Canaán, construyeron un altar grande y llamativo que todos podían ver.</w:t>
       </w:r>
     </w:p>
     <w:p>
@@ -10546,7 +9874,7 @@
         <w:rPr>
           <w:lang w:val="es_ES" w:bidi="es_ES"/>
         </w:rPr>
-        <w:t xml:space="preserve"> Por tanto, esfuércense en amar al Señor su Dios.</w:t>
+        <w:t xml:space="preserve"> Los demás israelitas se enteraron de que las tribus de Rubén y Gad y la media tribu de Manasés habían construido un altar en la frontera de Canaán, a orillas del Jordán, en territorio israelita.</w:t>
       </w:r>
     </w:p>
     <w:p>
@@ -10567,7 +9895,7 @@
         <w:rPr>
           <w:lang w:val="es_ES" w:bidi="es_ES"/>
         </w:rPr>
-        <w:t xml:space="preserve"> Puede ocurrir que se aparten del Señor y se alíen con la gente de estas naciones que aún permanecen entre ustedes, contrayendo matrimonio con ellas y mezclándose.</w:t>
+        <w:t xml:space="preserve"> Al oírlo, toda la comunidad se congregó en Siló para hacerles la guerra.</w:t>
       </w:r>
     </w:p>
     <w:p>
@@ -10588,7 +9916,7 @@
         <w:rPr>
           <w:lang w:val="es_ES" w:bidi="es_ES"/>
         </w:rPr>
-        <w:t xml:space="preserve"> Si lo hacen, sepan con certeza que el Señor su Dios dejará de expulsar a estas naciones de delante de ustedes. Se convertirán en trampa para ustedes, en azote para sus costados y aguijones en sus ojos, hasta que ustedes desaparezcan de esta tierra que el Señor su Dios les ha entregado.</w:t>
+        <w:t xml:space="preserve"> Los israelitas enviaron entonces a Finés, hijo del sacerdote Eleazar, al territorio de Galaad para hablar con las tribus de Rubén y Gad y la media tribu de Manasés.</w:t>
       </w:r>
     </w:p>
     <w:p>
@@ -10609,7 +9937,28 @@
         <w:rPr>
           <w:lang w:val="es_ES" w:bidi="es_ES"/>
         </w:rPr>
-        <w:t xml:space="preserve"> »Yo, por mi parte, estoy a punto de emprender el camino que recorre todo ser humano. Reconozcan con todo su corazón y con toda su alma que ni una sola de todas las promesas que el Señor su Dios les hizo ha quedado sin cumplirse. Cada una de ellas se ha realizado; ninguna ha fallado.</w:t>
+        <w:t xml:space="preserve"> Lo acompañaban 10 líderes, 1 por cada tribu de Israel, todos ellos jefes de sus respectivos clanes.</w:t>
+      </w:r>
+    </w:p>
+    <w:p>
+      <w:pPr/>
+      <w:r>
+        <w:rPr>
+          <w:lang w:val="es_ES" w:bidi="es_ES"/>
+        </w:rPr>
+      </w:r>
+      <w:r>
+        <w:rPr>
+          <w:vertAlign w:val="superscript"/>
+          <w:lang w:val="es_ES" w:bidi="es_ES"/>
+        </w:rPr>
+        <w:t>15</w:t>
+      </w:r>
+      <w:r>
+        <w:rPr>
+          <w:lang w:val="es_ES" w:bidi="es_ES"/>
+        </w:rPr>
+        <w:t xml:space="preserve"> Al llegar al territorio de Galaad, les hablaron así a las tribus de Rubén y Gad y la media tribu de Manasés:</w:t>
       </w:r>
     </w:p>
     <w:p>
@@ -10630,7 +9979,343 @@
         <w:rPr>
           <w:lang w:val="es_ES" w:bidi="es_ES"/>
         </w:rPr>
-        <w:t xml:space="preserve"> Pero de la misma manera que el Señor su Dios cumplió todas las cosas buenas que les prometió, así también hará caer sobre ustedes todas las calamidades anunciadas. Caerán hasta que sean eliminados de esta tierra excelente que él les ha entregado. Cuando quebranten el pacto que el Señor su Dios les ha ordenado guardar, y vayan tras otros dioses para servirlos y postrarse ante ellos, la ira del Señor se encenderá contra ustedes. Rápidamente perecerán de esta tierra privilegiada que él les ha dado.</w:t>
+        <w:t xml:space="preserve"> —Toda la comunidad del Señor pregunta por la infidelidad que han cometido contra el Dios de Israel. ¿Por qué se han apartado del Señor edificando un altar en rebelión contra él?</w:t>
+      </w:r>
+    </w:p>
+    <w:p>
+      <w:pPr/>
+      <w:r>
+        <w:rPr>
+          <w:lang w:val="es_ES" w:bidi="es_ES"/>
+        </w:rPr>
+      </w:r>
+      <w:r>
+        <w:rPr>
+          <w:vertAlign w:val="superscript"/>
+          <w:lang w:val="es_ES" w:bidi="es_ES"/>
+        </w:rPr>
+        <w:t>17</w:t>
+      </w:r>
+      <w:r>
+        <w:rPr>
+          <w:lang w:val="es_ES" w:bidi="es_ES"/>
+        </w:rPr>
+        <w:t xml:space="preserve"> ¿No fue suficiente el pecado de Peor, del cual no nos hemos purificado completamente hasta el día de hoy, y que trajo una plaga sobre la comunidad del Señor?</w:t>
+      </w:r>
+    </w:p>
+    <w:p>
+      <w:pPr/>
+      <w:r>
+        <w:rPr>
+          <w:lang w:val="es_ES" w:bidi="es_ES"/>
+        </w:rPr>
+      </w:r>
+      <w:r>
+        <w:rPr>
+          <w:vertAlign w:val="superscript"/>
+          <w:lang w:val="es_ES" w:bidi="es_ES"/>
+        </w:rPr>
+        <w:t>18</w:t>
+      </w:r>
+      <w:r>
+        <w:rPr>
+          <w:lang w:val="es_ES" w:bidi="es_ES"/>
+        </w:rPr>
+        <w:t xml:space="preserve"> ¿Se rebelan contra el Señor en este día? Si se rebelan contra él hoy, mañana su ira caerá sobre toda la comunidad de Israel.</w:t>
+      </w:r>
+    </w:p>
+    <w:p>
+      <w:pPr/>
+      <w:r>
+        <w:rPr>
+          <w:lang w:val="es_ES" w:bidi="es_ES"/>
+        </w:rPr>
+      </w:r>
+      <w:r>
+        <w:rPr>
+          <w:vertAlign w:val="superscript"/>
+          <w:lang w:val="es_ES" w:bidi="es_ES"/>
+        </w:rPr>
+        <w:t>19</w:t>
+      </w:r>
+      <w:r>
+        <w:rPr>
+          <w:lang w:val="es_ES" w:bidi="es_ES"/>
+        </w:rPr>
+        <w:t xml:space="preserve"> Si consideran impura la tierra que poseen, crucen a la tierra que pertenece al Señor, donde está su santuario, y establézcanse entre nosotros. Pero no se rebelen contra el Señor ni contra nosotros edificando un altar aparte del altar del Señor nuestro Dios.</w:t>
+      </w:r>
+    </w:p>
+    <w:p>
+      <w:pPr/>
+      <w:r>
+        <w:rPr>
+          <w:lang w:val="es_ES" w:bidi="es_ES"/>
+        </w:rPr>
+      </w:r>
+      <w:r>
+        <w:rPr>
+          <w:vertAlign w:val="superscript"/>
+          <w:lang w:val="es_ES" w:bidi="es_ES"/>
+        </w:rPr>
+        <w:t>20</w:t>
+      </w:r>
+      <w:r>
+        <w:rPr>
+          <w:lang w:val="es_ES" w:bidi="es_ES"/>
+        </w:rPr>
+        <w:t xml:space="preserve"> ¿Recuerdan que cuando Acán, hijo de Zera, tomó lo que estaba consagrado para la destrucción, la ira del Señor cayó sobre toda la comunidad de Israel? Y no fue él el único que murió por su pecado.</w:t>
+      </w:r>
+    </w:p>
+    <w:p>
+      <w:pPr/>
+      <w:r>
+        <w:rPr>
+          <w:lang w:val="es_ES" w:bidi="es_ES"/>
+        </w:rPr>
+      </w:r>
+      <w:r>
+        <w:rPr>
+          <w:vertAlign w:val="superscript"/>
+          <w:lang w:val="es_ES" w:bidi="es_ES"/>
+        </w:rPr>
+        <w:t>21</w:t>
+      </w:r>
+      <w:r>
+        <w:rPr>
+          <w:lang w:val="es_ES" w:bidi="es_ES"/>
+        </w:rPr>
+        <w:t xml:space="preserve"> Entonces las tribus de Rubén y Gad y la media tribu de Manasés respondieron a los jefes de los clanes israelitas:</w:t>
+      </w:r>
+    </w:p>
+    <w:p>
+      <w:pPr/>
+      <w:r>
+        <w:rPr>
+          <w:lang w:val="es_ES" w:bidi="es_ES"/>
+        </w:rPr>
+      </w:r>
+      <w:r>
+        <w:rPr>
+          <w:vertAlign w:val="superscript"/>
+          <w:lang w:val="es_ES" w:bidi="es_ES"/>
+        </w:rPr>
+        <w:t>22-23</w:t>
+      </w:r>
+      <w:r>
+        <w:rPr>
+          <w:lang w:val="es_ES" w:bidi="es_ES"/>
+        </w:rPr>
+        <w:t xml:space="preserve"> —¡El Dios supremo, el Señor! ¡Sí, el Dios supremo, el Señor! Él sabe si esto fue rebelión o infidelidad contra él, y que Israel también lo sepa. Si fue así, que no nos perdone la vida este día. Si hemos construido este altar para apartarnos del Señor, o para ofrecer en él ofrendas quemadas, ofrendas de grano o sacrificios de comunión, que el Señor mismo nos castigue.</w:t>
+      </w:r>
+    </w:p>
+    <w:p>
+      <w:pPr/>
+      <w:r>
+        <w:rPr>
+          <w:lang w:val="es_ES" w:bidi="es_ES"/>
+        </w:rPr>
+      </w:r>
+      <w:r>
+        <w:rPr>
+          <w:vertAlign w:val="superscript"/>
+          <w:lang w:val="es_ES" w:bidi="es_ES"/>
+        </w:rPr>
+        <w:t>24</w:t>
+      </w:r>
+      <w:r>
+        <w:rPr>
+          <w:lang w:val="es_ES" w:bidi="es_ES"/>
+        </w:rPr>
+        <w:t xml:space="preserve"> »La verdad es que lo hicimos por temor, pensando en el futuro. Quizá algún día sus descendientes digan a los nuestros: "¿Qué tienen ustedes que ver con el Señor, el Dios de Israel?</w:t>
+      </w:r>
+    </w:p>
+    <w:p>
+      <w:pPr/>
+      <w:r>
+        <w:rPr>
+          <w:lang w:val="es_ES" w:bidi="es_ES"/>
+        </w:rPr>
+      </w:r>
+      <w:r>
+        <w:rPr>
+          <w:vertAlign w:val="superscript"/>
+          <w:lang w:val="es_ES" w:bidi="es_ES"/>
+        </w:rPr>
+        <w:t>25</w:t>
+      </w:r>
+      <w:r>
+        <w:rPr>
+          <w:lang w:val="es_ES" w:bidi="es_ES"/>
+        </w:rPr>
+        <w:t xml:space="preserve"> El Señor ha puesto el Jordán como límite entre ustedes y nosotros, descendientes de Rubén y de Gad. Ustedes no tienen parte con el Señor”. Así sus descendientes harían que los nuestros dejaran de honrar al Señor.</w:t>
+      </w:r>
+    </w:p>
+    <w:p>
+      <w:pPr/>
+      <w:r>
+        <w:rPr>
+          <w:lang w:val="es_ES" w:bidi="es_ES"/>
+        </w:rPr>
+      </w:r>
+      <w:r>
+        <w:rPr>
+          <w:vertAlign w:val="superscript"/>
+          <w:lang w:val="es_ES" w:bidi="es_ES"/>
+        </w:rPr>
+        <w:t>26-27</w:t>
+      </w:r>
+      <w:r>
+        <w:rPr>
+          <w:lang w:val="es_ES" w:bidi="es_ES"/>
+        </w:rPr>
+        <w:t xml:space="preserve"> »Por eso dijimos: “Construyamos un altar ahora mismo”. No es con el propósito de presentar ofrendas quemadas o sacrificios. Es para que sirva de testimonio entre nosotros y ustedes, y entre nuestros descendientes. Muestra que tenemos el derecho de rendir culto al Señor en su presencia con nuestras ofrendas quemadas, nuestros sacrificios y nuestras ofrendas de comunión. De este modo, sus descendientes nunca podrán decir a los nuestros que no pertenecen al Señor.</w:t>
+      </w:r>
+    </w:p>
+    <w:p>
+      <w:pPr/>
+      <w:r>
+        <w:rPr>
+          <w:lang w:val="es_ES" w:bidi="es_ES"/>
+        </w:rPr>
+      </w:r>
+      <w:r>
+        <w:rPr>
+          <w:vertAlign w:val="superscript"/>
+          <w:lang w:val="es_ES" w:bidi="es_ES"/>
+        </w:rPr>
+        <w:t>28</w:t>
+      </w:r>
+      <w:r>
+        <w:rPr>
+          <w:lang w:val="es_ES" w:bidi="es_ES"/>
+        </w:rPr>
+        <w:t xml:space="preserve"> »Si alguna vez nos dicen esto a nosotros o a nuestras generaciones futuras, responderemos: “Observen esta reproducción del altar del Señor que edificaron nuestros ancestros. No fue hecho para ofrendas quemadas o sacrificios, sino como testimonio entre nuestros pueblos”.</w:t>
+      </w:r>
+    </w:p>
+    <w:p>
+      <w:pPr/>
+      <w:r>
+        <w:rPr>
+          <w:lang w:val="es_ES" w:bidi="es_ES"/>
+        </w:rPr>
+      </w:r>
+      <w:r>
+        <w:rPr>
+          <w:vertAlign w:val="superscript"/>
+          <w:lang w:val="es_ES" w:bidi="es_ES"/>
+        </w:rPr>
+        <w:t>29</w:t>
+      </w:r>
+      <w:r>
+        <w:rPr>
+          <w:lang w:val="es_ES" w:bidi="es_ES"/>
+        </w:rPr>
+        <w:t xml:space="preserve"> Jamás permitiríamos que nos apartemos del Señor ni que nos rebelemos contra él edificando un altar distinto para presentar ofrendas quemadas, ofrendas de grano o sacrificios. El único altar legítimo del Señor nuestro Dios es el que se encuentra ante su tienda de reunión.</w:t>
+      </w:r>
+    </w:p>
+    <w:p>
+      <w:pPr/>
+      <w:r>
+        <w:rPr>
+          <w:lang w:val="es_ES" w:bidi="es_ES"/>
+        </w:rPr>
+      </w:r>
+      <w:r>
+        <w:rPr>
+          <w:vertAlign w:val="superscript"/>
+          <w:lang w:val="es_ES" w:bidi="es_ES"/>
+        </w:rPr>
+        <w:t>30</w:t>
+      </w:r>
+      <w:r>
+        <w:rPr>
+          <w:lang w:val="es_ES" w:bidi="es_ES"/>
+        </w:rPr>
+        <w:t xml:space="preserve"> Cuando el sacerdote Finés, los jefes de la comunidad y los representantes de los clanes de Israel escucharon la explicación de las tribus de Rubén y Gad y la media tribu de Manasés, les satisfizo completamente.</w:t>
+      </w:r>
+    </w:p>
+    <w:p>
+      <w:pPr/>
+      <w:r>
+        <w:rPr>
+          <w:lang w:val="es_ES" w:bidi="es_ES"/>
+        </w:rPr>
+      </w:r>
+      <w:r>
+        <w:rPr>
+          <w:vertAlign w:val="superscript"/>
+          <w:lang w:val="es_ES" w:bidi="es_ES"/>
+        </w:rPr>
+        <w:t>31</w:t>
+      </w:r>
+      <w:r>
+        <w:rPr>
+          <w:lang w:val="es_ES" w:bidi="es_ES"/>
+        </w:rPr>
+        <w:t xml:space="preserve"> Entonces Finés, hijo del sacerdote Eleazar, declaró a las tribus de Rubén y Gad y la media tribu de Manasés: —Hoy reconocemos que el Señor permanece en medio de nosotros, pues no han cometido esta traición contra él. Han preservado a los israelitas del juicio divino.</w:t>
+      </w:r>
+    </w:p>
+    <w:p>
+      <w:pPr/>
+      <w:r>
+        <w:rPr>
+          <w:lang w:val="es_ES" w:bidi="es_ES"/>
+        </w:rPr>
+      </w:r>
+      <w:r>
+        <w:rPr>
+          <w:vertAlign w:val="superscript"/>
+          <w:lang w:val="es_ES" w:bidi="es_ES"/>
+        </w:rPr>
+        <w:t>32</w:t>
+      </w:r>
+      <w:r>
+        <w:rPr>
+          <w:lang w:val="es_ES" w:bidi="es_ES"/>
+        </w:rPr>
+        <w:t xml:space="preserve"> Después, Finés, hijo del sacerdote Eleazar, y los jefes se despidieron de las tribus de Rubén y Gad en Galaad. Regresaron al territorio de Canaán para informar a los israelitas.</w:t>
+      </w:r>
+    </w:p>
+    <w:p>
+      <w:pPr/>
+      <w:r>
+        <w:rPr>
+          <w:lang w:val="es_ES" w:bidi="es_ES"/>
+        </w:rPr>
+      </w:r>
+      <w:r>
+        <w:rPr>
+          <w:vertAlign w:val="superscript"/>
+          <w:lang w:val="es_ES" w:bidi="es_ES"/>
+        </w:rPr>
+        <w:t>33</w:t>
+      </w:r>
+      <w:r>
+        <w:rPr>
+          <w:lang w:val="es_ES" w:bidi="es_ES"/>
+        </w:rPr>
+        <w:t xml:space="preserve"> El informe agradó a los israelitas, quienes alabaron a Dios. Abandonaron toda idea de ir a la guerra para devastar el territorio donde habitaban las tribus de Rubén y Gad.</w:t>
+      </w:r>
+    </w:p>
+    <w:p>
+      <w:pPr/>
+      <w:r>
+        <w:rPr>
+          <w:lang w:val="es_ES" w:bidi="es_ES"/>
+        </w:rPr>
+      </w:r>
+      <w:r>
+        <w:rPr>
+          <w:vertAlign w:val="superscript"/>
+          <w:lang w:val="es_ES" w:bidi="es_ES"/>
+        </w:rPr>
+        <w:t>34</w:t>
+      </w:r>
+      <w:r>
+        <w:rPr>
+          <w:lang w:val="es_ES" w:bidi="es_ES"/>
+        </w:rPr>
+        <w:t xml:space="preserve"> Las tribus de Rubén y Gad le pusieron por nombre al altar “Testimonio”, pues declararon: “Este altar es un testimonio entre nosotros de que el Señor es Dios”.</w:t>
       </w:r>
     </w:p>
     <w:p>
@@ -10641,6 +10326,337 @@
         <w:rPr>
           <w:lang w:val="es_ES" w:bidi="es_ES"/>
         </w:rPr>
+        <w:t>Josué 23:1</w:t>
+      </w:r>
+      <w:r>
+        <w:rPr>
+          <w:lang w:val="es_ES" w:bidi="es_ES"/>
+        </w:rPr>
+      </w:r>
+    </w:p>
+    <w:p>
+      <w:pPr/>
+      <w:r>
+        <w:rPr>
+          <w:lang w:val="es_ES" w:bidi="es_ES"/>
+        </w:rPr>
+      </w:r>
+      <w:r>
+        <w:rPr>
+          <w:vertAlign w:val="superscript"/>
+          <w:lang w:val="es_ES" w:bidi="es_ES"/>
+        </w:rPr>
+        <w:t>1</w:t>
+      </w:r>
+      <w:r>
+        <w:rPr>
+          <w:lang w:val="es_ES" w:bidi="es_ES"/>
+        </w:rPr>
+        <w:t xml:space="preserve"> Transcurrió mucho tiempo después de que el Señor concedió reposo a Israel, librándolo de todos los enemigos que lo rodeaban. Para entonces, Josué había envejecido bastante.</w:t>
+      </w:r>
+    </w:p>
+    <w:p>
+      <w:pPr/>
+      <w:r>
+        <w:rPr>
+          <w:lang w:val="es_ES" w:bidi="es_ES"/>
+        </w:rPr>
+      </w:r>
+      <w:r>
+        <w:rPr>
+          <w:vertAlign w:val="superscript"/>
+          <w:lang w:val="es_ES" w:bidi="es_ES"/>
+        </w:rPr>
+        <w:t>2</w:t>
+      </w:r>
+      <w:r>
+        <w:rPr>
+          <w:lang w:val="es_ES" w:bidi="es_ES"/>
+        </w:rPr>
+        <w:t xml:space="preserve"> Josué convocó a todo Israel, a sus ancianos, sus jefes, sus jueces y sus oficiales, y les dijo: —Ya soy muy anciano.</w:t>
+      </w:r>
+    </w:p>
+    <w:p>
+      <w:pPr/>
+      <w:r>
+        <w:rPr>
+          <w:lang w:val="es_ES" w:bidi="es_ES"/>
+        </w:rPr>
+      </w:r>
+      <w:r>
+        <w:rPr>
+          <w:vertAlign w:val="superscript"/>
+          <w:lang w:val="es_ES" w:bidi="es_ES"/>
+        </w:rPr>
+        <w:t>3</w:t>
+      </w:r>
+      <w:r>
+        <w:rPr>
+          <w:lang w:val="es_ES" w:bidi="es_ES"/>
+        </w:rPr>
+        <w:t xml:space="preserve"> Ustedes mismos han sido testigos de todo lo que el Señor su Dios ha realizado con todas estas naciones por causa de ustedes. El Señor su Dios es quien ha combatido en favor de ustedes.</w:t>
+      </w:r>
+    </w:p>
+    <w:p>
+      <w:pPr/>
+      <w:r>
+        <w:rPr>
+          <w:lang w:val="es_ES" w:bidi="es_ES"/>
+        </w:rPr>
+      </w:r>
+      <w:r>
+        <w:rPr>
+          <w:vertAlign w:val="superscript"/>
+          <w:lang w:val="es_ES" w:bidi="es_ES"/>
+        </w:rPr>
+        <w:t>4</w:t>
+      </w:r>
+      <w:r>
+        <w:rPr>
+          <w:lang w:val="es_ES" w:bidi="es_ES"/>
+        </w:rPr>
+        <w:t xml:space="preserve"> Recuerden que les he asignado por sorteo, como heredad para sus tribus, todo el territorio. He asignado el de las naciones que aún permanecen como el de todas aquellas que ya he destruido, desde el río Jordán hasta el mar Mediterráneo en el occidente.</w:t>
+      </w:r>
+    </w:p>
+    <w:p>
+      <w:pPr/>
+      <w:r>
+        <w:rPr>
+          <w:lang w:val="es_ES" w:bidi="es_ES"/>
+        </w:rPr>
+      </w:r>
+      <w:r>
+        <w:rPr>
+          <w:vertAlign w:val="superscript"/>
+          <w:lang w:val="es_ES" w:bidi="es_ES"/>
+        </w:rPr>
+        <w:t>5</w:t>
+      </w:r>
+      <w:r>
+        <w:rPr>
+          <w:lang w:val="es_ES" w:bidi="es_ES"/>
+        </w:rPr>
+        <w:t xml:space="preserve"> El Señor su Dios mismo las expulsará de delante de ustedes. Las desalojará para que ustedes tomen posesión de sus territorios, conforme a lo que el Señor su Dios les ha prometido.</w:t>
+      </w:r>
+    </w:p>
+    <w:p>
+      <w:pPr/>
+      <w:r>
+        <w:rPr>
+          <w:lang w:val="es_ES" w:bidi="es_ES"/>
+        </w:rPr>
+      </w:r>
+      <w:r>
+        <w:rPr>
+          <w:vertAlign w:val="superscript"/>
+          <w:lang w:val="es_ES" w:bidi="es_ES"/>
+        </w:rPr>
+        <w:t>6</w:t>
+      </w:r>
+      <w:r>
+        <w:rPr>
+          <w:lang w:val="es_ES" w:bidi="es_ES"/>
+        </w:rPr>
+        <w:t xml:space="preserve"> »Por tanto, manténganse firmes en cumplir fielmente todo lo que está escrito en el libro de la ley de Moisés, sin apartarse de ello en lo más mínimo.</w:t>
+      </w:r>
+    </w:p>
+    <w:p>
+      <w:pPr/>
+      <w:r>
+        <w:rPr>
+          <w:lang w:val="es_ES" w:bidi="es_ES"/>
+        </w:rPr>
+      </w:r>
+      <w:r>
+        <w:rPr>
+          <w:vertAlign w:val="superscript"/>
+          <w:lang w:val="es_ES" w:bidi="es_ES"/>
+        </w:rPr>
+        <w:t>7</w:t>
+      </w:r>
+      <w:r>
+        <w:rPr>
+          <w:lang w:val="es_ES" w:bidi="es_ES"/>
+        </w:rPr>
+        <w:t xml:space="preserve"> No se mezclen con estas naciones que todavía quedan entre ustedes. No invoquen los nombres de sus dioses, ni juren por ellos, ni los sirvan, ni se postren ante ellos.</w:t>
+      </w:r>
+    </w:p>
+    <w:p>
+      <w:pPr/>
+      <w:r>
+        <w:rPr>
+          <w:lang w:val="es_ES" w:bidi="es_ES"/>
+        </w:rPr>
+      </w:r>
+      <w:r>
+        <w:rPr>
+          <w:vertAlign w:val="superscript"/>
+          <w:lang w:val="es_ES" w:bidi="es_ES"/>
+        </w:rPr>
+        <w:t>8</w:t>
+      </w:r>
+      <w:r>
+        <w:rPr>
+          <w:lang w:val="es_ES" w:bidi="es_ES"/>
+        </w:rPr>
+        <w:t xml:space="preserve"> Permanezcan firmemente unidos al Señor su Dios, como lo han hecho hasta hoy.</w:t>
+      </w:r>
+    </w:p>
+    <w:p>
+      <w:pPr/>
+      <w:r>
+        <w:rPr>
+          <w:lang w:val="es_ES" w:bidi="es_ES"/>
+        </w:rPr>
+      </w:r>
+      <w:r>
+        <w:rPr>
+          <w:vertAlign w:val="superscript"/>
+          <w:lang w:val="es_ES" w:bidi="es_ES"/>
+        </w:rPr>
+        <w:t>9</w:t>
+      </w:r>
+      <w:r>
+        <w:rPr>
+          <w:lang w:val="es_ES" w:bidi="es_ES"/>
+        </w:rPr>
+        <w:t xml:space="preserve"> »El Señor ha expulsado delante de ustedes a naciones grandes y poderosas. Hasta este día, nadie ha podido hacerles frente.</w:t>
+      </w:r>
+    </w:p>
+    <w:p>
+      <w:pPr/>
+      <w:r>
+        <w:rPr>
+          <w:lang w:val="es_ES" w:bidi="es_ES"/>
+        </w:rPr>
+      </w:r>
+      <w:r>
+        <w:rPr>
+          <w:vertAlign w:val="superscript"/>
+          <w:lang w:val="es_ES" w:bidi="es_ES"/>
+        </w:rPr>
+        <w:t>10</w:t>
+      </w:r>
+      <w:r>
+        <w:rPr>
+          <w:lang w:val="es_ES" w:bidi="es_ES"/>
+        </w:rPr>
+        <w:t xml:space="preserve"> Uno solo de ustedes pone en fuga a 1.000 enemigos, porque el Señor su Dios es quien combate por ustedes, exactamente como les prometió.</w:t>
+      </w:r>
+    </w:p>
+    <w:p>
+      <w:pPr/>
+      <w:r>
+        <w:rPr>
+          <w:lang w:val="es_ES" w:bidi="es_ES"/>
+        </w:rPr>
+      </w:r>
+      <w:r>
+        <w:rPr>
+          <w:vertAlign w:val="superscript"/>
+          <w:lang w:val="es_ES" w:bidi="es_ES"/>
+        </w:rPr>
+        <w:t>11</w:t>
+      </w:r>
+      <w:r>
+        <w:rPr>
+          <w:lang w:val="es_ES" w:bidi="es_ES"/>
+        </w:rPr>
+        <w:t xml:space="preserve"> Por tanto, esfuércense en amar al Señor su Dios.</w:t>
+      </w:r>
+    </w:p>
+    <w:p>
+      <w:pPr/>
+      <w:r>
+        <w:rPr>
+          <w:lang w:val="es_ES" w:bidi="es_ES"/>
+        </w:rPr>
+      </w:r>
+      <w:r>
+        <w:rPr>
+          <w:vertAlign w:val="superscript"/>
+          <w:lang w:val="es_ES" w:bidi="es_ES"/>
+        </w:rPr>
+        <w:t>12</w:t>
+      </w:r>
+      <w:r>
+        <w:rPr>
+          <w:lang w:val="es_ES" w:bidi="es_ES"/>
+        </w:rPr>
+        <w:t xml:space="preserve"> Puede ocurrir que se aparten del Señor y se alíen con la gente de estas naciones que aún permanecen entre ustedes, contrayendo matrimonio con ellas y mezclándose.</w:t>
+      </w:r>
+    </w:p>
+    <w:p>
+      <w:pPr/>
+      <w:r>
+        <w:rPr>
+          <w:lang w:val="es_ES" w:bidi="es_ES"/>
+        </w:rPr>
+      </w:r>
+      <w:r>
+        <w:rPr>
+          <w:vertAlign w:val="superscript"/>
+          <w:lang w:val="es_ES" w:bidi="es_ES"/>
+        </w:rPr>
+        <w:t>13</w:t>
+      </w:r>
+      <w:r>
+        <w:rPr>
+          <w:lang w:val="es_ES" w:bidi="es_ES"/>
+        </w:rPr>
+        <w:t xml:space="preserve"> Si lo hacen, sepan con certeza que el Señor su Dios dejará de expulsar a estas naciones de delante de ustedes. Se convertirán en trampa para ustedes, en azote para sus costados y aguijones en sus ojos, hasta que ustedes desaparezcan de esta tierra que el Señor su Dios les ha entregado.</w:t>
+      </w:r>
+    </w:p>
+    <w:p>
+      <w:pPr/>
+      <w:r>
+        <w:rPr>
+          <w:lang w:val="es_ES" w:bidi="es_ES"/>
+        </w:rPr>
+      </w:r>
+      <w:r>
+        <w:rPr>
+          <w:vertAlign w:val="superscript"/>
+          <w:lang w:val="es_ES" w:bidi="es_ES"/>
+        </w:rPr>
+        <w:t>14</w:t>
+      </w:r>
+      <w:r>
+        <w:rPr>
+          <w:lang w:val="es_ES" w:bidi="es_ES"/>
+        </w:rPr>
+        <w:t xml:space="preserve"> »Yo, por mi parte, estoy a punto de emprender el camino que recorre todo ser humano. Reconozcan con todo su corazón y con toda su alma que ni una sola de todas las promesas que el Señor su Dios les hizo ha quedado sin cumplirse. Cada una de ellas se ha realizado; ninguna ha fallado.</w:t>
+      </w:r>
+    </w:p>
+    <w:p>
+      <w:pPr/>
+      <w:r>
+        <w:rPr>
+          <w:lang w:val="es_ES" w:bidi="es_ES"/>
+        </w:rPr>
+      </w:r>
+      <w:r>
+        <w:rPr>
+          <w:vertAlign w:val="superscript"/>
+          <w:lang w:val="es_ES" w:bidi="es_ES"/>
+        </w:rPr>
+        <w:t>15-16</w:t>
+      </w:r>
+      <w:r>
+        <w:rPr>
+          <w:lang w:val="es_ES" w:bidi="es_ES"/>
+        </w:rPr>
+        <w:t xml:space="preserve"> Pero de la misma manera que el Señor su Dios cumplió todas las cosas buenas que les prometió, así también hará caer sobre ustedes todas las calamidades anunciadas. Caerán hasta que sean eliminados de esta tierra excelente que él les ha entregado. Cuando quebranten el pacto que el Señor su Dios les ha ordenado guardar, y vayan tras otros dioses para servirlos y postrarse ante ellos, la ira del Señor se encenderá contra ustedes. Rápidamente perecerán de esta tierra privilegiada que él les ha dado.</w:t>
+      </w:r>
+    </w:p>
+    <w:p>
+      <w:pPr>
+        <w:pStyle w:val="Heading2"/>
+      </w:pPr>
+      <w:r>
+        <w:rPr>
+          <w:lang w:val="es_ES" w:bidi="es_ES"/>
+        </w:rPr>
         <w:t>Josué 24:1</w:t>
       </w:r>
       <w:r>
@@ -10688,7 +10704,7 @@
         <w:rPr>
           <w:lang w:val="es_ES" w:bidi="es_ES"/>
         </w:rPr>
-        <w:t xml:space="preserve"> Josué se dirigió a todo el pueblo: —Así declara el Señor, Dios de Israel: "Sus ancestros, entre ellos Téraj, padre de Abraham y Najor, habitaban antiguamente al otro lado del río Éufrates y servían a otros dioses.</w:t>
+        <w:t xml:space="preserve"> Josué se dirigió a todo el pueblo: —Así declara el Señor, Dios de Israel: “Sus ancestros, entre ellos Téraj, padre de Abraham y Najor, habitaban antiguamente al otro lado del río Éufrates y servían a otros dioses.</w:t>
       </w:r>
     </w:p>
     <w:p>
@@ -10919,7 +10935,7 @@
         <w:rPr>
           <w:lang w:val="es_ES" w:bidi="es_ES"/>
         </w:rPr>
-        <w:t xml:space="preserve"> Les entregué una tierra que no habían trabajado y ciudades que no construyeron, las ciudades en las que ahora viven. Les di viñedos y olivares para que se alimentaran, aunque ustedes no los plantaron".</w:t>
+        <w:t xml:space="preserve"> Les entregué una tierra que no habían trabajado y ciudades que no construyeron, las ciudades en las que ahora viven. Les di viñedos y olivares para que se alimentaran, aunque ustedes no los plantaron”.</w:t>
       </w:r>
     </w:p>
     <w:p>
@@ -11003,7 +11019,7 @@
         <w:rPr>
           <w:lang w:val="es_ES" w:bidi="es_ES"/>
         </w:rPr>
-        <w:t xml:space="preserve"> El Señor nuestro Dios nos rescató de la esclavitud en Egipto. Él es el Dios que hizo grandes milagros ante los ojos de Israe. Nos protegió de nuestros enemigos en el desierto y mientras cruzábamos sus tierras.</w:t>
+        <w:t xml:space="preserve"> El Señor nuestro Dios nos rescató de la esclavitud en Egipto. Él es el Dios que hizo grandes milagros ante los ojos de Israel. Nos protegió de nuestros enemigos en el desierto y mientras cruzábamos sus tierras.</w:t>
       </w:r>
     </w:p>
     <w:p>
@@ -11108,7 +11124,7 @@
         <w:rPr>
           <w:lang w:val="es_ES" w:bidi="es_ES"/>
         </w:rPr>
-        <w:t xml:space="preserve"> Josué dijo:—Ustedes mismos son testigos de lo que han dicho. Han elegido al Señor para servirle.—Sí, somos testigos —respondieron todos.</w:t>
+        <w:t xml:space="preserve"> Josué dijo: —Ustedes mismos son testigos de lo que han dicho. Han elegido al Señor para servirle. —Sí, somos testigos —respondieron todos.</w:t>
       </w:r>
     </w:p>
     <w:p>
@@ -11129,7 +11145,7 @@
         <w:rPr>
           <w:lang w:val="es_ES" w:bidi="es_ES"/>
         </w:rPr>
-        <w:t xml:space="preserve"> Josué respondió:—Entonces destruyan los ídolos que tienen ahora y obedezcan al Señor, el Dios de Israel.</w:t>
+        <w:t xml:space="preserve"> Josué respondió: —Entonces destruyan los ídolos que tienen ahora y obedezcan al Señor, el Dios de Israel.</w:t>
       </w:r>
     </w:p>
     <w:p>
